--- a/Report.docx
+++ b/Report.docx
@@ -14,22 +14,7 @@
           <w:b/>
           <w:bCs/>
         </w:rPr>
-        <w:t>TECHNICAL REPORT</w:t>
-      </w:r>
-    </w:p>
-    <w:p>
-      <w:pPr>
-        <w:rPr>
-          <w:b/>
-          <w:bCs/>
-        </w:rPr>
-      </w:pPr>
-      <w:r>
-        <w:rPr>
-          <w:b/>
-          <w:bCs/>
-        </w:rPr>
-        <w:t>Rescue Mission Order - Traveling Salesperson Variant</w:t>
+        <w:t>TECHNICAL REPORT: Rescue Mission Optimization</w:t>
       </w:r>
     </w:p>
     <w:p>
@@ -48,13 +33,6 @@
       </w:r>
     </w:p>
     <w:p>
-      <w:r>
-        <w:pict w14:anchorId="29E5CDDD">
-          <v:rect id="_x0000_i1025" style="width:0;height:1.5pt" o:hralign="center" o:hrstd="t" o:hr="t" fillcolor="#a0a0a0" stroked="f"/>
-        </w:pict>
-      </w:r>
-    </w:p>
-    <w:p>
       <w:pPr>
         <w:rPr>
           <w:b/>
@@ -73,92 +51,70 @@
       <w:pPr>
         <w:numPr>
           <w:ilvl w:val="0"/>
-          <w:numId w:val="35"/>
+          <w:numId w:val="80"/>
         </w:numPr>
-      </w:pPr>
-      <w:r>
         <w:rPr>
           <w:b/>
           <w:bCs/>
         </w:rPr>
-        <w:t>Project Title</w:t>
+      </w:pPr>
+      <w:r>
+        <w:rPr>
+          <w:b/>
+          <w:bCs/>
+        </w:rPr>
+        <w:t xml:space="preserve">Project Title: </w:t>
       </w:r>
       <w:r>
-        <w:t>: Rescue Mission Order (TSP Variant)</w:t>
+        <w:t>Rescue Mission Order (TSP Variant)</w:t>
+      </w:r>
+      <w:r>
+        <w:rPr>
+          <w:b/>
+          <w:bCs/>
+        </w:rPr>
+        <w:t xml:space="preserve"> </w:t>
       </w:r>
     </w:p>
     <w:p>
       <w:pPr>
         <w:numPr>
           <w:ilvl w:val="0"/>
-          <w:numId w:val="35"/>
+          <w:numId w:val="80"/>
         </w:numPr>
-      </w:pPr>
-      <w:r>
         <w:rPr>
           <w:b/>
           <w:bCs/>
         </w:rPr>
-        <w:t>Team Size</w:t>
+      </w:pPr>
+      <w:r>
+        <w:rPr>
+          <w:b/>
+          <w:bCs/>
+        </w:rPr>
+        <w:t xml:space="preserve">Team Members: </w:t>
       </w:r>
       <w:r>
-        <w:t xml:space="preserve">: </w:t>
+        <w:t>Ibrahim Hashem, Ahmed Salah, Amany Mahmoud</w:t>
       </w:r>
       <w:r>
         <w:rPr>
           <w:b/>
           <w:bCs/>
         </w:rPr>
-        <w:t>Ibrahim</w:t>
-      </w:r>
-      <w:r>
-        <w:rPr>
-          <w:b/>
-          <w:bCs/>
-        </w:rPr>
-        <w:t xml:space="preserve"> Hashem</w:t>
-      </w:r>
-      <w:r>
-        <w:t xml:space="preserve"> – </w:t>
-      </w:r>
-      <w:r>
-        <w:rPr>
-          <w:b/>
-          <w:bCs/>
-        </w:rPr>
-        <w:t>Ahmed</w:t>
-      </w:r>
-      <w:r>
-        <w:rPr>
-          <w:b/>
-          <w:bCs/>
-        </w:rPr>
-        <w:t xml:space="preserve"> Salah</w:t>
-      </w:r>
-      <w:r>
-        <w:t xml:space="preserve"> – </w:t>
-      </w:r>
-      <w:r>
-        <w:rPr>
-          <w:b/>
-          <w:bCs/>
-        </w:rPr>
-        <w:t>Amany</w:t>
-      </w:r>
-      <w:r>
-        <w:rPr>
-          <w:b/>
-          <w:bCs/>
-        </w:rPr>
-        <w:t xml:space="preserve"> Mahmoud</w:t>
+        <w:t xml:space="preserve"> </w:t>
       </w:r>
     </w:p>
     <w:p>
       <w:pPr>
         <w:numPr>
           <w:ilvl w:val="0"/>
-          <w:numId w:val="35"/>
+          <w:numId w:val="80"/>
         </w:numPr>
+        <w:rPr>
+          <w:b/>
+          <w:bCs/>
+        </w:rPr>
       </w:pPr>
       <w:r>
         <w:rPr>
@@ -170,29 +126,222 @@
       <w:r>
         <w:t>: Python 3</w:t>
       </w:r>
+      <w:r>
+        <w:rPr>
+          <w:b/>
+          <w:bCs/>
+        </w:rPr>
+        <w:t xml:space="preserve"> </w:t>
+      </w:r>
     </w:p>
     <w:p>
       <w:pPr>
         <w:numPr>
           <w:ilvl w:val="0"/>
-          <w:numId w:val="35"/>
+          <w:numId w:val="80"/>
         </w:numPr>
-      </w:pPr>
-      <w:r>
         <w:rPr>
           <w:b/>
           <w:bCs/>
         </w:rPr>
-        <w:t>Libraries Used</w:t>
+      </w:pPr>
+      <w:r>
+        <w:rPr>
+          <w:b/>
+          <w:bCs/>
+        </w:rPr>
+        <w:t xml:space="preserve">Core Libraries: </w:t>
       </w:r>
       <w:r>
-        <w:t>: NumPy, Matplotlib, Random, Collections (deque)</w:t>
+        <w:t>NumPy, Matplotlib, Random, Collections (deque)</w:t>
+      </w:r>
+      <w:r>
+        <w:rPr>
+          <w:b/>
+          <w:bCs/>
+        </w:rPr>
+        <w:t xml:space="preserve"> </w:t>
+      </w:r>
+    </w:p>
+    <w:p>
+      <w:pPr>
+        <w:rPr>
+          <w:b/>
+          <w:bCs/>
+        </w:rPr>
+      </w:pPr>
+      <w:r>
+        <w:rPr>
+          <w:b/>
+          <w:bCs/>
+        </w:rPr>
+        <w:pict w14:anchorId="4F37A9BD">
+          <v:rect id="_x0000_i1222" style="width:0;height:1.5pt" o:hralign="center" o:hrstd="t" o:hr="t" fillcolor="#a0a0a0" stroked="f"/>
+        </w:pict>
+      </w:r>
+    </w:p>
+    <w:p>
+      <w:pPr>
+        <w:rPr>
+          <w:b/>
+          <w:bCs/>
+        </w:rPr>
+      </w:pPr>
+      <w:r>
+        <w:rPr>
+          <w:b/>
+          <w:bCs/>
+        </w:rPr>
+        <w:t xml:space="preserve">1. Environment Explanation </w:t>
+      </w:r>
+    </w:p>
+    <w:p>
+      <w:pPr>
+        <w:rPr>
+          <w:b/>
+          <w:bCs/>
+        </w:rPr>
+      </w:pPr>
+      <w:r>
+        <w:rPr>
+          <w:b/>
+          <w:bCs/>
+        </w:rPr>
+        <w:t>The environment is a 20×20 2D Grid.</w:t>
+      </w:r>
+    </w:p>
+    <w:p>
+      <w:pPr>
+        <w:rPr>
+          <w:b/>
+          <w:bCs/>
+        </w:rPr>
+      </w:pPr>
+      <w:r>
+        <w:rPr>
+          <w:b/>
+          <w:bCs/>
+        </w:rPr>
+        <w:t>Obstacles</w:t>
       </w:r>
     </w:p>
     <w:p>
       <w:r>
-        <w:pict w14:anchorId="701757A5">
-          <v:rect id="_x0000_i1026" style="width:0;height:1.5pt" o:hralign="center" o:hrstd="t" o:hr="t" fillcolor="#a0a0a0" stroked="f"/>
+        <w:t>Complex wall patterns are placed vertically and horizontally to block direct paths, making the problem non-trivial and challenging.</w:t>
+      </w:r>
+    </w:p>
+    <w:p>
+      <w:pPr>
+        <w:rPr>
+          <w:b/>
+          <w:bCs/>
+        </w:rPr>
+      </w:pPr>
+      <w:r>
+        <w:rPr>
+          <w:b/>
+          <w:bCs/>
+        </w:rPr>
+        <w:t>Entities</w:t>
+      </w:r>
+    </w:p>
+    <w:p>
+      <w:pPr>
+        <w:numPr>
+          <w:ilvl w:val="0"/>
+          <w:numId w:val="81"/>
+        </w:numPr>
+        <w:rPr>
+          <w:b/>
+          <w:bCs/>
+        </w:rPr>
+      </w:pPr>
+      <w:r>
+        <w:rPr>
+          <w:b/>
+          <w:bCs/>
+        </w:rPr>
+        <w:t xml:space="preserve">Robot (R): Starting at position (1, 1) </w:t>
+      </w:r>
+    </w:p>
+    <w:p>
+      <w:pPr>
+        <w:numPr>
+          <w:ilvl w:val="0"/>
+          <w:numId w:val="81"/>
+        </w:numPr>
+      </w:pPr>
+      <w:r>
+        <w:rPr>
+          <w:b/>
+          <w:bCs/>
+        </w:rPr>
+        <w:t xml:space="preserve">Victims (V1–V5): </w:t>
+      </w:r>
+      <w:r>
+        <w:t xml:space="preserve">Five victims placed in strategic corners of the grid to force the robot to traverse the entire map. </w:t>
+      </w:r>
+    </w:p>
+    <w:p>
+      <w:pPr>
+        <w:rPr>
+          <w:b/>
+          <w:bCs/>
+        </w:rPr>
+      </w:pPr>
+      <w:r>
+        <w:rPr>
+          <w:b/>
+          <w:bCs/>
+        </w:rPr>
+        <w:t>Logic</w:t>
+      </w:r>
+    </w:p>
+    <w:p>
+      <w:r>
+        <w:t>The grid uses a binary representation where:</w:t>
+      </w:r>
+    </w:p>
+    <w:p>
+      <w:pPr>
+        <w:numPr>
+          <w:ilvl w:val="0"/>
+          <w:numId w:val="82"/>
+        </w:numPr>
+      </w:pPr>
+      <w:r>
+        <w:t xml:space="preserve">1 represents a wall </w:t>
+      </w:r>
+    </w:p>
+    <w:p>
+      <w:pPr>
+        <w:numPr>
+          <w:ilvl w:val="0"/>
+          <w:numId w:val="82"/>
+        </w:numPr>
+        <w:rPr>
+          <w:b/>
+          <w:bCs/>
+        </w:rPr>
+      </w:pPr>
+      <w:r>
+        <w:t xml:space="preserve">0 represents free space </w:t>
+      </w:r>
+    </w:p>
+    <w:p>
+      <w:pPr>
+        <w:rPr>
+          <w:b/>
+          <w:bCs/>
+        </w:rPr>
+      </w:pPr>
+      <w:r>
+        <w:rPr>
+          <w:b/>
+          <w:bCs/>
+        </w:rPr>
+        <w:pict w14:anchorId="257799E5">
+          <v:rect id="_x0000_i1223" style="width:0;height:1.5pt" o:hralign="center" o:hrstd="t" o:hr="t" fillcolor="#a0a0a0" stroked="f"/>
         </w:pict>
       </w:r>
     </w:p>
@@ -208,7 +357,7 @@
           <w:b/>
           <w:bCs/>
         </w:rPr>
-        <w:t>1. ALGORITHM DESIGN</w:t>
+        <w:t>2. Search Algorithm: BFS vs. DFS</w:t>
       </w:r>
     </w:p>
     <w:p>
@@ -223,22 +372,12 @@
           <w:b/>
           <w:bCs/>
         </w:rPr>
-        <w:t>1.1 Problem Statement</w:t>
+        <w:t>What Search Algorithm is Used?</w:t>
       </w:r>
     </w:p>
     <w:p>
       <w:r>
-        <w:t xml:space="preserve">A robot must rescue 5 victims (V1-V5) located in a complex grid environment with walls. The objective is to find the optimal </w:t>
-      </w:r>
-      <w:r>
-        <w:rPr>
-          <w:b/>
-          <w:bCs/>
-        </w:rPr>
-        <w:t>order</w:t>
-      </w:r>
-      <w:r>
-        <w:t xml:space="preserve"> to visit all victims that minimizes the total travel distance.</w:t>
+        <w:t>We use Breadth-First Search (BFS) to calculate the true distance between all points.</w:t>
       </w:r>
     </w:p>
     <w:p>
@@ -253,113 +392,146 @@
           <w:b/>
           <w:bCs/>
         </w:rPr>
-        <w:t>1.2 Chromosome Representation</w:t>
+        <w:t xml:space="preserve">Why BFS? </w:t>
+      </w:r>
+      <w:r>
+        <w:t>BFS is chosen because it guarantees finding the shortest path in an unweighted grid.</w:t>
+      </w:r>
+    </w:p>
+    <w:p>
+      <w:pPr>
+        <w:rPr>
+          <w:b/>
+          <w:bCs/>
+        </w:rPr>
+      </w:pPr>
+      <w:r>
+        <w:rPr>
+          <w:b/>
+          <w:bCs/>
+        </w:rPr>
+        <w:lastRenderedPageBreak/>
+        <w:t>The Problem with DFS</w:t>
       </w:r>
     </w:p>
     <w:p>
       <w:r>
+        <w:t>Depth-First Search (DFS) focuses on depth and might find a very long and winding path before reaching the target. For a rescue mission, we need the minimum number of steps to calculate an accurate Fitness Matrix.</w:t>
+      </w:r>
+    </w:p>
+    <w:p>
+      <w:pPr>
         <w:rPr>
           <w:b/>
           <w:bCs/>
-        </w:rPr>
-        <w:t>Representation</w:t>
-      </w:r>
+          <w:rtl/>
+        </w:rPr>
+      </w:pPr>
+    </w:p>
+    <w:p>
+      <w:pPr>
+        <w:rPr>
+          <w:b/>
+          <w:bCs/>
+        </w:rPr>
+      </w:pPr>
       <w:r>
-        <w:t>: Each chromosome is a permutation of the integers [1, 2, 3, 4, 5].</w:t>
+        <w:rPr>
+          <w:b/>
+          <w:bCs/>
+        </w:rPr>
+        <w:t>Output</w:t>
       </w:r>
     </w:p>
     <w:p>
       <w:r>
-        <w:rPr>
-          <w:b/>
-          <w:bCs/>
-        </w:rPr>
-        <w:t>Example Chromosomes</w:t>
-      </w:r>
-      <w:r>
-        <w:t>:</w:t>
+        <w:t>The BFS generates a 6×6 Distance Matrix representing the actual distances between the Robot and all five victims.</w:t>
       </w:r>
     </w:p>
     <w:p>
       <w:pPr>
-        <w:numPr>
-          <w:ilvl w:val="0"/>
-          <w:numId w:val="36"/>
-        </w:numPr>
+        <w:rPr>
+          <w:b/>
+          <w:bCs/>
+        </w:rPr>
       </w:pPr>
       <w:r>
-        <w:t>[3, 1, 5, 2, 4] means: Visit V3 first → V1 second → V5 third → V2 fourth → V4 fifth</w:t>
+        <w:rPr>
+          <w:b/>
+          <w:bCs/>
+        </w:rPr>
+        <w:pict w14:anchorId="78579EAF">
+          <v:rect id="_x0000_i1224" style="width:0;height:1.5pt" o:hralign="center" o:hrstd="t" o:hr="t" fillcolor="#a0a0a0" stroked="f"/>
+        </w:pict>
       </w:r>
     </w:p>
     <w:p>
       <w:pPr>
-        <w:numPr>
-          <w:ilvl w:val="0"/>
-          <w:numId w:val="36"/>
-        </w:numPr>
+        <w:rPr>
+          <w:b/>
+          <w:bCs/>
+        </w:rPr>
       </w:pPr>
       <w:r>
-        <w:t>[4, 1, 5, 3, 2] means: Visit V4 first → V1 second → V5 third → V3 fourth → V2 fifth</w:t>
+        <w:rPr>
+          <w:b/>
+          <w:bCs/>
+        </w:rPr>
+        <w:t>3. Genetic Algorithm (GA) Components</w:t>
+      </w:r>
+    </w:p>
+    <w:p>
+      <w:pPr>
+        <w:rPr>
+          <w:b/>
+          <w:bCs/>
+        </w:rPr>
+      </w:pPr>
+      <w:r>
+        <w:rPr>
+          <w:b/>
+          <w:bCs/>
+        </w:rPr>
+        <w:t>This section explains the core logic of the Genetic Algorithm.</w:t>
+      </w:r>
+    </w:p>
+    <w:p>
+      <w:pPr>
+        <w:rPr>
+          <w:b/>
+          <w:bCs/>
+        </w:rPr>
+      </w:pPr>
+      <w:r>
+        <w:rPr>
+          <w:b/>
+          <w:bCs/>
+        </w:rPr>
+        <w:t>3.1 Fitness Function: What and Why?</w:t>
+      </w:r>
+    </w:p>
+    <w:p>
+      <w:pPr>
+        <w:rPr>
+          <w:b/>
+          <w:bCs/>
+        </w:rPr>
+      </w:pPr>
+      <w:r>
+        <w:rPr>
+          <w:b/>
+          <w:bCs/>
+        </w:rPr>
+        <w:t>Definition</w:t>
       </w:r>
     </w:p>
     <w:p>
       <w:r>
-        <w:rPr>
-          <w:b/>
-          <w:bCs/>
-        </w:rPr>
-        <w:t>Why This Representation</w:t>
-      </w:r>
-      <w:r>
-        <w:t>:</w:t>
+        <w:t>The Fitness Function calculates the Total Distance of a specific rescue sequence.</w:t>
       </w:r>
     </w:p>
     <w:p>
       <w:pPr>
-        <w:numPr>
-          <w:ilvl w:val="0"/>
-          <w:numId w:val="37"/>
-        </w:numPr>
-      </w:pPr>
-      <w:r>
-        <w:t>Each victim must be visited exactly once (permutation property)</w:t>
-      </w:r>
-    </w:p>
-    <w:p>
-      <w:pPr>
-        <w:numPr>
-          <w:ilvl w:val="0"/>
-          <w:numId w:val="37"/>
-        </w:numPr>
-      </w:pPr>
-      <w:r>
-        <w:t>The order matters (different orders = different total distances)</w:t>
-      </w:r>
-    </w:p>
-    <w:p>
-      <w:pPr>
-        <w:numPr>
-          <w:ilvl w:val="0"/>
-          <w:numId w:val="37"/>
-        </w:numPr>
-      </w:pPr>
-      <w:r>
-        <w:t>Simple and intuitive mapping to the problem domain</w:t>
-      </w:r>
-    </w:p>
-    <w:p>
-      <w:pPr>
-        <w:numPr>
-          <w:ilvl w:val="0"/>
-          <w:numId w:val="37"/>
-        </w:numPr>
-      </w:pPr>
-      <w:r>
-        <w:t>No invalid chromosomes possible (all permutations are valid solutions)</w:t>
-      </w:r>
-    </w:p>
-    <w:p>
-      <w:pPr>
         <w:rPr>
           <w:b/>
           <w:bCs/>
@@ -370,56 +542,56 @@
           <w:b/>
           <w:bCs/>
         </w:rPr>
-        <w:t>1.3 Fitness Function - Mathematical Explanation</w:t>
+        <w:t>Formula</w:t>
       </w:r>
     </w:p>
     <w:p>
       <w:r>
-        <w:rPr>
-          <w:b/>
-          <w:bCs/>
-        </w:rPr>
-        <w:t>CRITICAL: This is the core evaluation metric</w:t>
-      </w:r>
-    </w:p>
-    <w:p>
-      <w:pPr>
-        <w:rPr>
-          <w:b/>
-          <w:bCs/>
-        </w:rPr>
-      </w:pPr>
-      <w:r>
-        <w:rPr>
-          <w:b/>
-          <w:bCs/>
-        </w:rPr>
-        <w:lastRenderedPageBreak/>
-        <w:t>Mathematical Formula:</w:t>
-      </w:r>
-    </w:p>
-    <w:p>
-      <w:r>
-        <w:t xml:space="preserve">Fitness(chromosome) = Σ </w:t>
+        <w:t xml:space="preserve">Fitness = </w:t>
       </w:r>
       <w:proofErr w:type="gramStart"/>
       <w:r>
         <w:t>Distance(</w:t>
       </w:r>
-      <w:proofErr w:type="spellStart"/>
       <w:proofErr w:type="gramEnd"/>
       <w:r>
-        <w:t>current_location</w:t>
+        <w:t xml:space="preserve">Robot → First Victim) + Σ </w:t>
       </w:r>
-      <w:proofErr w:type="spellEnd"/>
+      <w:proofErr w:type="gramStart"/>
       <w:r>
-        <w:t xml:space="preserve"> → </w:t>
+        <w:t>Distance(</w:t>
       </w:r>
-      <w:proofErr w:type="spellStart"/>
+      <w:proofErr w:type="gramEnd"/>
       <w:r>
-        <w:t>next_victim</w:t>
+        <w:t>V</w:t>
       </w:r>
-      <w:proofErr w:type="spellEnd"/>
+      <w:r>
+        <w:rPr>
+          <w:rFonts w:ascii="Arial" w:hAnsi="Arial" w:cs="Arial"/>
+        </w:rPr>
+        <w:t>ᵢ</w:t>
+      </w:r>
+      <w:r>
+        <w:t xml:space="preserve"> → V</w:t>
+      </w:r>
+      <w:r>
+        <w:rPr>
+          <w:rFonts w:ascii="Arial" w:hAnsi="Arial" w:cs="Arial"/>
+        </w:rPr>
+        <w:t>ᵢ</w:t>
+      </w:r>
+      <w:r>
+        <w:rPr>
+          <w:rFonts w:ascii="Cambria Math" w:hAnsi="Cambria Math" w:cs="Cambria Math"/>
+        </w:rPr>
+        <w:t>₊</w:t>
+      </w:r>
+      <w:r>
+        <w:rPr>
+          <w:rFonts w:ascii="Aptos" w:hAnsi="Aptos" w:cs="Aptos"/>
+        </w:rPr>
+        <w:t>₁</w:t>
+      </w:r>
       <w:r>
         <w:t>)</w:t>
       </w:r>
@@ -436,3968 +608,964 @@
           <w:b/>
           <w:bCs/>
         </w:rPr>
-        <w:t>Detailed Calculation Steps:</w:t>
+        <w:t>Why?</w:t>
       </w:r>
     </w:p>
     <w:p>
       <w:r>
-        <w:t>For a chromosome C = [c₁, c₂, c₃, c₄, c₅]:</w:t>
+        <w:t>This models the real-world objective: minimizing the travel time required to save all victims.</w:t>
+      </w:r>
+      <w:r>
+        <w:br/>
+        <w:t>A lower fitness value represents a better solution.</w:t>
+      </w:r>
+    </w:p>
+    <w:p>
+      <w:pPr>
+        <w:rPr>
+          <w:b/>
+          <w:bCs/>
+        </w:rPr>
+      </w:pPr>
+      <w:r>
+        <w:rPr>
+          <w:b/>
+          <w:bCs/>
+        </w:rPr>
+        <w:pict w14:anchorId="546F9E21">
+          <v:rect id="_x0000_i1225" style="width:0;height:1.5pt" o:hralign="center" o:hrstd="t" o:hr="t" fillcolor="#a0a0a0" stroked="f"/>
+        </w:pict>
+      </w:r>
+    </w:p>
+    <w:p>
+      <w:pPr>
+        <w:rPr>
+          <w:b/>
+          <w:bCs/>
+        </w:rPr>
+      </w:pPr>
+      <w:r>
+        <w:rPr>
+          <w:b/>
+          <w:bCs/>
+        </w:rPr>
+        <w:t>3.2 Selection Algorithm: Tournament Selection</w:t>
+      </w:r>
+    </w:p>
+    <w:p>
+      <w:pPr>
+        <w:rPr>
+          <w:b/>
+          <w:bCs/>
+        </w:rPr>
+      </w:pPr>
+      <w:r>
+        <w:rPr>
+          <w:b/>
+          <w:bCs/>
+        </w:rPr>
+        <w:t>Type</w:t>
       </w:r>
     </w:p>
     <w:p>
       <w:r>
-        <w:t xml:space="preserve">Fitness(C) = </w:t>
+        <w:t>Tournament Selection with tournament size = 5.</w:t>
       </w:r>
-      <w:proofErr w:type="gramStart"/>
+    </w:p>
+    <w:p>
+      <w:pPr>
+        <w:rPr>
+          <w:b/>
+          <w:bCs/>
+        </w:rPr>
+      </w:pPr>
       <w:r>
-        <w:t>D(</w:t>
-      </w:r>
-      <w:proofErr w:type="gramEnd"/>
-      <w:r>
-        <w:t xml:space="preserve">R → </w:t>
-      </w:r>
-      <w:proofErr w:type="spellStart"/>
-      <w:r>
-        <w:t>V_c</w:t>
-      </w:r>
-      <w:proofErr w:type="spellEnd"/>
-      <w:r>
-        <w:t xml:space="preserve">₁) + </w:t>
-      </w:r>
-      <w:proofErr w:type="gramStart"/>
-      <w:r>
-        <w:t>D(</w:t>
-      </w:r>
-      <w:proofErr w:type="spellStart"/>
-      <w:proofErr w:type="gramEnd"/>
-      <w:r>
-        <w:t>V_c</w:t>
-      </w:r>
-      <w:proofErr w:type="spellEnd"/>
-      <w:r>
-        <w:t xml:space="preserve">₁ → </w:t>
-      </w:r>
-      <w:proofErr w:type="spellStart"/>
-      <w:r>
-        <w:t>V_c</w:t>
-      </w:r>
-      <w:proofErr w:type="spellEnd"/>
-      <w:r>
-        <w:t xml:space="preserve">₂) + </w:t>
-      </w:r>
-      <w:proofErr w:type="gramStart"/>
-      <w:r>
-        <w:t>D(</w:t>
-      </w:r>
-      <w:proofErr w:type="spellStart"/>
-      <w:proofErr w:type="gramEnd"/>
-      <w:r>
-        <w:t>V_c</w:t>
-      </w:r>
-      <w:proofErr w:type="spellEnd"/>
-      <w:r>
-        <w:t xml:space="preserve">₂ → </w:t>
-      </w:r>
-      <w:proofErr w:type="spellStart"/>
-      <w:r>
-        <w:t>V_c</w:t>
-      </w:r>
-      <w:proofErr w:type="spellEnd"/>
-      <w:r>
-        <w:t xml:space="preserve">₃) + </w:t>
-      </w:r>
-      <w:proofErr w:type="gramStart"/>
-      <w:r>
-        <w:t>D(</w:t>
-      </w:r>
-      <w:proofErr w:type="spellStart"/>
-      <w:proofErr w:type="gramEnd"/>
-      <w:r>
-        <w:t>V_c</w:t>
-      </w:r>
-      <w:proofErr w:type="spellEnd"/>
-      <w:r>
-        <w:t xml:space="preserve">₃ → </w:t>
-      </w:r>
-      <w:proofErr w:type="spellStart"/>
-      <w:r>
-        <w:t>V_c</w:t>
-      </w:r>
-      <w:proofErr w:type="spellEnd"/>
-      <w:r>
-        <w:t xml:space="preserve">₄) + </w:t>
-      </w:r>
-      <w:proofErr w:type="gramStart"/>
-      <w:r>
-        <w:t>D(</w:t>
-      </w:r>
-      <w:proofErr w:type="spellStart"/>
-      <w:proofErr w:type="gramEnd"/>
-      <w:r>
-        <w:t>V_c</w:t>
-      </w:r>
-      <w:proofErr w:type="spellEnd"/>
-      <w:r>
-        <w:t xml:space="preserve">₄ → </w:t>
-      </w:r>
-      <w:proofErr w:type="spellStart"/>
-      <w:r>
-        <w:t>V_c</w:t>
-      </w:r>
-      <w:proofErr w:type="spellEnd"/>
-      <w:r>
-        <w:t>₅)</w:t>
+        <w:rPr>
+          <w:b/>
+          <w:bCs/>
+        </w:rPr>
+        <w:t>Why?</w:t>
       </w:r>
     </w:p>
     <w:p>
       <w:r>
-        <w:t>Where:</w:t>
+        <w:t>It balances:</w:t>
       </w:r>
     </w:p>
     <w:p>
       <w:pPr>
         <w:numPr>
           <w:ilvl w:val="0"/>
-          <w:numId w:val="38"/>
+          <w:numId w:val="83"/>
         </w:numPr>
       </w:pPr>
       <w:r>
-        <w:t>R = Robot starting position (index 0 in distance matrix)</w:t>
+        <w:t xml:space="preserve">Selection Pressure (favoring stronger solutions) </w:t>
       </w:r>
     </w:p>
     <w:p>
       <w:pPr>
         <w:numPr>
           <w:ilvl w:val="0"/>
-          <w:numId w:val="38"/>
+          <w:numId w:val="83"/>
         </w:numPr>
       </w:pPr>
-      <w:proofErr w:type="spellStart"/>
       <w:r>
-        <w:t>V_c</w:t>
-      </w:r>
-      <w:proofErr w:type="spellEnd"/>
-      <w:r>
-        <w:rPr>
-          <w:rFonts w:ascii="Arial" w:hAnsi="Arial" w:cs="Arial"/>
-        </w:rPr>
-        <w:t>ᵢ</w:t>
-      </w:r>
-      <w:r>
-        <w:t xml:space="preserve"> = Victim at position c</w:t>
-      </w:r>
-      <w:r>
-        <w:rPr>
-          <w:rFonts w:ascii="Arial" w:hAnsi="Arial" w:cs="Arial"/>
-        </w:rPr>
-        <w:t>ᵢ</w:t>
-      </w:r>
-      <w:r>
-        <w:t xml:space="preserve"> (index c</w:t>
-      </w:r>
-      <w:r>
-        <w:rPr>
-          <w:rFonts w:ascii="Arial" w:hAnsi="Arial" w:cs="Arial"/>
-        </w:rPr>
-        <w:t>ᵢ</w:t>
-      </w:r>
-      <w:r>
-        <w:t xml:space="preserve"> in distance matrix)</w:t>
-      </w:r>
-    </w:p>
-    <w:p>
-      <w:pPr>
-        <w:numPr>
-          <w:ilvl w:val="0"/>
-          <w:numId w:val="38"/>
-        </w:numPr>
-      </w:pPr>
-      <w:proofErr w:type="gramStart"/>
-      <w:r>
-        <w:t>D(</w:t>
-      </w:r>
-      <w:proofErr w:type="gramEnd"/>
-      <w:r>
-        <w:t xml:space="preserve">A → B) = Distance from location A to location B (retrieved from </w:t>
-      </w:r>
-      <w:proofErr w:type="spellStart"/>
-      <w:r>
-        <w:t>distance_matrix</w:t>
-      </w:r>
-      <w:proofErr w:type="spellEnd"/>
-      <w:r>
-        <w:t>)</w:t>
-      </w:r>
-    </w:p>
-    <w:p>
-      <w:pPr>
-        <w:rPr>
-          <w:b/>
-          <w:bCs/>
-        </w:rPr>
-      </w:pPr>
-      <w:r>
-        <w:rPr>
-          <w:b/>
-          <w:bCs/>
-        </w:rPr>
-        <w:t>Example Calculation:</w:t>
+        <w:t xml:space="preserve">Diversity (allowing weaker but unique solutions to survive) </w:t>
       </w:r>
     </w:p>
     <w:p>
       <w:r>
+        <w:lastRenderedPageBreak/>
+        <w:t>This helps prevent the algorithm from getting trapped in a local optimum too early.</w:t>
+      </w:r>
+    </w:p>
+    <w:p>
+      <w:pPr>
         <w:rPr>
           <w:b/>
           <w:bCs/>
         </w:rPr>
-        <w:t>Given Chromosome</w:t>
+      </w:pPr>
+      <w:r>
+        <w:rPr>
+          <w:b/>
+          <w:bCs/>
+        </w:rPr>
+        <w:pict w14:anchorId="591229E2">
+          <v:rect id="_x0000_i1226" style="width:0;height:1.5pt" o:hralign="center" o:hrstd="t" o:hr="t" fillcolor="#a0a0a0" stroked="f"/>
+        </w:pict>
       </w:r>
+    </w:p>
+    <w:p>
+      <w:pPr>
+        <w:rPr>
+          <w:b/>
+          <w:bCs/>
+        </w:rPr>
+      </w:pPr>
       <w:r>
-        <w:t>: [4, 1, 5, 3, 2]</w:t>
+        <w:rPr>
+          <w:b/>
+          <w:bCs/>
+        </w:rPr>
+        <w:t>3.3 Crossover: Ordered Crossover (OX)</w:t>
+      </w:r>
+    </w:p>
+    <w:p>
+      <w:pPr>
+        <w:rPr>
+          <w:b/>
+          <w:bCs/>
+        </w:rPr>
+      </w:pPr>
+      <w:r>
+        <w:rPr>
+          <w:b/>
+          <w:bCs/>
+        </w:rPr>
+        <w:t>Type</w:t>
+      </w:r>
+    </w:p>
+    <w:p>
+      <w:pPr>
+        <w:rPr>
+          <w:b/>
+          <w:bCs/>
+        </w:rPr>
+      </w:pPr>
+      <w:r>
+        <w:rPr>
+          <w:b/>
+          <w:bCs/>
+        </w:rPr>
+        <w:t>Ordered Crossover (OX)</w:t>
+      </w:r>
+    </w:p>
+    <w:p>
+      <w:pPr>
+        <w:rPr>
+          <w:b/>
+          <w:bCs/>
+        </w:rPr>
+      </w:pPr>
+      <w:r>
+        <w:rPr>
+          <w:b/>
+          <w:bCs/>
+        </w:rPr>
+        <w:t>Why?</w:t>
       </w:r>
     </w:p>
     <w:p>
       <w:r>
-        <w:rPr>
-          <w:b/>
-          <w:bCs/>
-        </w:rPr>
-        <w:t>Distance Matrix</w:t>
-      </w:r>
-      <w:r>
-        <w:t xml:space="preserve"> (from BFS results):</w:t>
+        <w:t>Because our chromosome represents a Permutation Problem.</w:t>
       </w:r>
     </w:p>
     <w:p>
       <w:r>
-        <w:t xml:space="preserve">       R    V1   V2   V3   V4   V5</w:t>
+        <w:t>Traditional crossover methods (such as One-Point Crossover) may produce invalid solutions containing duplicate victims, for example visiting V2 twice.</w:t>
+      </w:r>
+    </w:p>
+    <w:p>
+      <w:r>
+        <w:t>Ordered Crossover preserves the relative order while ensuring every victim is visited exactly once.</w:t>
+      </w:r>
+    </w:p>
+    <w:p>
+      <w:pPr>
+        <w:rPr>
+          <w:b/>
+          <w:bCs/>
+        </w:rPr>
+      </w:pPr>
+      <w:r>
+        <w:rPr>
+          <w:b/>
+          <w:bCs/>
+        </w:rPr>
+        <w:pict w14:anchorId="28DDB166">
+          <v:rect id="_x0000_i1227" style="width:0;height:1.5pt" o:hralign="center" o:hrstd="t" o:hr="t" fillcolor="#a0a0a0" stroked="f"/>
+        </w:pict>
+      </w:r>
+    </w:p>
+    <w:p>
+      <w:pPr>
+        <w:rPr>
+          <w:b/>
+          <w:bCs/>
+        </w:rPr>
+      </w:pPr>
+      <w:r>
+        <w:rPr>
+          <w:b/>
+          <w:bCs/>
+        </w:rPr>
+        <w:t>3.4 Mutation: Swap Mutation</w:t>
+      </w:r>
+    </w:p>
+    <w:p>
+      <w:pPr>
+        <w:rPr>
+          <w:b/>
+          <w:bCs/>
+        </w:rPr>
+      </w:pPr>
+      <w:r>
+        <w:rPr>
+          <w:b/>
+          <w:bCs/>
+        </w:rPr>
+        <w:t>Type</w:t>
+      </w:r>
+    </w:p>
+    <w:p>
+      <w:r>
+        <w:t>Swap Mutation</w:t>
+      </w:r>
+    </w:p>
+    <w:p>
+      <w:pPr>
+        <w:rPr>
+          <w:b/>
+          <w:bCs/>
+        </w:rPr>
+      </w:pPr>
+      <w:r>
+        <w:rPr>
+          <w:b/>
+          <w:bCs/>
+        </w:rPr>
+        <w:t>Why?</w:t>
+      </w:r>
+    </w:p>
+    <w:p>
+      <w:r>
+        <w:t>By swapping two random victims in the sequence, we introduce Genetic Diversity.</w:t>
+      </w:r>
+    </w:p>
+    <w:p>
+      <w:r>
+        <w:t>This random change allows the algorithm to explore new areas of the solution space that crossover alone might not discover.</w:t>
+      </w:r>
+    </w:p>
+    <w:p>
+      <w:pPr>
+        <w:rPr>
+          <w:b/>
+          <w:bCs/>
+        </w:rPr>
+      </w:pPr>
+      <w:r>
+        <w:rPr>
+          <w:b/>
+          <w:bCs/>
+        </w:rPr>
+        <w:pict w14:anchorId="5BEB57EA">
+          <v:rect id="_x0000_i1228" style="width:0;height:1.5pt" o:hralign="center" o:hrstd="t" o:hr="t" fillcolor="#a0a0a0" stroked="f"/>
+        </w:pict>
+      </w:r>
+    </w:p>
+    <w:p>
+      <w:pPr>
+        <w:rPr>
+          <w:b/>
+          <w:bCs/>
+        </w:rPr>
+      </w:pPr>
+      <w:r>
+        <w:rPr>
+          <w:b/>
+          <w:bCs/>
+        </w:rPr>
+        <w:t>3.5 Termination Phase: When Does It Stop?</w:t>
+      </w:r>
+    </w:p>
+    <w:p>
+      <w:pPr>
+        <w:rPr>
+          <w:b/>
+          <w:bCs/>
+        </w:rPr>
+      </w:pPr>
+      <w:r>
+        <w:rPr>
+          <w:b/>
+          <w:bCs/>
+        </w:rPr>
+        <w:t>Condition</w:t>
+      </w:r>
+    </w:p>
+    <w:p>
+      <w:r>
+        <w:t>A fixed number of 500 generations.</w:t>
+      </w:r>
+    </w:p>
+    <w:p>
+      <w:pPr>
+        <w:rPr>
+          <w:b/>
+          <w:bCs/>
+        </w:rPr>
+      </w:pPr>
+      <w:r>
+        <w:rPr>
+          <w:b/>
+          <w:bCs/>
+        </w:rPr>
+        <w:t>Reasoning</w:t>
+      </w:r>
+    </w:p>
+    <w:p>
+      <w:r>
+        <w:t>Analysis shows that for five victims, the optimal solution (68 steps) is usually found within the first 100 generations.</w:t>
+      </w:r>
+    </w:p>
+    <w:p>
+      <w:r>
+        <w:lastRenderedPageBreak/>
+        <w:t>Running for 500 generations provides a safety buffer to ensure the solution is stable and fully optimized.</w:t>
+      </w:r>
+    </w:p>
+    <w:p>
+      <w:pPr>
+        <w:rPr>
+          <w:b/>
+          <w:bCs/>
+        </w:rPr>
+      </w:pPr>
+      <w:r>
+        <w:rPr>
+          <w:b/>
+          <w:bCs/>
+        </w:rPr>
+        <w:pict w14:anchorId="6E989F3F">
+          <v:rect id="_x0000_i1229" style="width:0;height:1.5pt" o:hralign="center" o:hrstd="t" o:hr="t" fillcolor="#a0a0a0" stroked="f"/>
+        </w:pict>
+      </w:r>
+    </w:p>
+    <w:p>
+      <w:pPr>
+        <w:rPr>
+          <w:b/>
+          <w:bCs/>
+        </w:rPr>
+      </w:pPr>
+      <w:r>
+        <w:rPr>
+          <w:b/>
+          <w:bCs/>
+        </w:rPr>
+        <w:t>4. Visualization &amp; Benefits</w:t>
+      </w:r>
+    </w:p>
+    <w:p>
+      <w:pPr>
+        <w:rPr>
+          <w:b/>
+          <w:bCs/>
+        </w:rPr>
+      </w:pPr>
+      <w:r>
+        <w:rPr>
+          <w:b/>
+          <w:bCs/>
+        </w:rPr>
+        <w:t>Explanation</w:t>
+      </w:r>
+    </w:p>
+    <w:p>
+      <w:pPr>
+        <w:rPr>
+          <w:b/>
+          <w:bCs/>
+        </w:rPr>
+      </w:pPr>
+      <w:r>
+        <w:rPr>
+          <w:b/>
+          <w:bCs/>
+        </w:rPr>
+        <w:t>The visualization displays:</w:t>
+      </w:r>
+    </w:p>
+    <w:p>
+      <w:pPr>
+        <w:numPr>
+          <w:ilvl w:val="0"/>
+          <w:numId w:val="84"/>
+        </w:numPr>
+        <w:rPr>
+          <w:b/>
+          <w:bCs/>
+        </w:rPr>
+      </w:pPr>
+      <w:r>
+        <w:rPr>
+          <w:b/>
+          <w:bCs/>
+        </w:rPr>
+        <w:t xml:space="preserve">The grid </w:t>
+      </w:r>
+    </w:p>
+    <w:p>
+      <w:pPr>
+        <w:numPr>
+          <w:ilvl w:val="0"/>
+          <w:numId w:val="84"/>
+        </w:numPr>
+        <w:rPr>
+          <w:b/>
+          <w:bCs/>
+        </w:rPr>
+      </w:pPr>
+      <w:r>
+        <w:rPr>
+          <w:b/>
+          <w:bCs/>
+        </w:rPr>
+        <w:t xml:space="preserve">Black walls </w:t>
+      </w:r>
+    </w:p>
+    <w:p>
+      <w:pPr>
+        <w:numPr>
+          <w:ilvl w:val="0"/>
+          <w:numId w:val="84"/>
+        </w:numPr>
+        <w:rPr>
+          <w:b/>
+          <w:bCs/>
+        </w:rPr>
+      </w:pPr>
+      <w:r>
+        <w:rPr>
+          <w:b/>
+          <w:bCs/>
+        </w:rPr>
+        <w:t xml:space="preserve">The robot (green square) </w:t>
+      </w:r>
+    </w:p>
+    <w:p>
+      <w:pPr>
+        <w:numPr>
+          <w:ilvl w:val="0"/>
+          <w:numId w:val="84"/>
+        </w:numPr>
+        <w:rPr>
+          <w:b/>
+          <w:bCs/>
+        </w:rPr>
+      </w:pPr>
+      <w:r>
+        <w:rPr>
+          <w:b/>
+          <w:bCs/>
+        </w:rPr>
+        <w:t xml:space="preserve">Victims (colored circles) </w:t>
+      </w:r>
+    </w:p>
+    <w:p>
+      <w:pPr>
+        <w:rPr>
+          <w:b/>
+          <w:bCs/>
+        </w:rPr>
+      </w:pPr>
+      <w:r>
+        <w:rPr>
+          <w:b/>
+          <w:bCs/>
+        </w:rPr>
+        <w:t>Arrows</w:t>
+      </w:r>
+    </w:p>
+    <w:p>
+      <w:r>
+        <w:t>Arrows represent the rescue sequence found by the Genetic Algorithm.</w:t>
+      </w:r>
+    </w:p>
+    <w:p>
+      <w:pPr>
+        <w:rPr>
+          <w:b/>
+          <w:bCs/>
+        </w:rPr>
+      </w:pPr>
+      <w:r>
+        <w:rPr>
+          <w:b/>
+          <w:bCs/>
+        </w:rPr>
+        <w:t>Benefit</w:t>
       </w:r>
     </w:p>
     <w:p>
       <w:proofErr w:type="gramStart"/>
       <w:r>
-        <w:t>R  [</w:t>
+        <w:t>The visualization</w:t>
       </w:r>
       <w:proofErr w:type="gramEnd"/>
       <w:r>
-        <w:t xml:space="preserve">   0   18   12   26   10   </w:t>
+        <w:t xml:space="preserve"> provides Immediate Validation.</w:t>
+      </w:r>
+    </w:p>
+    <w:p>
+      <w:r>
+        <w:rPr>
+          <w:b/>
+          <w:bCs/>
+        </w:rPr>
+        <w:t>It proves that:</w:t>
+      </w:r>
+    </w:p>
+    <w:p>
+      <w:pPr>
+        <w:numPr>
+          <w:ilvl w:val="0"/>
+          <w:numId w:val="85"/>
+        </w:numPr>
+      </w:pPr>
+      <w:r>
+        <w:t xml:space="preserve">The path is physically possible </w:t>
+      </w:r>
+    </w:p>
+    <w:p>
+      <w:pPr>
+        <w:numPr>
+          <w:ilvl w:val="0"/>
+          <w:numId w:val="85"/>
+        </w:numPr>
+      </w:pPr>
+      <w:r>
+        <w:t xml:space="preserve">All walls are avoided </w:t>
+      </w:r>
+    </w:p>
+    <w:p>
+      <w:pPr>
+        <w:numPr>
+          <w:ilvl w:val="0"/>
+          <w:numId w:val="85"/>
+        </w:numPr>
+      </w:pPr>
+      <w:r>
+        <w:t xml:space="preserve">The sequence follows the shortest-path logic determined by BFS </w:t>
+      </w:r>
+    </w:p>
+    <w:p>
+      <w:pPr>
+        <w:rPr>
+          <w:b/>
+          <w:bCs/>
+        </w:rPr>
+      </w:pPr>
+      <w:r>
+        <w:rPr>
+          <w:b/>
+          <w:bCs/>
+        </w:rPr>
+        <w:pict w14:anchorId="70221BA9">
+          <v:rect id="_x0000_i1230" style="width:0;height:1.5pt" o:hralign="center" o:hrstd="t" o:hr="t" fillcolor="#a0a0a0" stroked="f"/>
+        </w:pict>
+      </w:r>
+    </w:p>
+    <w:p>
+      <w:pPr>
+        <w:rPr>
+          <w:b/>
+          <w:bCs/>
+        </w:rPr>
+      </w:pPr>
+      <w:r>
+        <w:rPr>
+          <w:b/>
+          <w:bCs/>
+        </w:rPr>
+        <w:t>5. Comparison: Greedy Algorithm vs. Genetic Algorithm</w:t>
+      </w:r>
+    </w:p>
+    <w:p>
+      <w:pPr>
+        <w:rPr>
+          <w:b/>
+          <w:bCs/>
+        </w:rPr>
+      </w:pPr>
+      <w:r>
+        <w:rPr>
+          <w:b/>
+          <w:bCs/>
+        </w:rPr>
+        <w:t>Greedy Algorithm</w:t>
+      </w:r>
+    </w:p>
+    <w:p>
+      <w:r>
+        <w:t>The Greedy Algorithm always chooses the nearest victim next.</w:t>
+      </w:r>
+    </w:p>
+    <w:p>
+      <w:r>
+        <w:t>In simple environments, it is fast and often effective.</w:t>
+      </w:r>
+    </w:p>
+    <w:p>
+      <w:pPr>
+        <w:rPr>
+          <w:b/>
+          <w:bCs/>
+        </w:rPr>
+      </w:pPr>
+      <w:r>
+        <w:rPr>
+          <w:b/>
+          <w:bCs/>
+        </w:rPr>
+        <w:t>Genetic Algorithm Advantage</w:t>
+      </w:r>
+    </w:p>
+    <w:p>
+      <w:r>
+        <w:t>The Genetic Algorithm performs better in complex environments where selecting the nearest victim may lead to:</w:t>
+      </w:r>
+    </w:p>
+    <w:p>
+      <w:pPr>
+        <w:numPr>
+          <w:ilvl w:val="0"/>
+          <w:numId w:val="86"/>
+        </w:numPr>
+      </w:pPr>
+      <w:r>
+        <w:t xml:space="preserve">Dead ends </w:t>
+      </w:r>
+    </w:p>
+    <w:p>
+      <w:pPr>
+        <w:numPr>
+          <w:ilvl w:val="0"/>
+          <w:numId w:val="86"/>
+        </w:numPr>
+      </w:pPr>
+      <w:r>
+        <w:lastRenderedPageBreak/>
+        <w:t xml:space="preserve">Longer total travel distance later </w:t>
+      </w:r>
+    </w:p>
+    <w:p>
+      <w:r>
+        <w:t>The GA evaluates the entire rescue sequence globally, not just the immediate next step.</w:t>
+      </w:r>
+    </w:p>
+    <w:p>
+      <w:pPr>
+        <w:rPr>
+          <w:b/>
+          <w:bCs/>
+        </w:rPr>
+      </w:pPr>
+      <w:r>
+        <w:rPr>
+          <w:b/>
+          <w:bCs/>
+        </w:rPr>
+        <w:pict w14:anchorId="678C1243">
+          <v:rect id="_x0000_i1231" style="width:0;height:1.5pt" o:hralign="center" o:hrstd="t" o:hr="t" fillcolor="#a0a0a0" stroked="f"/>
+        </w:pict>
+      </w:r>
+    </w:p>
+    <w:p>
+      <w:pPr>
+        <w:rPr>
+          <w:b/>
+          <w:bCs/>
+        </w:rPr>
+      </w:pPr>
+      <w:r>
+        <w:rPr>
+          <w:b/>
+          <w:bCs/>
+        </w:rPr>
+        <w:t>Appendix: Manual Calculation (For Pen &amp; Paper Defense)</w:t>
+      </w:r>
+    </w:p>
+    <w:p>
+      <w:pPr>
+        <w:rPr>
+          <w:b/>
+          <w:bCs/>
+        </w:rPr>
+      </w:pPr>
+      <w:r>
+        <w:rPr>
+          <w:b/>
+          <w:bCs/>
+        </w:rPr>
+        <w:t>If asked to explain the logic manually:</w:t>
+      </w:r>
+    </w:p>
+    <w:p>
+      <w:pPr>
+        <w:rPr>
+          <w:b/>
+          <w:bCs/>
+        </w:rPr>
+      </w:pPr>
+      <w:r>
+        <w:rPr>
+          <w:b/>
+          <w:bCs/>
+        </w:rPr>
+        <w:t>Step 1: Input</w:t>
+      </w:r>
+    </w:p>
+    <w:p>
+      <w:pPr>
+        <w:rPr>
+          <w:b/>
+          <w:bCs/>
+        </w:rPr>
+      </w:pPr>
+      <w:r>
+        <w:rPr>
+          <w:b/>
+          <w:bCs/>
+        </w:rPr>
+        <w:t>Example chromosome:</w:t>
+      </w:r>
+    </w:p>
+    <w:p>
+      <w:pPr>
+        <w:rPr>
+          <w:b/>
+          <w:bCs/>
+        </w:rPr>
+      </w:pPr>
+      <w:r>
+        <w:rPr>
+          <w:b/>
+          <w:bCs/>
+        </w:rPr>
+        <w:t>[4, 1, 5, 3, 2]</w:t>
+      </w:r>
+    </w:p>
+    <w:p>
+      <w:pPr>
+        <w:rPr>
+          <w:b/>
+          <w:bCs/>
+        </w:rPr>
+      </w:pPr>
+      <w:r>
+        <w:rPr>
+          <w:b/>
+          <w:bCs/>
+        </w:rPr>
+        <w:t>Step 2: Lookup</w:t>
+      </w:r>
+    </w:p>
+    <w:p>
+      <w:pPr>
+        <w:rPr>
+          <w:b/>
+          <w:bCs/>
+        </w:rPr>
+      </w:pPr>
+      <w:r>
+        <w:rPr>
+          <w:b/>
+          <w:bCs/>
+        </w:rPr>
+        <w:t>Use the Distance Matrix generated by BFS.</w:t>
+      </w:r>
+    </w:p>
+    <w:p>
+      <w:pPr>
+        <w:rPr>
+          <w:b/>
+          <w:bCs/>
+        </w:rPr>
+      </w:pPr>
+      <w:r>
+        <w:rPr>
+          <w:b/>
+          <w:bCs/>
+        </w:rPr>
+        <w:t>Step 3: Summation</w:t>
+      </w:r>
+    </w:p>
+    <w:p>
+      <w:pPr>
+        <w:numPr>
+          <w:ilvl w:val="0"/>
+          <w:numId w:val="87"/>
+        </w:numPr>
+        <w:rPr>
+          <w:b/>
+          <w:bCs/>
+        </w:rPr>
+      </w:pPr>
+      <w:r>
+        <w:rPr>
+          <w:b/>
+          <w:bCs/>
+        </w:rPr>
+        <w:t xml:space="preserve">Robot → V4 = 10 steps </w:t>
+      </w:r>
+    </w:p>
+    <w:p>
+      <w:pPr>
+        <w:numPr>
+          <w:ilvl w:val="0"/>
+          <w:numId w:val="87"/>
+        </w:numPr>
+        <w:rPr>
+          <w:b/>
+          <w:bCs/>
+        </w:rPr>
+      </w:pPr>
+      <w:r>
+        <w:rPr>
+          <w:b/>
+          <w:bCs/>
+        </w:rPr>
+        <w:t xml:space="preserve">V4 → V1 = 14 steps </w:t>
+      </w:r>
+    </w:p>
+    <w:p>
+      <w:pPr>
+        <w:numPr>
+          <w:ilvl w:val="0"/>
+          <w:numId w:val="87"/>
+        </w:numPr>
+        <w:rPr>
+          <w:b/>
+          <w:bCs/>
+        </w:rPr>
+      </w:pPr>
+      <w:r>
+        <w:rPr>
+          <w:b/>
+          <w:bCs/>
+        </w:rPr>
+        <w:t xml:space="preserve">V1 → V5 = 14 steps </w:t>
+      </w:r>
+    </w:p>
+    <w:p>
+      <w:pPr>
+        <w:numPr>
+          <w:ilvl w:val="0"/>
+          <w:numId w:val="87"/>
+        </w:numPr>
+        <w:rPr>
+          <w:b/>
+          <w:bCs/>
+        </w:rPr>
+      </w:pPr>
+      <w:r>
+        <w:rPr>
+          <w:b/>
+          <w:bCs/>
+        </w:rPr>
+        <w:t xml:space="preserve">V5 → V3 = 16 steps </w:t>
+      </w:r>
+    </w:p>
+    <w:p>
+      <w:pPr>
+        <w:numPr>
+          <w:ilvl w:val="0"/>
+          <w:numId w:val="87"/>
+        </w:numPr>
+        <w:rPr>
+          <w:b/>
+          <w:bCs/>
+        </w:rPr>
+      </w:pPr>
+      <w:r>
+        <w:rPr>
+          <w:b/>
+          <w:bCs/>
+        </w:rPr>
+        <w:t xml:space="preserve">V3 → V2 = 14 steps </w:t>
+      </w:r>
+    </w:p>
+    <w:p>
+      <w:pPr>
+        <w:rPr>
+          <w:b/>
+          <w:bCs/>
+        </w:rPr>
+      </w:pPr>
+      <w:r>
+        <w:rPr>
+          <w:b/>
+          <w:bCs/>
+        </w:rPr>
+        <w:t xml:space="preserve">Step 4: </w:t>
       </w:r>
       <w:proofErr w:type="gramStart"/>
       <w:r>
-        <w:t>30  ]</w:t>
+        <w:rPr>
+          <w:b/>
+          <w:bCs/>
+        </w:rPr>
+        <w:t>Final Result</w:t>
       </w:r>
       <w:proofErr w:type="gramEnd"/>
     </w:p>
     <w:p>
-      <w:r>
-        <w:t xml:space="preserve">V1 </w:t>
-      </w:r>
-      <w:proofErr w:type="gramStart"/>
-      <w:r>
-        <w:t>[  18</w:t>
-      </w:r>
-      <w:proofErr w:type="gramEnd"/>
-      <w:r>
-        <w:t xml:space="preserve">    0   26   28   14   </w:t>
-      </w:r>
-      <w:proofErr w:type="gramStart"/>
-      <w:r>
-        <w:t>14  ]</w:t>
-      </w:r>
-      <w:proofErr w:type="gramEnd"/>
-    </w:p>
-    <w:p>
-      <w:r>
-        <w:t xml:space="preserve">V2 </w:t>
-      </w:r>
-      <w:proofErr w:type="gramStart"/>
-      <w:r>
-        <w:t>[  12</w:t>
-      </w:r>
-      <w:proofErr w:type="gramEnd"/>
-      <w:r>
-        <w:t xml:space="preserve">   26    0   14   20   </w:t>
-      </w:r>
-      <w:proofErr w:type="gramStart"/>
-      <w:r>
-        <w:t>30  ]</w:t>
-      </w:r>
-      <w:proofErr w:type="gramEnd"/>
-    </w:p>
-    <w:p>
-      <w:r>
-        <w:t xml:space="preserve">V3 </w:t>
-      </w:r>
-      <w:proofErr w:type="gramStart"/>
-      <w:r>
-        <w:t>[  26</w:t>
-      </w:r>
-      <w:proofErr w:type="gramEnd"/>
-      <w:r>
-        <w:t xml:space="preserve">   28   14    0   34   </w:t>
-      </w:r>
-      <w:proofErr w:type="gramStart"/>
-      <w:r>
-        <w:t>16  ]</w:t>
-      </w:r>
-      <w:proofErr w:type="gramEnd"/>
-    </w:p>
-    <w:p>
-      <w:r>
-        <w:t xml:space="preserve">V4 </w:t>
-      </w:r>
-      <w:proofErr w:type="gramStart"/>
-      <w:r>
-        <w:t>[  10</w:t>
-      </w:r>
-      <w:proofErr w:type="gramEnd"/>
-      <w:r>
-        <w:t xml:space="preserve">   14   20   34    0   </w:t>
-      </w:r>
-      <w:proofErr w:type="gramStart"/>
-      <w:r>
-        <w:t>26  ]</w:t>
-      </w:r>
-      <w:proofErr w:type="gramEnd"/>
-    </w:p>
-    <w:p>
-      <w:r>
-        <w:t xml:space="preserve">V5 </w:t>
-      </w:r>
-      <w:proofErr w:type="gramStart"/>
-      <w:r>
-        <w:t>[  30</w:t>
-      </w:r>
-      <w:proofErr w:type="gramEnd"/>
-      <w:r>
-        <w:t xml:space="preserve">   14   30   16   26    </w:t>
-      </w:r>
-      <w:proofErr w:type="gramStart"/>
-      <w:r>
-        <w:t>0  ]</w:t>
-      </w:r>
-      <w:proofErr w:type="gramEnd"/>
-    </w:p>
-    <w:p>
-      <w:r>
+      <w:pPr>
         <w:rPr>
           <w:b/>
           <w:bCs/>
         </w:rPr>
-        <w:t>Step-by-Step Calculation</w:t>
-      </w:r>
-      <w:r>
-        <w:t>:</w:t>
-      </w:r>
-    </w:p>
-    <w:p>
-      <w:pPr>
-        <w:numPr>
-          <w:ilvl w:val="0"/>
-          <w:numId w:val="39"/>
-        </w:numPr>
       </w:pPr>
       <w:r>
         <w:rPr>
           <w:b/>
           <w:bCs/>
         </w:rPr>
-        <w:t>Robot → V4</w:t>
-      </w:r>
-      <w:r>
-        <w:t xml:space="preserve">: </w:t>
-      </w:r>
-      <w:proofErr w:type="spellStart"/>
-      <w:r>
-        <w:t>distance_</w:t>
-      </w:r>
-      <w:proofErr w:type="gramStart"/>
-      <w:r>
-        <w:t>matrix</w:t>
-      </w:r>
-      <w:proofErr w:type="spellEnd"/>
-      <w:r>
-        <w:t>[</w:t>
-      </w:r>
-      <w:proofErr w:type="gramEnd"/>
-      <w:r>
-        <w:t>0][4] = 10 steps</w:t>
-      </w:r>
-    </w:p>
-    <w:p>
-      <w:pPr>
-        <w:numPr>
-          <w:ilvl w:val="0"/>
-          <w:numId w:val="39"/>
-        </w:numPr>
-      </w:pPr>
-      <w:r>
-        <w:rPr>
-          <w:b/>
-          <w:bCs/>
-        </w:rPr>
-        <w:t>V4 → V1</w:t>
-      </w:r>
-      <w:r>
-        <w:t xml:space="preserve">: </w:t>
-      </w:r>
-      <w:proofErr w:type="spellStart"/>
-      <w:r>
-        <w:t>distance_</w:t>
-      </w:r>
-      <w:proofErr w:type="gramStart"/>
-      <w:r>
-        <w:t>matrix</w:t>
-      </w:r>
-      <w:proofErr w:type="spellEnd"/>
-      <w:r>
-        <w:t>[</w:t>
-      </w:r>
-      <w:proofErr w:type="gramEnd"/>
-      <w:r>
-        <w:t>4][1] = 14 steps</w:t>
-      </w:r>
-    </w:p>
-    <w:p>
-      <w:pPr>
-        <w:numPr>
-          <w:ilvl w:val="0"/>
-          <w:numId w:val="39"/>
-        </w:numPr>
-      </w:pPr>
-      <w:r>
-        <w:rPr>
-          <w:b/>
-          <w:bCs/>
-        </w:rPr>
-        <w:t>V1 → V5</w:t>
-      </w:r>
-      <w:r>
-        <w:t xml:space="preserve">: </w:t>
-      </w:r>
-      <w:proofErr w:type="spellStart"/>
-      <w:r>
-        <w:t>distance_</w:t>
-      </w:r>
-      <w:proofErr w:type="gramStart"/>
-      <w:r>
-        <w:t>matrix</w:t>
-      </w:r>
-      <w:proofErr w:type="spellEnd"/>
-      <w:r>
-        <w:t>[</w:t>
-      </w:r>
-      <w:proofErr w:type="gramEnd"/>
-      <w:r>
-        <w:t>1][5] = 14 steps</w:t>
-      </w:r>
-    </w:p>
-    <w:p>
-      <w:pPr>
-        <w:numPr>
-          <w:ilvl w:val="0"/>
-          <w:numId w:val="39"/>
-        </w:numPr>
-      </w:pPr>
-      <w:r>
-        <w:rPr>
-          <w:b/>
-          <w:bCs/>
-        </w:rPr>
-        <w:t>V5 → V3</w:t>
-      </w:r>
-      <w:r>
-        <w:t xml:space="preserve">: </w:t>
-      </w:r>
-      <w:proofErr w:type="spellStart"/>
-      <w:r>
-        <w:t>distance_</w:t>
-      </w:r>
-      <w:proofErr w:type="gramStart"/>
-      <w:r>
-        <w:t>matrix</w:t>
-      </w:r>
-      <w:proofErr w:type="spellEnd"/>
-      <w:r>
-        <w:t>[</w:t>
-      </w:r>
-      <w:proofErr w:type="gramEnd"/>
-      <w:r>
-        <w:t>5][3] = 16 steps</w:t>
-      </w:r>
-    </w:p>
-    <w:p>
-      <w:pPr>
-        <w:numPr>
-          <w:ilvl w:val="0"/>
-          <w:numId w:val="39"/>
-        </w:numPr>
-      </w:pPr>
-      <w:r>
-        <w:rPr>
-          <w:b/>
-          <w:bCs/>
-        </w:rPr>
-        <w:t>V3 → V2</w:t>
-      </w:r>
-      <w:r>
-        <w:t xml:space="preserve">: </w:t>
-      </w:r>
-      <w:proofErr w:type="spellStart"/>
-      <w:r>
-        <w:t>distance_</w:t>
-      </w:r>
-      <w:proofErr w:type="gramStart"/>
-      <w:r>
-        <w:t>matrix</w:t>
-      </w:r>
-      <w:proofErr w:type="spellEnd"/>
-      <w:r>
-        <w:t>[</w:t>
-      </w:r>
-      <w:proofErr w:type="gramEnd"/>
-      <w:r>
-        <w:t>3][2] = 14 steps</w:t>
-      </w:r>
-    </w:p>
-    <w:p>
-      <w:r>
-        <w:rPr>
-          <w:b/>
-          <w:bCs/>
-        </w:rPr>
-        <w:lastRenderedPageBreak/>
-        <w:t>Total Fitness</w:t>
-      </w:r>
-      <w:r>
-        <w:t xml:space="preserve"> = 10 + 14 + 14 + 16 + 14 = </w:t>
-      </w:r>
-      <w:r>
-        <w:rPr>
-          <w:b/>
-          <w:bCs/>
-        </w:rPr>
-        <w:t>68 steps</w:t>
-      </w:r>
-    </w:p>
-    <w:p>
-      <w:pPr>
-        <w:rPr>
-          <w:b/>
-          <w:bCs/>
-        </w:rPr>
-      </w:pPr>
-      <w:r>
-        <w:rPr>
-          <w:b/>
-          <w:bCs/>
-        </w:rPr>
-        <w:t>Key Properties:</w:t>
-      </w:r>
-    </w:p>
-    <w:p>
-      <w:pPr>
-        <w:numPr>
-          <w:ilvl w:val="0"/>
-          <w:numId w:val="40"/>
-        </w:numPr>
-      </w:pPr>
-      <w:r>
-        <w:rPr>
-          <w:b/>
-          <w:bCs/>
-        </w:rPr>
-        <w:t>Lower fitness = Better solution</w:t>
-      </w:r>
-      <w:r>
-        <w:t xml:space="preserve"> (minimization problem)</w:t>
-      </w:r>
-    </w:p>
-    <w:p>
-      <w:pPr>
-        <w:numPr>
-          <w:ilvl w:val="0"/>
-          <w:numId w:val="40"/>
-        </w:numPr>
-      </w:pPr>
-      <w:r>
-        <w:t>Fitness is always a positive real number</w:t>
-      </w:r>
-    </w:p>
-    <w:p>
-      <w:pPr>
-        <w:numPr>
-          <w:ilvl w:val="0"/>
-          <w:numId w:val="40"/>
-        </w:numPr>
-      </w:pPr>
-      <w:r>
-        <w:t>Uses actual pathfinding distances (BFS), not Euclidean distance</w:t>
-      </w:r>
-    </w:p>
-    <w:p>
-      <w:pPr>
-        <w:numPr>
-          <w:ilvl w:val="0"/>
-          <w:numId w:val="40"/>
-        </w:numPr>
-      </w:pPr>
-      <w:r>
-        <w:t>Considers walls and obstacles in the environment</w:t>
-      </w:r>
-    </w:p>
-    <w:p>
-      <w:r>
-        <w:pict w14:anchorId="4A8A5644">
-          <v:rect id="_x0000_i1027" style="width:0;height:1.5pt" o:hralign="center" o:hrstd="t" o:hr="t" fillcolor="#a0a0a0" stroked="f"/>
-        </w:pict>
-      </w:r>
-    </w:p>
-    <w:p>
-      <w:pPr>
-        <w:rPr>
-          <w:b/>
-          <w:bCs/>
-        </w:rPr>
-      </w:pPr>
-      <w:r>
-        <w:rPr>
-          <w:b/>
-          <w:bCs/>
-        </w:rPr>
-        <w:t>2. BFS PATHFINDING ALGORITHM</w:t>
-      </w:r>
-    </w:p>
-    <w:p>
-      <w:pPr>
-        <w:rPr>
-          <w:b/>
-          <w:bCs/>
-        </w:rPr>
-      </w:pPr>
-      <w:r>
-        <w:rPr>
-          <w:b/>
-          <w:bCs/>
-        </w:rPr>
-        <w:t>2.1 Purpose</w:t>
-      </w:r>
-    </w:p>
-    <w:p>
-      <w:r>
-        <w:t xml:space="preserve">Breadth-First Search (BFS) is used to calculate the </w:t>
-      </w:r>
-      <w:r>
-        <w:rPr>
-          <w:b/>
-          <w:bCs/>
-        </w:rPr>
-        <w:t>actual shortest path distance</w:t>
-      </w:r>
-      <w:r>
-        <w:t xml:space="preserve"> between any two points in the grid, considering walls as obstacles.</w:t>
-      </w:r>
-    </w:p>
-    <w:p>
-      <w:pPr>
-        <w:rPr>
-          <w:b/>
-          <w:bCs/>
-        </w:rPr>
-      </w:pPr>
-      <w:r>
-        <w:rPr>
-          <w:b/>
-          <w:bCs/>
-        </w:rPr>
-        <w:t xml:space="preserve">2.2 Why </w:t>
-      </w:r>
-      <w:proofErr w:type="gramStart"/>
-      <w:r>
-        <w:rPr>
-          <w:b/>
-          <w:bCs/>
-        </w:rPr>
-        <w:t>BFS is</w:t>
-      </w:r>
-      <w:proofErr w:type="gramEnd"/>
-      <w:r>
-        <w:rPr>
-          <w:b/>
-          <w:bCs/>
-        </w:rPr>
-        <w:t xml:space="preserve"> Required</w:t>
-      </w:r>
-    </w:p>
-    <w:p>
-      <w:pPr>
-        <w:numPr>
-          <w:ilvl w:val="0"/>
-          <w:numId w:val="41"/>
-        </w:numPr>
-      </w:pPr>
-      <w:r>
-        <w:rPr>
-          <w:b/>
-          <w:bCs/>
-        </w:rPr>
-        <w:t>Straight-line (Euclidean) distance</w:t>
-      </w:r>
-      <w:r>
-        <w:t xml:space="preserve"> would be incorrect because walls block direct paths</w:t>
-      </w:r>
-    </w:p>
-    <w:p>
-      <w:pPr>
-        <w:numPr>
-          <w:ilvl w:val="0"/>
-          <w:numId w:val="41"/>
-        </w:numPr>
-      </w:pPr>
-      <w:r>
-        <w:t xml:space="preserve">BFS guarantees finding the </w:t>
-      </w:r>
-      <w:r>
-        <w:rPr>
-          <w:b/>
-          <w:bCs/>
-        </w:rPr>
-        <w:t>shortest path</w:t>
-      </w:r>
-      <w:r>
-        <w:t xml:space="preserve"> in an unweighted grid</w:t>
-      </w:r>
-    </w:p>
-    <w:p>
-      <w:pPr>
-        <w:numPr>
-          <w:ilvl w:val="0"/>
-          <w:numId w:val="41"/>
-        </w:numPr>
-      </w:pPr>
-      <w:r>
-        <w:t>Returns both distance and the actual path (for visualization)</w:t>
-      </w:r>
-    </w:p>
-    <w:p>
-      <w:pPr>
-        <w:rPr>
-          <w:b/>
-          <w:bCs/>
-        </w:rPr>
-      </w:pPr>
-      <w:r>
-        <w:rPr>
-          <w:b/>
-          <w:bCs/>
-        </w:rPr>
-        <w:t>2.3 Distance Matrix Construction</w:t>
-      </w:r>
-    </w:p>
-    <w:p>
-      <w:r>
-        <w:t>We build a 6×6 distance matrix where:</w:t>
-      </w:r>
-    </w:p>
-    <w:p>
-      <w:pPr>
-        <w:numPr>
-          <w:ilvl w:val="0"/>
-          <w:numId w:val="42"/>
-        </w:numPr>
-      </w:pPr>
-      <w:r>
-        <w:rPr>
-          <w:b/>
-          <w:bCs/>
-        </w:rPr>
-        <w:t>Index 0</w:t>
-      </w:r>
-      <w:r>
-        <w:t xml:space="preserve"> = Robot starting position</w:t>
-      </w:r>
-    </w:p>
-    <w:p>
-      <w:pPr>
-        <w:numPr>
-          <w:ilvl w:val="0"/>
-          <w:numId w:val="42"/>
-        </w:numPr>
-      </w:pPr>
-      <w:r>
-        <w:rPr>
-          <w:b/>
-          <w:bCs/>
-        </w:rPr>
-        <w:t>Index 1-5</w:t>
-      </w:r>
-      <w:r>
-        <w:t xml:space="preserve"> = Victims V1 through V5</w:t>
-      </w:r>
-    </w:p>
-    <w:p>
-      <w:r>
-        <w:t xml:space="preserve">The matrix is symmetric: </w:t>
-      </w:r>
-      <w:proofErr w:type="gramStart"/>
-      <w:r>
-        <w:t>D(</w:t>
-      </w:r>
-      <w:proofErr w:type="gramEnd"/>
-      <w:r>
-        <w:t xml:space="preserve">A → B) = </w:t>
-      </w:r>
-      <w:proofErr w:type="gramStart"/>
-      <w:r>
-        <w:t>D(</w:t>
-      </w:r>
-      <w:proofErr w:type="gramEnd"/>
-      <w:r>
-        <w:t>B → A)</w:t>
-      </w:r>
-    </w:p>
-    <w:p>
-      <w:pPr>
-        <w:rPr>
-          <w:b/>
-          <w:bCs/>
-        </w:rPr>
-      </w:pPr>
-      <w:r>
-        <w:rPr>
-          <w:b/>
-          <w:bCs/>
-        </w:rPr>
-        <w:t>2.4 Computational Complexity</w:t>
-      </w:r>
-    </w:p>
-    <w:p>
-      <w:pPr>
-        <w:numPr>
-          <w:ilvl w:val="0"/>
-          <w:numId w:val="43"/>
-        </w:numPr>
-      </w:pPr>
-      <w:r>
-        <w:t xml:space="preserve">BFS runs </w:t>
-      </w:r>
-      <w:r>
-        <w:rPr>
-          <w:b/>
-          <w:bCs/>
-        </w:rPr>
-        <w:t>36 times</w:t>
-      </w:r>
-      <w:r>
-        <w:t xml:space="preserve"> (6 locations × 6 locations)</w:t>
-      </w:r>
-    </w:p>
-    <w:p>
-      <w:pPr>
-        <w:numPr>
-          <w:ilvl w:val="0"/>
-          <w:numId w:val="43"/>
-        </w:numPr>
-      </w:pPr>
-      <w:r>
-        <w:t xml:space="preserve">Each BFS: </w:t>
-      </w:r>
-      <w:proofErr w:type="gramStart"/>
-      <w:r>
-        <w:t>O(</w:t>
-      </w:r>
-      <w:proofErr w:type="gramEnd"/>
-      <w:r>
-        <w:t xml:space="preserve">rows × cols) = </w:t>
-      </w:r>
-      <w:proofErr w:type="gramStart"/>
-      <w:r>
-        <w:t>O(</w:t>
-      </w:r>
-      <w:proofErr w:type="gramEnd"/>
-      <w:r>
-        <w:t>400) for a 20×20 grid</w:t>
-      </w:r>
-    </w:p>
-    <w:p>
-      <w:pPr>
-        <w:numPr>
-          <w:ilvl w:val="0"/>
-          <w:numId w:val="43"/>
-        </w:numPr>
-      </w:pPr>
-      <w:r>
-        <w:t xml:space="preserve">Total: </w:t>
-      </w:r>
-      <w:proofErr w:type="gramStart"/>
-      <w:r>
-        <w:t>O(</w:t>
-      </w:r>
-      <w:proofErr w:type="gramEnd"/>
-      <w:r>
-        <w:t xml:space="preserve">36 × 400) = </w:t>
-      </w:r>
-      <w:proofErr w:type="gramStart"/>
-      <w:r>
-        <w:t>O(</w:t>
-      </w:r>
-      <w:proofErr w:type="gramEnd"/>
-      <w:r>
-        <w:t>14,400) operations</w:t>
-      </w:r>
-    </w:p>
-    <w:p>
-      <w:pPr>
-        <w:numPr>
-          <w:ilvl w:val="0"/>
-          <w:numId w:val="43"/>
-        </w:numPr>
-      </w:pPr>
-      <w:r>
-        <w:rPr>
-          <w:b/>
-          <w:bCs/>
-        </w:rPr>
-        <w:t>Very fast</w:t>
-      </w:r>
-      <w:r>
-        <w:t>: Completes in &lt; 0.1 seconds</w:t>
-      </w:r>
-    </w:p>
-    <w:p>
-      <w:r>
-        <w:pict w14:anchorId="381C5C53">
-          <v:rect id="_x0000_i1028" style="width:0;height:1.5pt" o:hralign="center" o:hrstd="t" o:hr="t" fillcolor="#a0a0a0" stroked="f"/>
-        </w:pict>
-      </w:r>
-    </w:p>
-    <w:p>
-      <w:pPr>
-        <w:rPr>
-          <w:b/>
-          <w:bCs/>
-        </w:rPr>
-      </w:pPr>
-      <w:r>
-        <w:rPr>
-          <w:b/>
-          <w:bCs/>
-        </w:rPr>
-        <w:lastRenderedPageBreak/>
-        <w:t>3. GENETIC ALGORITHM PARAMETERS</w:t>
-      </w:r>
-    </w:p>
-    <w:p>
-      <w:pPr>
-        <w:rPr>
-          <w:b/>
-          <w:bCs/>
-        </w:rPr>
-      </w:pPr>
-      <w:r>
-        <w:rPr>
-          <w:b/>
-          <w:bCs/>
-        </w:rPr>
-        <w:t>3.1 Core Parameters</w:t>
-      </w:r>
-    </w:p>
-    <w:tbl>
-      <w:tblPr>
-        <w:tblW w:w="0" w:type="auto"/>
-        <w:tblCellSpacing w:w="15" w:type="dxa"/>
-        <w:tblCellMar>
-          <w:top w:w="15" w:type="dxa"/>
-          <w:left w:w="15" w:type="dxa"/>
-          <w:bottom w:w="15" w:type="dxa"/>
-          <w:right w:w="15" w:type="dxa"/>
-        </w:tblCellMar>
-        <w:tblLook w:val="04A0" w:firstRow="1" w:lastRow="0" w:firstColumn="1" w:lastColumn="0" w:noHBand="0" w:noVBand="1"/>
-      </w:tblPr>
-      <w:tblGrid>
-        <w:gridCol w:w="1758"/>
-        <w:gridCol w:w="1158"/>
-        <w:gridCol w:w="5216"/>
-      </w:tblGrid>
-      <w:tr>
-        <w:trPr>
-          <w:tblHeader/>
-          <w:tblCellSpacing w:w="15" w:type="dxa"/>
-        </w:trPr>
-        <w:tc>
-          <w:tcPr>
-            <w:tcW w:w="0" w:type="auto"/>
-            <w:vAlign w:val="center"/>
-            <w:hideMark/>
-          </w:tcPr>
-          <w:p>
-            <w:pPr>
-              <w:rPr>
-                <w:b/>
-                <w:bCs/>
-              </w:rPr>
-            </w:pPr>
-            <w:r>
-              <w:rPr>
-                <w:b/>
-                <w:bCs/>
-              </w:rPr>
-              <w:t>Parameter</w:t>
-            </w:r>
-          </w:p>
-        </w:tc>
-        <w:tc>
-          <w:tcPr>
-            <w:tcW w:w="0" w:type="auto"/>
-            <w:vAlign w:val="center"/>
-            <w:hideMark/>
-          </w:tcPr>
-          <w:p>
-            <w:pPr>
-              <w:rPr>
-                <w:b/>
-                <w:bCs/>
-              </w:rPr>
-            </w:pPr>
-            <w:r>
-              <w:rPr>
-                <w:b/>
-                <w:bCs/>
-              </w:rPr>
-              <w:t>Value</w:t>
-            </w:r>
-          </w:p>
-        </w:tc>
-        <w:tc>
-          <w:tcPr>
-            <w:tcW w:w="0" w:type="auto"/>
-            <w:vAlign w:val="center"/>
-            <w:hideMark/>
-          </w:tcPr>
-          <w:p>
-            <w:pPr>
-              <w:rPr>
-                <w:b/>
-                <w:bCs/>
-              </w:rPr>
-            </w:pPr>
-            <w:r>
-              <w:rPr>
-                <w:b/>
-                <w:bCs/>
-              </w:rPr>
-              <w:t>Justification</w:t>
-            </w:r>
-          </w:p>
-        </w:tc>
-      </w:tr>
-      <w:tr>
-        <w:trPr>
-          <w:tblCellSpacing w:w="15" w:type="dxa"/>
-        </w:trPr>
-        <w:tc>
-          <w:tcPr>
-            <w:tcW w:w="0" w:type="auto"/>
-            <w:vAlign w:val="center"/>
-            <w:hideMark/>
-          </w:tcPr>
-          <w:p>
-            <w:r>
-              <w:rPr>
-                <w:b/>
-                <w:bCs/>
-              </w:rPr>
-              <w:t>Population Size</w:t>
-            </w:r>
-          </w:p>
-        </w:tc>
-        <w:tc>
-          <w:tcPr>
-            <w:tcW w:w="0" w:type="auto"/>
-            <w:vAlign w:val="center"/>
-            <w:hideMark/>
-          </w:tcPr>
-          <w:p>
-            <w:r>
-              <w:t>100</w:t>
-            </w:r>
-          </w:p>
-        </w:tc>
-        <w:tc>
-          <w:tcPr>
-            <w:tcW w:w="0" w:type="auto"/>
-            <w:vAlign w:val="center"/>
-            <w:hideMark/>
-          </w:tcPr>
-          <w:p>
-            <w:r>
-              <w:t>Large enough for diversity, small enough for speed</w:t>
-            </w:r>
-          </w:p>
-        </w:tc>
-      </w:tr>
-      <w:tr>
-        <w:trPr>
-          <w:tblCellSpacing w:w="15" w:type="dxa"/>
-        </w:trPr>
-        <w:tc>
-          <w:tcPr>
-            <w:tcW w:w="0" w:type="auto"/>
-            <w:vAlign w:val="center"/>
-            <w:hideMark/>
-          </w:tcPr>
-          <w:p>
-            <w:r>
-              <w:rPr>
-                <w:b/>
-                <w:bCs/>
-              </w:rPr>
-              <w:t>Generations</w:t>
-            </w:r>
-          </w:p>
-        </w:tc>
-        <w:tc>
-          <w:tcPr>
-            <w:tcW w:w="0" w:type="auto"/>
-            <w:vAlign w:val="center"/>
-            <w:hideMark/>
-          </w:tcPr>
-          <w:p>
-            <w:r>
-              <w:t>500</w:t>
-            </w:r>
-          </w:p>
-        </w:tc>
-        <w:tc>
-          <w:tcPr>
-            <w:tcW w:w="0" w:type="auto"/>
-            <w:vAlign w:val="center"/>
-            <w:hideMark/>
-          </w:tcPr>
-          <w:p>
-            <w:r>
-              <w:t>Sufficient for convergence on this problem size</w:t>
-            </w:r>
-          </w:p>
-        </w:tc>
-      </w:tr>
-      <w:tr>
-        <w:trPr>
-          <w:tblCellSpacing w:w="15" w:type="dxa"/>
-        </w:trPr>
-        <w:tc>
-          <w:tcPr>
-            <w:tcW w:w="0" w:type="auto"/>
-            <w:vAlign w:val="center"/>
-            <w:hideMark/>
-          </w:tcPr>
-          <w:p>
-            <w:r>
-              <w:rPr>
-                <w:b/>
-                <w:bCs/>
-              </w:rPr>
-              <w:t>Mutation Rate</w:t>
-            </w:r>
-          </w:p>
-        </w:tc>
-        <w:tc>
-          <w:tcPr>
-            <w:tcW w:w="0" w:type="auto"/>
-            <w:vAlign w:val="center"/>
-            <w:hideMark/>
-          </w:tcPr>
-          <w:p>
-            <w:r>
-              <w:t>0.15 (15%)</w:t>
-            </w:r>
-          </w:p>
-        </w:tc>
-        <w:tc>
-          <w:tcPr>
-            <w:tcW w:w="0" w:type="auto"/>
-            <w:vAlign w:val="center"/>
-            <w:hideMark/>
-          </w:tcPr>
-          <w:p>
-            <w:r>
-              <w:t>Balanced exploration vs exploitation</w:t>
-            </w:r>
-          </w:p>
-        </w:tc>
-      </w:tr>
-      <w:tr>
-        <w:trPr>
-          <w:tblCellSpacing w:w="15" w:type="dxa"/>
-        </w:trPr>
-        <w:tc>
-          <w:tcPr>
-            <w:tcW w:w="0" w:type="auto"/>
-            <w:vAlign w:val="center"/>
-            <w:hideMark/>
-          </w:tcPr>
-          <w:p>
-            <w:r>
-              <w:rPr>
-                <w:b/>
-                <w:bCs/>
-              </w:rPr>
-              <w:t>Crossover Rate</w:t>
-            </w:r>
-          </w:p>
-        </w:tc>
-        <w:tc>
-          <w:tcPr>
-            <w:tcW w:w="0" w:type="auto"/>
-            <w:vAlign w:val="center"/>
-            <w:hideMark/>
-          </w:tcPr>
-          <w:p>
-            <w:r>
-              <w:t>0.8 (80%)</w:t>
-            </w:r>
-          </w:p>
-        </w:tc>
-        <w:tc>
-          <w:tcPr>
-            <w:tcW w:w="0" w:type="auto"/>
-            <w:vAlign w:val="center"/>
-            <w:hideMark/>
-          </w:tcPr>
-          <w:p>
-            <w:r>
-              <w:t>High rate encourages recombination</w:t>
-            </w:r>
-          </w:p>
-        </w:tc>
-      </w:tr>
-      <w:tr>
-        <w:trPr>
-          <w:tblCellSpacing w:w="15" w:type="dxa"/>
-        </w:trPr>
-        <w:tc>
-          <w:tcPr>
-            <w:tcW w:w="0" w:type="auto"/>
-            <w:vAlign w:val="center"/>
-            <w:hideMark/>
-          </w:tcPr>
-          <w:p>
-            <w:r>
-              <w:rPr>
-                <w:b/>
-                <w:bCs/>
-              </w:rPr>
-              <w:t>Elite Size</w:t>
-            </w:r>
-          </w:p>
-        </w:tc>
-        <w:tc>
-          <w:tcPr>
-            <w:tcW w:w="0" w:type="auto"/>
-            <w:vAlign w:val="center"/>
-            <w:hideMark/>
-          </w:tcPr>
-          <w:p>
-            <w:r>
-              <w:t>10</w:t>
-            </w:r>
-          </w:p>
-        </w:tc>
-        <w:tc>
-          <w:tcPr>
-            <w:tcW w:w="0" w:type="auto"/>
-            <w:vAlign w:val="center"/>
-            <w:hideMark/>
-          </w:tcPr>
-          <w:p>
-            <w:r>
-              <w:t>Top 10% preserved to maintain good solutions</w:t>
-            </w:r>
-          </w:p>
-        </w:tc>
-      </w:tr>
-    </w:tbl>
-    <w:p>
-      <w:pPr>
-        <w:rPr>
-          <w:b/>
-          <w:bCs/>
-        </w:rPr>
-      </w:pPr>
-      <w:r>
-        <w:rPr>
-          <w:b/>
-          <w:bCs/>
-        </w:rPr>
-        <w:t>3.2 Selection Method: Tournament Selection</w:t>
-      </w:r>
-    </w:p>
-    <w:p>
-      <w:pPr>
-        <w:numPr>
-          <w:ilvl w:val="0"/>
-          <w:numId w:val="44"/>
-        </w:numPr>
-      </w:pPr>
-      <w:r>
-        <w:rPr>
-          <w:b/>
-          <w:bCs/>
-        </w:rPr>
-        <w:t>Tournament Size</w:t>
-      </w:r>
-      <w:r>
-        <w:t>: 5 individuals</w:t>
-      </w:r>
-    </w:p>
-    <w:p>
-      <w:pPr>
-        <w:numPr>
-          <w:ilvl w:val="0"/>
-          <w:numId w:val="44"/>
-        </w:numPr>
-      </w:pPr>
-      <w:r>
-        <w:rPr>
-          <w:b/>
-          <w:bCs/>
-        </w:rPr>
-        <w:t>Process</w:t>
-      </w:r>
-      <w:r>
-        <w:t>: Randomly select 5 chromosomes, pick the best (lowest fitness)</w:t>
-      </w:r>
-    </w:p>
-    <w:p>
-      <w:pPr>
-        <w:numPr>
-          <w:ilvl w:val="0"/>
-          <w:numId w:val="44"/>
-        </w:numPr>
-      </w:pPr>
-      <w:r>
-        <w:rPr>
-          <w:b/>
-          <w:bCs/>
-        </w:rPr>
-        <w:t>Advantage</w:t>
-      </w:r>
-      <w:r>
-        <w:t>: Maintains selection pressure while preserving diversity</w:t>
-      </w:r>
-    </w:p>
-    <w:p>
-      <w:pPr>
-        <w:rPr>
-          <w:b/>
-          <w:bCs/>
-        </w:rPr>
-      </w:pPr>
-      <w:r>
-        <w:rPr>
-          <w:b/>
-          <w:bCs/>
-        </w:rPr>
-        <w:t>3.3 Crossover Method: Ordered Crossover (OX)</w:t>
-      </w:r>
-    </w:p>
-    <w:p>
-      <w:r>
-        <w:rPr>
-          <w:b/>
-          <w:bCs/>
-        </w:rPr>
-        <w:t>Why Ordered Crossover?</w:t>
-      </w:r>
-    </w:p>
-    <w:p>
-      <w:pPr>
-        <w:numPr>
-          <w:ilvl w:val="0"/>
-          <w:numId w:val="45"/>
-        </w:numPr>
-      </w:pPr>
-      <w:r>
-        <w:t xml:space="preserve">Standard crossover would create </w:t>
-      </w:r>
-      <w:r>
-        <w:rPr>
-          <w:b/>
-          <w:bCs/>
-        </w:rPr>
-        <w:t>invalid chromosomes</w:t>
-      </w:r>
-      <w:r>
-        <w:t xml:space="preserve"> (duplicate victims)</w:t>
-      </w:r>
-    </w:p>
-    <w:p>
-      <w:pPr>
-        <w:numPr>
-          <w:ilvl w:val="0"/>
-          <w:numId w:val="45"/>
-        </w:numPr>
-      </w:pPr>
-      <w:r>
-        <w:t>OX preserves the permutation property</w:t>
-      </w:r>
-    </w:p>
-    <w:p>
-      <w:pPr>
-        <w:numPr>
-          <w:ilvl w:val="0"/>
-          <w:numId w:val="45"/>
-        </w:numPr>
-      </w:pPr>
-      <w:r>
-        <w:t>Combines parental traits while maintaining validity</w:t>
-      </w:r>
-    </w:p>
-    <w:p>
-      <w:r>
-        <w:rPr>
-          <w:b/>
-          <w:bCs/>
-        </w:rPr>
-        <w:t>How It Works</w:t>
-      </w:r>
-      <w:r>
-        <w:t>:</w:t>
-      </w:r>
-    </w:p>
-    <w:p>
-      <w:pPr>
-        <w:numPr>
-          <w:ilvl w:val="0"/>
-          <w:numId w:val="46"/>
-        </w:numPr>
-      </w:pPr>
-      <w:r>
-        <w:t>Select two random crossover points</w:t>
-      </w:r>
-    </w:p>
-    <w:p>
-      <w:pPr>
-        <w:numPr>
-          <w:ilvl w:val="0"/>
-          <w:numId w:val="46"/>
-        </w:numPr>
-      </w:pPr>
-      <w:r>
-        <w:t>Copy substring from Parent1 to Child</w:t>
-      </w:r>
-    </w:p>
-    <w:p>
-      <w:pPr>
-        <w:numPr>
-          <w:ilvl w:val="0"/>
-          <w:numId w:val="46"/>
-        </w:numPr>
-      </w:pPr>
-      <w:r>
-        <w:t>Fill remaining positions with genes from Parent2 in their original order</w:t>
-      </w:r>
-    </w:p>
-    <w:p>
-      <w:r>
-        <w:rPr>
-          <w:b/>
-          <w:bCs/>
-        </w:rPr>
-        <w:t>Example</w:t>
-      </w:r>
-      <w:r>
-        <w:t>:</w:t>
-      </w:r>
-    </w:p>
-    <w:p>
-      <w:r>
-        <w:t>Parent1: [3, 1, | 5, 2 |, 4]</w:t>
-      </w:r>
-    </w:p>
-    <w:p>
-      <w:r>
-        <w:t>Parent2: [4, 5, | 2, 3 |, 1]</w:t>
-      </w:r>
-    </w:p>
-    <w:p>
-      <w:r>
-        <w:t xml:space="preserve">         ________↓↓↓↓_______</w:t>
-      </w:r>
-    </w:p>
-    <w:p>
-      <w:r>
-        <w:lastRenderedPageBreak/>
-        <w:t>Child:</w:t>
-      </w:r>
-      <w:proofErr w:type="gramStart"/>
-      <w:r>
-        <w:t xml:space="preserve">   [</w:t>
-      </w:r>
-      <w:proofErr w:type="gramEnd"/>
-      <w:r>
-        <w:t>4, 1, | 5, 2 |, 3]</w:t>
-      </w:r>
-    </w:p>
-    <w:p>
-      <w:pPr>
-        <w:rPr>
-          <w:b/>
-          <w:bCs/>
-        </w:rPr>
-      </w:pPr>
-      <w:r>
-        <w:rPr>
-          <w:b/>
-          <w:bCs/>
-        </w:rPr>
-        <w:t>3.4 Mutation Method: Swap Mutation</w:t>
-      </w:r>
-    </w:p>
-    <w:p>
-      <w:pPr>
-        <w:numPr>
-          <w:ilvl w:val="0"/>
-          <w:numId w:val="47"/>
-        </w:numPr>
-      </w:pPr>
-      <w:r>
-        <w:rPr>
-          <w:b/>
-          <w:bCs/>
-        </w:rPr>
-        <w:t>Process</w:t>
-      </w:r>
-      <w:r>
-        <w:t>: Randomly swap two positions in the chromosome</w:t>
-      </w:r>
-    </w:p>
-    <w:p>
-      <w:pPr>
-        <w:numPr>
-          <w:ilvl w:val="0"/>
-          <w:numId w:val="47"/>
-        </w:numPr>
-      </w:pPr>
-      <w:r>
-        <w:rPr>
-          <w:b/>
-          <w:bCs/>
-        </w:rPr>
-        <w:t>Probability</w:t>
-      </w:r>
-      <w:r>
-        <w:t>: 15% per chromosome</w:t>
-      </w:r>
-    </w:p>
-    <w:p>
-      <w:pPr>
-        <w:numPr>
-          <w:ilvl w:val="0"/>
-          <w:numId w:val="47"/>
-        </w:numPr>
-      </w:pPr>
-      <w:r>
-        <w:rPr>
-          <w:b/>
-          <w:bCs/>
-        </w:rPr>
-        <w:t>Purpose</w:t>
-      </w:r>
-      <w:r>
-        <w:t>: Introduce diversity and escape local optima</w:t>
-      </w:r>
-    </w:p>
-    <w:p>
-      <w:r>
-        <w:rPr>
-          <w:b/>
-          <w:bCs/>
-        </w:rPr>
-        <w:t>Example</w:t>
-      </w:r>
-      <w:r>
-        <w:t>:</w:t>
-      </w:r>
-    </w:p>
-    <w:p>
-      <w:r>
-        <w:t>Before: [4, 1, 5, 3, 2]</w:t>
-      </w:r>
-    </w:p>
-    <w:p>
-      <w:r>
-        <w:t xml:space="preserve">         ↓        ↓</w:t>
-      </w:r>
-    </w:p>
-    <w:p>
-      <w:r>
-        <w:t>After</w:t>
-      </w:r>
-      <w:proofErr w:type="gramStart"/>
-      <w:r>
-        <w:t>:  [</w:t>
-      </w:r>
-      <w:proofErr w:type="gramEnd"/>
-      <w:r>
-        <w:t>4, 3, 5, 1, 2</w:t>
-      </w:r>
-      <w:proofErr w:type="gramStart"/>
-      <w:r>
-        <w:t>]  (</w:t>
-      </w:r>
-      <w:proofErr w:type="gramEnd"/>
-      <w:r>
-        <w:t>swapped positions 1 and 3)</w:t>
-      </w:r>
-    </w:p>
-    <w:p>
-      <w:pPr>
-        <w:rPr>
-          <w:b/>
-          <w:bCs/>
-        </w:rPr>
-      </w:pPr>
-      <w:r>
-        <w:rPr>
-          <w:b/>
-          <w:bCs/>
-        </w:rPr>
-        <w:t>3.5 Elitism</w:t>
-      </w:r>
-    </w:p>
-    <w:p>
-      <w:pPr>
-        <w:numPr>
-          <w:ilvl w:val="0"/>
-          <w:numId w:val="48"/>
-        </w:numPr>
-      </w:pPr>
-      <w:r>
-        <w:t xml:space="preserve">The </w:t>
-      </w:r>
-      <w:r>
-        <w:rPr>
-          <w:b/>
-          <w:bCs/>
-        </w:rPr>
-        <w:t>top 10 chromosomes</w:t>
-      </w:r>
-      <w:r>
-        <w:t xml:space="preserve"> (lowest fitness) are directly copied to the next generation</w:t>
-      </w:r>
-    </w:p>
-    <w:p>
-      <w:pPr>
-        <w:numPr>
-          <w:ilvl w:val="0"/>
-          <w:numId w:val="48"/>
-        </w:numPr>
-      </w:pPr>
-      <w:r>
-        <w:t>Ensures best solutions are never lost</w:t>
-      </w:r>
-    </w:p>
-    <w:p>
-      <w:pPr>
-        <w:numPr>
-          <w:ilvl w:val="0"/>
-          <w:numId w:val="48"/>
-        </w:numPr>
-      </w:pPr>
-      <w:r>
-        <w:t>Accelerates convergence</w:t>
-      </w:r>
-    </w:p>
-    <w:p>
-      <w:r>
-        <w:pict w14:anchorId="330EAC07">
-          <v:rect id="_x0000_i1029" style="width:0;height:1.5pt" o:hralign="center" o:hrstd="t" o:hr="t" fillcolor="#a0a0a0" stroked="f"/>
-        </w:pict>
-      </w:r>
-    </w:p>
-    <w:p>
-      <w:pPr>
-        <w:rPr>
-          <w:b/>
-          <w:bCs/>
-        </w:rPr>
-      </w:pPr>
-      <w:r>
-        <w:rPr>
-          <w:b/>
-          <w:bCs/>
-        </w:rPr>
-        <w:t>4. RESULTS AND COMPARISON</w:t>
-      </w:r>
-    </w:p>
-    <w:p>
-      <w:pPr>
-        <w:rPr>
-          <w:b/>
-          <w:bCs/>
-        </w:rPr>
-      </w:pPr>
-      <w:r>
-        <w:rPr>
-          <w:b/>
-          <w:bCs/>
-        </w:rPr>
-        <w:t>4.1 Distance Matrix (BFS Output)</w:t>
-      </w:r>
-    </w:p>
-    <w:p>
-      <w:r>
-        <w:t>Distance Matrix (in steps):</w:t>
-      </w:r>
-    </w:p>
-    <w:p>
-      <w:r>
-        <w:t xml:space="preserve">       </w:t>
-      </w:r>
-      <w:proofErr w:type="gramStart"/>
-      <w:r>
-        <w:t>Robot  V</w:t>
-      </w:r>
-      <w:proofErr w:type="gramEnd"/>
-      <w:r>
-        <w:t>1   V2   V3   V4   V5</w:t>
-      </w:r>
-    </w:p>
-    <w:p>
-      <w:r>
-        <w:t>Robot    0    18   12   26   10   30</w:t>
-      </w:r>
-    </w:p>
-    <w:p>
-      <w:r>
-        <w:t>V1      18     0   26   28   14   14</w:t>
-      </w:r>
-    </w:p>
-    <w:p>
-      <w:r>
-        <w:t>V2      12    26    0   14   20   30</w:t>
-      </w:r>
-    </w:p>
-    <w:p>
-      <w:r>
-        <w:t>V3      26    28   14    0   34   16</w:t>
-      </w:r>
-    </w:p>
-    <w:p>
-      <w:r>
-        <w:t>V4      10    14   20   34    0   26</w:t>
-      </w:r>
-    </w:p>
-    <w:p>
-      <w:r>
-        <w:t>V5      30    14   30   16   26    0</w:t>
-      </w:r>
-    </w:p>
-    <w:p>
-      <w:pPr>
-        <w:rPr>
-          <w:b/>
-          <w:bCs/>
-        </w:rPr>
-      </w:pPr>
-      <w:r>
-        <w:rPr>
-          <w:b/>
-          <w:bCs/>
-        </w:rPr>
-        <w:t>4.2 Solution Comparison</w:t>
-      </w:r>
-    </w:p>
-    <w:tbl>
-      <w:tblPr>
-        <w:tblW w:w="0" w:type="auto"/>
-        <w:tblCellSpacing w:w="15" w:type="dxa"/>
-        <w:tblCellMar>
-          <w:top w:w="15" w:type="dxa"/>
-          <w:left w:w="15" w:type="dxa"/>
-          <w:bottom w:w="15" w:type="dxa"/>
-          <w:right w:w="15" w:type="dxa"/>
-        </w:tblCellMar>
-        <w:tblLook w:val="04A0" w:firstRow="1" w:lastRow="0" w:firstColumn="1" w:lastColumn="0" w:noHBand="0" w:noVBand="1"/>
-      </w:tblPr>
-      <w:tblGrid>
-        <w:gridCol w:w="2054"/>
-        <w:gridCol w:w="1312"/>
-        <w:gridCol w:w="1615"/>
-        <w:gridCol w:w="822"/>
-      </w:tblGrid>
-      <w:tr>
-        <w:trPr>
-          <w:tblHeader/>
-          <w:tblCellSpacing w:w="15" w:type="dxa"/>
-        </w:trPr>
-        <w:tc>
-          <w:tcPr>
-            <w:tcW w:w="0" w:type="auto"/>
-            <w:vAlign w:val="center"/>
-            <w:hideMark/>
-          </w:tcPr>
-          <w:p>
-            <w:pPr>
-              <w:rPr>
-                <w:b/>
-                <w:bCs/>
-              </w:rPr>
-            </w:pPr>
-            <w:r>
-              <w:rPr>
-                <w:b/>
-                <w:bCs/>
-              </w:rPr>
-              <w:lastRenderedPageBreak/>
-              <w:t>Method</w:t>
-            </w:r>
-          </w:p>
-        </w:tc>
-        <w:tc>
-          <w:tcPr>
-            <w:tcW w:w="0" w:type="auto"/>
-            <w:vAlign w:val="center"/>
-            <w:hideMark/>
-          </w:tcPr>
-          <w:p>
-            <w:pPr>
-              <w:rPr>
-                <w:b/>
-                <w:bCs/>
-              </w:rPr>
-            </w:pPr>
-            <w:r>
-              <w:rPr>
-                <w:b/>
-                <w:bCs/>
-              </w:rPr>
-              <w:t>Visit Order</w:t>
-            </w:r>
-          </w:p>
-        </w:tc>
-        <w:tc>
-          <w:tcPr>
-            <w:tcW w:w="0" w:type="auto"/>
-            <w:vAlign w:val="center"/>
-            <w:hideMark/>
-          </w:tcPr>
-          <w:p>
-            <w:pPr>
-              <w:rPr>
-                <w:b/>
-                <w:bCs/>
-              </w:rPr>
-            </w:pPr>
-            <w:r>
-              <w:rPr>
-                <w:b/>
-                <w:bCs/>
-              </w:rPr>
-              <w:t>Total Distance</w:t>
-            </w:r>
-          </w:p>
-        </w:tc>
-        <w:tc>
-          <w:tcPr>
-            <w:tcW w:w="0" w:type="auto"/>
-            <w:vAlign w:val="center"/>
-            <w:hideMark/>
-          </w:tcPr>
-          <w:p>
-            <w:pPr>
-              <w:rPr>
-                <w:b/>
-                <w:bCs/>
-              </w:rPr>
-            </w:pPr>
-            <w:r>
-              <w:rPr>
-                <w:b/>
-                <w:bCs/>
-              </w:rPr>
-              <w:t>Time</w:t>
-            </w:r>
-          </w:p>
-        </w:tc>
-      </w:tr>
-      <w:tr>
-        <w:trPr>
-          <w:tblCellSpacing w:w="15" w:type="dxa"/>
-        </w:trPr>
-        <w:tc>
-          <w:tcPr>
-            <w:tcW w:w="0" w:type="auto"/>
-            <w:vAlign w:val="center"/>
-            <w:hideMark/>
-          </w:tcPr>
-          <w:p>
-            <w:r>
-              <w:rPr>
-                <w:b/>
-                <w:bCs/>
-              </w:rPr>
-              <w:t>Greedy (Baseline)</w:t>
-            </w:r>
-          </w:p>
-        </w:tc>
-        <w:tc>
-          <w:tcPr>
-            <w:tcW w:w="0" w:type="auto"/>
-            <w:vAlign w:val="center"/>
-            <w:hideMark/>
-          </w:tcPr>
-          <w:p>
-            <w:r>
-              <w:t>[4, 1, 5, 3, 2]</w:t>
-            </w:r>
-          </w:p>
-        </w:tc>
-        <w:tc>
-          <w:tcPr>
-            <w:tcW w:w="0" w:type="auto"/>
-            <w:vAlign w:val="center"/>
-            <w:hideMark/>
-          </w:tcPr>
-          <w:p>
-            <w:r>
-              <w:t>68 steps</w:t>
-            </w:r>
-          </w:p>
-        </w:tc>
-        <w:tc>
-          <w:tcPr>
-            <w:tcW w:w="0" w:type="auto"/>
-            <w:vAlign w:val="center"/>
-            <w:hideMark/>
-          </w:tcPr>
-          <w:p>
-            <w:r>
-              <w:t>&lt; 0.01s</w:t>
-            </w:r>
-          </w:p>
-        </w:tc>
-      </w:tr>
-      <w:tr>
-        <w:trPr>
-          <w:tblCellSpacing w:w="15" w:type="dxa"/>
-        </w:trPr>
-        <w:tc>
-          <w:tcPr>
-            <w:tcW w:w="0" w:type="auto"/>
-            <w:vAlign w:val="center"/>
-            <w:hideMark/>
-          </w:tcPr>
-          <w:p>
-            <w:r>
-              <w:rPr>
-                <w:b/>
-                <w:bCs/>
-              </w:rPr>
-              <w:t>Genetic Algorithm</w:t>
-            </w:r>
-          </w:p>
-        </w:tc>
-        <w:tc>
-          <w:tcPr>
-            <w:tcW w:w="0" w:type="auto"/>
-            <w:vAlign w:val="center"/>
-            <w:hideMark/>
-          </w:tcPr>
-          <w:p>
-            <w:r>
-              <w:t>[4, 1, 5, 3, 2]</w:t>
-            </w:r>
-          </w:p>
-        </w:tc>
-        <w:tc>
-          <w:tcPr>
-            <w:tcW w:w="0" w:type="auto"/>
-            <w:vAlign w:val="center"/>
-            <w:hideMark/>
-          </w:tcPr>
-          <w:p>
-            <w:r>
-              <w:t>68 steps</w:t>
-            </w:r>
-          </w:p>
-        </w:tc>
-        <w:tc>
-          <w:tcPr>
-            <w:tcW w:w="0" w:type="auto"/>
-            <w:vAlign w:val="center"/>
-            <w:hideMark/>
-          </w:tcPr>
-          <w:p>
-            <w:r>
-              <w:t>0.42s</w:t>
-            </w:r>
-          </w:p>
-        </w:tc>
-      </w:tr>
-      <w:tr>
-        <w:trPr>
-          <w:tblCellSpacing w:w="15" w:type="dxa"/>
-        </w:trPr>
-        <w:tc>
-          <w:tcPr>
-            <w:tcW w:w="0" w:type="auto"/>
-            <w:vAlign w:val="center"/>
-            <w:hideMark/>
-          </w:tcPr>
-          <w:p>
-            <w:r>
-              <w:rPr>
-                <w:b/>
-                <w:bCs/>
-              </w:rPr>
-              <w:t>Improvement</w:t>
-            </w:r>
-          </w:p>
-        </w:tc>
-        <w:tc>
-          <w:tcPr>
-            <w:tcW w:w="0" w:type="auto"/>
-            <w:vAlign w:val="center"/>
-            <w:hideMark/>
-          </w:tcPr>
-          <w:p>
-            <w:r>
-              <w:t>-</w:t>
-            </w:r>
-          </w:p>
-        </w:tc>
-        <w:tc>
-          <w:tcPr>
-            <w:tcW w:w="0" w:type="auto"/>
-            <w:vAlign w:val="center"/>
-            <w:hideMark/>
-          </w:tcPr>
-          <w:p>
-            <w:r>
-              <w:t>0 steps</w:t>
-            </w:r>
-          </w:p>
-        </w:tc>
-        <w:tc>
-          <w:tcPr>
-            <w:tcW w:w="0" w:type="auto"/>
-            <w:vAlign w:val="center"/>
-            <w:hideMark/>
-          </w:tcPr>
-          <w:p>
-            <w:r>
-              <w:t>-</w:t>
-            </w:r>
-          </w:p>
-        </w:tc>
-      </w:tr>
-    </w:tbl>
-    <w:p>
-      <w:pPr>
-        <w:rPr>
-          <w:b/>
-          <w:bCs/>
-        </w:rPr>
-      </w:pPr>
-      <w:r>
-        <w:rPr>
-          <w:b/>
-          <w:bCs/>
-        </w:rPr>
-        <w:t>4.3 Analysis</w:t>
-      </w:r>
-    </w:p>
-    <w:p>
-      <w:r>
-        <w:rPr>
-          <w:b/>
-          <w:bCs/>
-        </w:rPr>
-        <w:t>Why Same Result?</w:t>
-      </w:r>
-      <w:r>
-        <w:t xml:space="preserve"> In this </w:t>
-      </w:r>
-      <w:proofErr w:type="gramStart"/>
-      <w:r>
-        <w:t>particular problem</w:t>
-      </w:r>
-      <w:proofErr w:type="gramEnd"/>
-      <w:r>
-        <w:t xml:space="preserve"> instance:</w:t>
-      </w:r>
-    </w:p>
-    <w:p>
-      <w:pPr>
-        <w:numPr>
-          <w:ilvl w:val="0"/>
-          <w:numId w:val="49"/>
-        </w:numPr>
-      </w:pPr>
-      <w:r>
-        <w:t xml:space="preserve">The greedy algorithm (always choose nearest unvisited victim) found the </w:t>
-      </w:r>
-      <w:r>
-        <w:rPr>
-          <w:b/>
-          <w:bCs/>
-        </w:rPr>
-        <w:t>optimal solution</w:t>
-      </w:r>
-    </w:p>
-    <w:p>
-      <w:pPr>
-        <w:numPr>
-          <w:ilvl w:val="0"/>
-          <w:numId w:val="49"/>
-        </w:numPr>
-      </w:pPr>
-      <w:r>
-        <w:t>The GA confirmed this solution through population-based search</w:t>
-      </w:r>
-    </w:p>
-    <w:p>
-      <w:pPr>
-        <w:numPr>
-          <w:ilvl w:val="0"/>
-          <w:numId w:val="49"/>
-        </w:numPr>
-      </w:pPr>
-      <w:r>
-        <w:t>Both methods converged to the same global optimum</w:t>
-      </w:r>
-    </w:p>
-    <w:p>
-      <w:r>
-        <w:rPr>
-          <w:b/>
-          <w:bCs/>
-        </w:rPr>
-        <w:t>When GA Outperforms Greedy:</w:t>
-      </w:r>
-    </w:p>
-    <w:p>
-      <w:pPr>
-        <w:numPr>
-          <w:ilvl w:val="0"/>
-          <w:numId w:val="50"/>
-        </w:numPr>
-      </w:pPr>
-      <w:r>
-        <w:t>More complex environments with more victims (10+)</w:t>
-      </w:r>
-    </w:p>
-    <w:p>
-      <w:pPr>
-        <w:numPr>
-          <w:ilvl w:val="0"/>
-          <w:numId w:val="50"/>
-        </w:numPr>
-      </w:pPr>
-      <w:r>
-        <w:t>When local greedy choices lead to poor global solutions</w:t>
-      </w:r>
-    </w:p>
-    <w:p>
-      <w:pPr>
-        <w:numPr>
-          <w:ilvl w:val="0"/>
-          <w:numId w:val="50"/>
-        </w:numPr>
-      </w:pPr>
-      <w:r>
-        <w:t>Problems where the optimal solution requires "backtracking"</w:t>
-      </w:r>
-    </w:p>
-    <w:p>
-      <w:pPr>
-        <w:rPr>
-          <w:b/>
-          <w:bCs/>
-        </w:rPr>
-      </w:pPr>
-      <w:r>
-        <w:rPr>
-          <w:b/>
-          <w:bCs/>
-        </w:rPr>
-        <w:t>4.4 GA Convergence Behavior</w:t>
-      </w:r>
-    </w:p>
-    <w:p>
-      <w:pPr>
-        <w:numPr>
-          <w:ilvl w:val="0"/>
-          <w:numId w:val="51"/>
-        </w:numPr>
-      </w:pPr>
-      <w:r>
-        <w:rPr>
-          <w:b/>
-          <w:bCs/>
-        </w:rPr>
-        <w:t>Generation 0</w:t>
-      </w:r>
-      <w:r>
-        <w:t>: Best fitness = 82 steps (random initialization)</w:t>
-      </w:r>
-    </w:p>
-    <w:p>
-      <w:pPr>
-        <w:numPr>
-          <w:ilvl w:val="0"/>
-          <w:numId w:val="51"/>
-        </w:numPr>
-      </w:pPr>
-      <w:r>
-        <w:rPr>
-          <w:b/>
-          <w:bCs/>
-        </w:rPr>
-        <w:t>Generation 50</w:t>
-      </w:r>
-      <w:r>
-        <w:t>: Best fitness = 68 steps (optimal found)</w:t>
-      </w:r>
-    </w:p>
-    <w:p>
-      <w:pPr>
-        <w:numPr>
-          <w:ilvl w:val="0"/>
-          <w:numId w:val="51"/>
-        </w:numPr>
-      </w:pPr>
-      <w:r>
-        <w:rPr>
-          <w:b/>
-          <w:bCs/>
-        </w:rPr>
-        <w:t>Generation 50-499</w:t>
-      </w:r>
-      <w:r>
-        <w:t>: Stable at 68 steps (optimal maintained)</w:t>
-      </w:r>
-    </w:p>
-    <w:p>
-      <w:pPr>
-        <w:numPr>
-          <w:ilvl w:val="0"/>
-          <w:numId w:val="51"/>
-        </w:numPr>
-      </w:pPr>
-      <w:r>
-        <w:rPr>
-          <w:b/>
-          <w:bCs/>
-        </w:rPr>
-        <w:t>Average fitness</w:t>
-      </w:r>
-      <w:r>
-        <w:t>: Gradually improved from 108 → 71 steps</w:t>
-      </w:r>
-    </w:p>
-    <w:p>
-      <w:r>
-        <w:pict w14:anchorId="54EA5425">
-          <v:rect id="_x0000_i1030" style="width:0;height:1.5pt" o:hralign="center" o:hrstd="t" o:hr="t" fillcolor="#a0a0a0" stroked="f"/>
-        </w:pict>
-      </w:r>
-    </w:p>
-    <w:p>
-      <w:pPr>
-        <w:rPr>
-          <w:b/>
-          <w:bCs/>
-        </w:rPr>
-      </w:pPr>
-      <w:r>
-        <w:rPr>
-          <w:b/>
-          <w:bCs/>
-        </w:rPr>
-        <w:t>5. VISUALIZATION OUTPUTS</w:t>
-      </w:r>
-    </w:p>
-    <w:p>
-      <w:r>
-        <w:t>The program generates a comprehensive visualization with two plots:</w:t>
-      </w:r>
-    </w:p>
-    <w:p>
-      <w:pPr>
-        <w:rPr>
-          <w:b/>
-          <w:bCs/>
-        </w:rPr>
-      </w:pPr>
-      <w:r>
-        <w:rPr>
-          <w:b/>
-          <w:bCs/>
-        </w:rPr>
-        <w:t>5.1 Left Plot: Grid Environment with Optimal Path</w:t>
-      </w:r>
-    </w:p>
-    <w:p>
-      <w:pPr>
-        <w:numPr>
-          <w:ilvl w:val="0"/>
-          <w:numId w:val="52"/>
-        </w:numPr>
-      </w:pPr>
-      <w:r>
-        <w:rPr>
-          <w:b/>
-          <w:bCs/>
-        </w:rPr>
-        <w:t>Black cells</w:t>
-      </w:r>
-      <w:r>
-        <w:t>: Walls (obstacles)</w:t>
-      </w:r>
-    </w:p>
-    <w:p>
-      <w:pPr>
-        <w:numPr>
-          <w:ilvl w:val="0"/>
-          <w:numId w:val="52"/>
-        </w:numPr>
-      </w:pPr>
-      <w:r>
-        <w:rPr>
-          <w:b/>
-          <w:bCs/>
-        </w:rPr>
-        <w:t>Green square (R)</w:t>
-      </w:r>
-      <w:r>
-        <w:t>: Robot starting position</w:t>
-      </w:r>
-    </w:p>
-    <w:p>
-      <w:pPr>
-        <w:numPr>
-          <w:ilvl w:val="0"/>
-          <w:numId w:val="52"/>
-        </w:numPr>
-      </w:pPr>
-      <w:r>
-        <w:rPr>
-          <w:b/>
-          <w:bCs/>
-        </w:rPr>
-        <w:t>Colored circles</w:t>
-      </w:r>
-      <w:r>
-        <w:t>: Five victims (V1-V5)</w:t>
-      </w:r>
-    </w:p>
-    <w:p>
-      <w:pPr>
-        <w:numPr>
-          <w:ilvl w:val="0"/>
-          <w:numId w:val="52"/>
-        </w:numPr>
-      </w:pPr>
-      <w:r>
-        <w:rPr>
-          <w:b/>
-          <w:bCs/>
-        </w:rPr>
-        <w:lastRenderedPageBreak/>
-        <w:t>Yellow path</w:t>
-      </w:r>
-      <w:r>
-        <w:t>: Optimal rescue route</w:t>
-      </w:r>
-    </w:p>
-    <w:p>
-      <w:pPr>
-        <w:numPr>
-          <w:ilvl w:val="0"/>
-          <w:numId w:val="52"/>
-        </w:numPr>
-      </w:pPr>
-      <w:r>
-        <w:rPr>
-          <w:b/>
-          <w:bCs/>
-        </w:rPr>
-        <w:t>Arrows</w:t>
-      </w:r>
-      <w:r>
-        <w:t>: Direction of travel</w:t>
-      </w:r>
-    </w:p>
-    <w:p>
-      <w:r>
-        <w:pict w14:anchorId="3CAAF3D9">
-          <v:rect id="_x0000_i1031" style="width:0;height:1.5pt" o:hralign="center" o:hrstd="t" o:hr="t" fillcolor="#a0a0a0" stroked="f"/>
-        </w:pict>
-      </w:r>
-    </w:p>
-    <w:p>
-      <w:pPr>
-        <w:rPr>
-          <w:b/>
-          <w:bCs/>
-        </w:rPr>
-      </w:pPr>
-      <w:r>
-        <w:rPr>
-          <w:b/>
-          <w:bCs/>
-        </w:rPr>
-        <w:t>6. CODE STRUCTURE</w:t>
-      </w:r>
-    </w:p>
-    <w:p>
-      <w:pPr>
-        <w:rPr>
-          <w:b/>
-          <w:bCs/>
-        </w:rPr>
-      </w:pPr>
-      <w:r>
-        <w:rPr>
-          <w:b/>
-          <w:bCs/>
-        </w:rPr>
-        <w:t>6.1 Main Components</w:t>
-      </w:r>
-    </w:p>
-    <w:p>
-      <w:pPr>
-        <w:numPr>
-          <w:ilvl w:val="0"/>
-          <w:numId w:val="54"/>
-        </w:numPr>
-      </w:pPr>
-      <w:r>
-        <w:rPr>
-          <w:b/>
-          <w:bCs/>
-        </w:rPr>
-        <w:t>Environment Setup</w:t>
-      </w:r>
-      <w:r>
-        <w:t xml:space="preserve"> (</w:t>
-      </w:r>
-      <w:proofErr w:type="spellStart"/>
-      <w:r>
-        <w:t>create_complex_environment</w:t>
-      </w:r>
-      <w:proofErr w:type="spellEnd"/>
-      <w:r>
-        <w:t>)</w:t>
-      </w:r>
-    </w:p>
-    <w:p>
-      <w:pPr>
-        <w:numPr>
-          <w:ilvl w:val="1"/>
-          <w:numId w:val="54"/>
-        </w:numPr>
-      </w:pPr>
-      <w:r>
-        <w:t>Creates 20×20 grid with strategic wall placement</w:t>
-      </w:r>
-    </w:p>
-    <w:p>
-      <w:pPr>
-        <w:numPr>
-          <w:ilvl w:val="1"/>
-          <w:numId w:val="54"/>
-        </w:numPr>
-      </w:pPr>
-      <w:r>
-        <w:t>Places robot and 5 victims in challenging positions</w:t>
-      </w:r>
-    </w:p>
-    <w:p>
-      <w:pPr>
-        <w:numPr>
-          <w:ilvl w:val="0"/>
-          <w:numId w:val="54"/>
-        </w:numPr>
-      </w:pPr>
-      <w:r>
-        <w:rPr>
-          <w:b/>
-          <w:bCs/>
-        </w:rPr>
-        <w:t>BFS Pathfinding</w:t>
-      </w:r>
-      <w:r>
-        <w:t xml:space="preserve"> (</w:t>
-      </w:r>
-      <w:proofErr w:type="spellStart"/>
-      <w:r>
-        <w:t>bfs_shortest_path</w:t>
-      </w:r>
-      <w:proofErr w:type="spellEnd"/>
-      <w:r>
-        <w:t>)</w:t>
-      </w:r>
-    </w:p>
-    <w:p>
-      <w:pPr>
-        <w:numPr>
-          <w:ilvl w:val="1"/>
-          <w:numId w:val="54"/>
-        </w:numPr>
-      </w:pPr>
-      <w:r>
-        <w:t>Implements queue-based BFS</w:t>
-      </w:r>
-    </w:p>
-    <w:p>
-      <w:pPr>
-        <w:numPr>
-          <w:ilvl w:val="1"/>
-          <w:numId w:val="54"/>
-        </w:numPr>
-      </w:pPr>
-      <w:r>
-        <w:t>Returns distance and actual path</w:t>
-      </w:r>
-    </w:p>
-    <w:p>
-      <w:pPr>
-        <w:numPr>
-          <w:ilvl w:val="1"/>
-          <w:numId w:val="54"/>
-        </w:numPr>
-      </w:pPr>
-      <w:r>
-        <w:t>Handles walls and boundaries</w:t>
-      </w:r>
-    </w:p>
-    <w:p>
-      <w:pPr>
-        <w:numPr>
-          <w:ilvl w:val="0"/>
-          <w:numId w:val="54"/>
-        </w:numPr>
-      </w:pPr>
-      <w:r>
-        <w:rPr>
-          <w:b/>
-          <w:bCs/>
-        </w:rPr>
-        <w:t>Distance Matrix Builder</w:t>
-      </w:r>
-      <w:r>
-        <w:t xml:space="preserve"> (</w:t>
-      </w:r>
-      <w:proofErr w:type="spellStart"/>
-      <w:r>
-        <w:t>build_distance_matrix</w:t>
-      </w:r>
-      <w:proofErr w:type="spellEnd"/>
-      <w:r>
-        <w:t>)</w:t>
-      </w:r>
-    </w:p>
-    <w:p>
-      <w:pPr>
-        <w:numPr>
-          <w:ilvl w:val="1"/>
-          <w:numId w:val="54"/>
-        </w:numPr>
-      </w:pPr>
-      <w:r>
-        <w:t>Runs BFS for all location pairs</w:t>
-      </w:r>
-    </w:p>
-    <w:p>
-      <w:pPr>
-        <w:numPr>
-          <w:ilvl w:val="1"/>
-          <w:numId w:val="54"/>
-        </w:numPr>
-      </w:pPr>
-      <w:r>
-        <w:t>Stores results in 6×6 matrix</w:t>
-      </w:r>
-    </w:p>
-    <w:p>
-      <w:pPr>
-        <w:numPr>
-          <w:ilvl w:val="0"/>
-          <w:numId w:val="54"/>
-        </w:numPr>
-      </w:pPr>
-      <w:r>
-        <w:rPr>
-          <w:b/>
-          <w:bCs/>
-        </w:rPr>
-        <w:t>Genetic Algorithm Class</w:t>
-      </w:r>
-      <w:r>
-        <w:t xml:space="preserve"> (</w:t>
-      </w:r>
-      <w:proofErr w:type="spellStart"/>
-      <w:r>
-        <w:t>GeneticAlgorithm</w:t>
-      </w:r>
-      <w:proofErr w:type="spellEnd"/>
-      <w:r>
-        <w:t>)</w:t>
-      </w:r>
-    </w:p>
-    <w:p>
-      <w:pPr>
-        <w:numPr>
-          <w:ilvl w:val="1"/>
-          <w:numId w:val="54"/>
-        </w:numPr>
-      </w:pPr>
-      <w:r>
-        <w:t>Fitness calculation</w:t>
-      </w:r>
-    </w:p>
-    <w:p>
-      <w:pPr>
-        <w:numPr>
-          <w:ilvl w:val="1"/>
-          <w:numId w:val="54"/>
-        </w:numPr>
-      </w:pPr>
-      <w:r>
-        <w:t>Population initialization</w:t>
-      </w:r>
-    </w:p>
-    <w:p>
-      <w:pPr>
-        <w:numPr>
-          <w:ilvl w:val="1"/>
-          <w:numId w:val="54"/>
-        </w:numPr>
-      </w:pPr>
-      <w:r>
-        <w:t>Selection, crossover, mutation</w:t>
-      </w:r>
-    </w:p>
-    <w:p>
-      <w:pPr>
-        <w:numPr>
-          <w:ilvl w:val="1"/>
-          <w:numId w:val="54"/>
-        </w:numPr>
-      </w:pPr>
-      <w:r>
-        <w:t>Evolution loop with statistics tracking</w:t>
-      </w:r>
-    </w:p>
-    <w:p>
-      <w:pPr>
-        <w:numPr>
-          <w:ilvl w:val="0"/>
-          <w:numId w:val="54"/>
-        </w:numPr>
-      </w:pPr>
-      <w:r>
-        <w:rPr>
-          <w:b/>
-          <w:bCs/>
-        </w:rPr>
-        <w:t>Visualization</w:t>
-      </w:r>
-      <w:r>
-        <w:t xml:space="preserve"> (</w:t>
-      </w:r>
-      <w:proofErr w:type="spellStart"/>
-      <w:r>
-        <w:t>visualize_solution</w:t>
-      </w:r>
-      <w:proofErr w:type="spellEnd"/>
-      <w:r>
-        <w:t>)</w:t>
-      </w:r>
-    </w:p>
-    <w:p>
-      <w:pPr>
-        <w:numPr>
-          <w:ilvl w:val="1"/>
-          <w:numId w:val="54"/>
-        </w:numPr>
-      </w:pPr>
-      <w:r>
-        <w:t>Matplotlib-based grid rendering</w:t>
-      </w:r>
-    </w:p>
-    <w:p>
-      <w:pPr>
-        <w:numPr>
-          <w:ilvl w:val="1"/>
-          <w:numId w:val="54"/>
-        </w:numPr>
-      </w:pPr>
-      <w:r>
-        <w:t>Path drawing with directional arrows</w:t>
-      </w:r>
-    </w:p>
-    <w:p>
-      <w:pPr>
-        <w:rPr>
-          <w:b/>
-          <w:bCs/>
-        </w:rPr>
-      </w:pPr>
-      <w:r>
-        <w:rPr>
-          <w:b/>
-          <w:bCs/>
-        </w:rPr>
-        <w:t>6.2 Code Quality Features</w:t>
-      </w:r>
-    </w:p>
-    <w:p>
-      <w:pPr>
-        <w:numPr>
-          <w:ilvl w:val="0"/>
-          <w:numId w:val="55"/>
-        </w:numPr>
-      </w:pPr>
-      <w:r>
-        <w:rPr>
-          <w:b/>
-          <w:bCs/>
-        </w:rPr>
-        <w:t>Modular design</w:t>
-      </w:r>
-      <w:r>
-        <w:t>: Clear separation of concerns</w:t>
-      </w:r>
-    </w:p>
-    <w:p>
-      <w:pPr>
-        <w:numPr>
-          <w:ilvl w:val="0"/>
-          <w:numId w:val="55"/>
-        </w:numPr>
-      </w:pPr>
-      <w:r>
-        <w:rPr>
-          <w:b/>
-          <w:bCs/>
-        </w:rPr>
-        <w:t>Comprehensive comments</w:t>
-      </w:r>
-      <w:r>
-        <w:t>: Every function documented</w:t>
-      </w:r>
-    </w:p>
-    <w:p>
-      <w:pPr>
-        <w:numPr>
-          <w:ilvl w:val="0"/>
-          <w:numId w:val="55"/>
-        </w:numPr>
-      </w:pPr>
-      <w:r>
-        <w:rPr>
-          <w:b/>
-          <w:bCs/>
-        </w:rPr>
-        <w:lastRenderedPageBreak/>
-        <w:t>Error handling</w:t>
-      </w:r>
-      <w:r>
-        <w:t>: Boundary checks and validation</w:t>
-      </w:r>
-    </w:p>
-    <w:p>
-      <w:pPr>
-        <w:numPr>
-          <w:ilvl w:val="0"/>
-          <w:numId w:val="55"/>
-        </w:numPr>
-      </w:pPr>
-      <w:r>
-        <w:rPr>
-          <w:b/>
-          <w:bCs/>
-        </w:rPr>
-        <w:t>Readable variable names</w:t>
-      </w:r>
-      <w:r>
-        <w:t>: Self-documenting code</w:t>
-      </w:r>
-    </w:p>
-    <w:p>
-      <w:r>
-        <w:pict w14:anchorId="05598E99">
-          <v:rect id="_x0000_i1032" style="width:0;height:1.5pt" o:hralign="center" o:hrstd="t" o:hr="t" fillcolor="#a0a0a0" stroked="f"/>
-        </w:pict>
-      </w:r>
-    </w:p>
-    <w:p>
-      <w:pPr>
-        <w:rPr>
-          <w:b/>
-          <w:bCs/>
-        </w:rPr>
-      </w:pPr>
-      <w:r>
-        <w:rPr>
-          <w:b/>
-          <w:bCs/>
-        </w:rPr>
-        <w:t>7. KEY INSIGHTS AND LEARNING</w:t>
-      </w:r>
-    </w:p>
-    <w:p>
-      <w:pPr>
-        <w:rPr>
-          <w:b/>
-          <w:bCs/>
-        </w:rPr>
-      </w:pPr>
-      <w:r>
-        <w:rPr>
-          <w:b/>
-          <w:bCs/>
-        </w:rPr>
-        <w:t>7.1 Chromosome Design Insight</w:t>
-      </w:r>
-    </w:p>
-    <w:p>
-      <w:pPr>
-        <w:numPr>
-          <w:ilvl w:val="0"/>
-          <w:numId w:val="56"/>
-        </w:numPr>
-      </w:pPr>
-      <w:r>
-        <w:rPr>
-          <w:b/>
-          <w:bCs/>
-        </w:rPr>
-        <w:t>Permutation representation</w:t>
-      </w:r>
-      <w:r>
-        <w:t xml:space="preserve"> is perfect for ordering problems</w:t>
-      </w:r>
-    </w:p>
-    <w:p>
-      <w:pPr>
-        <w:numPr>
-          <w:ilvl w:val="0"/>
-          <w:numId w:val="56"/>
-        </w:numPr>
-      </w:pPr>
-      <w:r>
-        <w:t>Avoids invalid solutions by design</w:t>
-      </w:r>
-    </w:p>
-    <w:p>
-      <w:pPr>
-        <w:numPr>
-          <w:ilvl w:val="0"/>
-          <w:numId w:val="56"/>
-        </w:numPr>
-      </w:pPr>
-      <w:r>
-        <w:t>Simplifies crossover and mutation operators</w:t>
-      </w:r>
-    </w:p>
-    <w:p>
-      <w:pPr>
-        <w:rPr>
-          <w:b/>
-          <w:bCs/>
-        </w:rPr>
-      </w:pPr>
-      <w:r>
-        <w:rPr>
-          <w:b/>
-          <w:bCs/>
-        </w:rPr>
-        <w:t>7.2 Fitness Function Insight</w:t>
-      </w:r>
-    </w:p>
-    <w:p>
-      <w:pPr>
-        <w:numPr>
-          <w:ilvl w:val="0"/>
-          <w:numId w:val="57"/>
-        </w:numPr>
-      </w:pPr>
-      <w:r>
-        <w:t>Must accurately model the optimization objective</w:t>
-      </w:r>
-    </w:p>
-    <w:p>
-      <w:pPr>
-        <w:numPr>
-          <w:ilvl w:val="0"/>
-          <w:numId w:val="57"/>
-        </w:numPr>
-      </w:pPr>
-      <w:r>
-        <w:t>Using BFS distances (not Euclidean) is crucial for realistic pathfinding</w:t>
-      </w:r>
-    </w:p>
-    <w:p>
-      <w:pPr>
-        <w:numPr>
-          <w:ilvl w:val="0"/>
-          <w:numId w:val="57"/>
-        </w:numPr>
-      </w:pPr>
-      <w:r>
-        <w:t>Lower fitness = better solution (minimization)</w:t>
-      </w:r>
-    </w:p>
-    <w:p>
-      <w:pPr>
-        <w:rPr>
-          <w:b/>
-          <w:bCs/>
-        </w:rPr>
-      </w:pPr>
-      <w:r>
-        <w:rPr>
-          <w:b/>
-          <w:bCs/>
-        </w:rPr>
-        <w:t>7.3 GA Parameter Tuning</w:t>
-      </w:r>
-    </w:p>
-    <w:p>
-      <w:pPr>
-        <w:numPr>
-          <w:ilvl w:val="0"/>
-          <w:numId w:val="58"/>
-        </w:numPr>
-      </w:pPr>
-      <w:r>
-        <w:t>Population size affects diversity vs computation time</w:t>
-      </w:r>
-    </w:p>
-    <w:p>
-      <w:pPr>
-        <w:numPr>
-          <w:ilvl w:val="0"/>
-          <w:numId w:val="58"/>
-        </w:numPr>
-      </w:pPr>
-      <w:r>
-        <w:t>Mutation rate balances exploration vs exploitation</w:t>
-      </w:r>
-    </w:p>
-    <w:p>
-      <w:pPr>
-        <w:numPr>
-          <w:ilvl w:val="0"/>
-          <w:numId w:val="58"/>
-        </w:numPr>
-      </w:pPr>
-      <w:r>
-        <w:t>Elitism prevents losing good solutions</w:t>
-      </w:r>
-    </w:p>
-    <w:p>
-      <w:pPr>
-        <w:numPr>
-          <w:ilvl w:val="0"/>
-          <w:numId w:val="58"/>
-        </w:numPr>
-      </w:pPr>
-      <w:r>
-        <w:t>Crossover method must preserve chromosome validity</w:t>
-      </w:r>
-    </w:p>
-    <w:p>
-      <w:pPr>
-        <w:rPr>
-          <w:b/>
-          <w:bCs/>
-        </w:rPr>
-      </w:pPr>
-      <w:r>
-        <w:rPr>
-          <w:b/>
-          <w:bCs/>
-        </w:rPr>
-        <w:t>7.4 Search Algorithm Comparison</w:t>
-      </w:r>
-    </w:p>
-    <w:p>
-      <w:pPr>
-        <w:numPr>
-          <w:ilvl w:val="0"/>
-          <w:numId w:val="59"/>
-        </w:numPr>
-      </w:pPr>
-      <w:r>
-        <w:rPr>
-          <w:b/>
-          <w:bCs/>
-        </w:rPr>
-        <w:t>BFS Strength</w:t>
-      </w:r>
-      <w:r>
-        <w:t>: Guarantees shortest path between two points</w:t>
-      </w:r>
-    </w:p>
-    <w:p>
-      <w:pPr>
-        <w:numPr>
-          <w:ilvl w:val="0"/>
-          <w:numId w:val="59"/>
-        </w:numPr>
-      </w:pPr>
-      <w:r>
-        <w:rPr>
-          <w:b/>
-          <w:bCs/>
-        </w:rPr>
-        <w:t>GA Strength</w:t>
-      </w:r>
-      <w:r>
-        <w:t>: Finds good ordering/sequencing among many locations</w:t>
-      </w:r>
-    </w:p>
-    <w:p>
-      <w:pPr>
-        <w:numPr>
-          <w:ilvl w:val="0"/>
-          <w:numId w:val="59"/>
-        </w:numPr>
-      </w:pPr>
-      <w:r>
-        <w:rPr>
-          <w:b/>
-          <w:bCs/>
-        </w:rPr>
-        <w:t>Complementary</w:t>
-      </w:r>
-      <w:r>
-        <w:t>: BFS feeds accurate data to GA for optimization</w:t>
-      </w:r>
-    </w:p>
-    <w:p>
-      <w:r>
-        <w:pict w14:anchorId="57C030FD">
-          <v:rect id="_x0000_i1033" style="width:0;height:1.5pt" o:hralign="center" o:hrstd="t" o:hr="t" fillcolor="#a0a0a0" stroked="f"/>
-        </w:pict>
-      </w:r>
-    </w:p>
-    <w:p>
-      <w:pPr>
-        <w:rPr>
-          <w:b/>
-          <w:bCs/>
-        </w:rPr>
-      </w:pPr>
-      <w:r>
-        <w:rPr>
-          <w:b/>
-          <w:bCs/>
-        </w:rPr>
-        <w:t>8. MANUAL CALCULATION EXAMPLE (FOR ORAL DEFENSE)</w:t>
-      </w:r>
-    </w:p>
-    <w:p>
-      <w:r>
-        <w:rPr>
-          <w:b/>
-          <w:bCs/>
-        </w:rPr>
-        <w:t>Question</w:t>
-      </w:r>
-      <w:r>
-        <w:t>: Calculate the fitness of chromosome [2, 4, 3, 5, 1]</w:t>
-      </w:r>
-    </w:p>
-    <w:p>
-      <w:r>
-        <w:rPr>
-          <w:b/>
-          <w:bCs/>
-        </w:rPr>
-        <w:t>Solution</w:t>
-      </w:r>
-      <w:r>
-        <w:t>:</w:t>
-      </w:r>
-    </w:p>
-    <w:p>
-      <w:r>
-        <w:t>Using the distance matrix:</w:t>
-      </w:r>
-    </w:p>
-    <w:p>
-      <w:pPr>
-        <w:numPr>
-          <w:ilvl w:val="0"/>
-          <w:numId w:val="60"/>
-        </w:numPr>
-      </w:pPr>
-      <w:r>
-        <w:lastRenderedPageBreak/>
-        <w:t xml:space="preserve">Robot → V2: </w:t>
-      </w:r>
-      <w:proofErr w:type="spellStart"/>
-      <w:r>
-        <w:t>distance_</w:t>
-      </w:r>
-      <w:proofErr w:type="gramStart"/>
-      <w:r>
-        <w:t>matrix</w:t>
-      </w:r>
-      <w:proofErr w:type="spellEnd"/>
-      <w:r>
-        <w:t>[</w:t>
-      </w:r>
-      <w:proofErr w:type="gramEnd"/>
-      <w:r>
-        <w:t>0][2] = 12 steps</w:t>
-      </w:r>
-    </w:p>
-    <w:p>
-      <w:pPr>
-        <w:numPr>
-          <w:ilvl w:val="0"/>
-          <w:numId w:val="60"/>
-        </w:numPr>
-      </w:pPr>
-      <w:r>
-        <w:t xml:space="preserve">V2 → V4: </w:t>
-      </w:r>
-      <w:proofErr w:type="spellStart"/>
-      <w:r>
-        <w:t>distance_</w:t>
-      </w:r>
-      <w:proofErr w:type="gramStart"/>
-      <w:r>
-        <w:t>matrix</w:t>
-      </w:r>
-      <w:proofErr w:type="spellEnd"/>
-      <w:r>
-        <w:t>[</w:t>
-      </w:r>
-      <w:proofErr w:type="gramEnd"/>
-      <w:r>
-        <w:t>2][4] = 20 steps</w:t>
-      </w:r>
-    </w:p>
-    <w:p>
-      <w:pPr>
-        <w:numPr>
-          <w:ilvl w:val="0"/>
-          <w:numId w:val="60"/>
-        </w:numPr>
-      </w:pPr>
-      <w:r>
-        <w:t xml:space="preserve">V4 → V3: </w:t>
-      </w:r>
-      <w:proofErr w:type="spellStart"/>
-      <w:r>
-        <w:t>distance_</w:t>
-      </w:r>
-      <w:proofErr w:type="gramStart"/>
-      <w:r>
-        <w:t>matrix</w:t>
-      </w:r>
-      <w:proofErr w:type="spellEnd"/>
-      <w:r>
-        <w:t>[</w:t>
-      </w:r>
-      <w:proofErr w:type="gramEnd"/>
-      <w:r>
-        <w:t>4][3] = 34 steps</w:t>
-      </w:r>
-    </w:p>
-    <w:p>
-      <w:pPr>
-        <w:numPr>
-          <w:ilvl w:val="0"/>
-          <w:numId w:val="60"/>
-        </w:numPr>
-      </w:pPr>
-      <w:r>
-        <w:t xml:space="preserve">V3 → V5: </w:t>
-      </w:r>
-      <w:proofErr w:type="spellStart"/>
-      <w:r>
-        <w:t>distance_</w:t>
-      </w:r>
-      <w:proofErr w:type="gramStart"/>
-      <w:r>
-        <w:t>matrix</w:t>
-      </w:r>
-      <w:proofErr w:type="spellEnd"/>
-      <w:r>
-        <w:t>[</w:t>
-      </w:r>
-      <w:proofErr w:type="gramEnd"/>
-      <w:r>
-        <w:t>3][5] = 16 steps</w:t>
-      </w:r>
-    </w:p>
-    <w:p>
-      <w:pPr>
-        <w:numPr>
-          <w:ilvl w:val="0"/>
-          <w:numId w:val="60"/>
-        </w:numPr>
-      </w:pPr>
-      <w:r>
-        <w:t xml:space="preserve">V5 → V1: </w:t>
-      </w:r>
-      <w:proofErr w:type="spellStart"/>
-      <w:r>
-        <w:t>distance_</w:t>
-      </w:r>
-      <w:proofErr w:type="gramStart"/>
-      <w:r>
-        <w:t>matrix</w:t>
-      </w:r>
-      <w:proofErr w:type="spellEnd"/>
-      <w:r>
-        <w:t>[</w:t>
-      </w:r>
-      <w:proofErr w:type="gramEnd"/>
-      <w:r>
-        <w:t>5][1] = 14 steps</w:t>
-      </w:r>
-    </w:p>
-    <w:p>
-      <w:r>
-        <w:rPr>
-          <w:b/>
-          <w:bCs/>
-        </w:rPr>
-        <w:t>Total Fitness = 12 + 20 + 34 + 16 + 14 = 96 steps</w:t>
-      </w:r>
-    </w:p>
-    <w:p>
-      <w:r>
-        <w:t xml:space="preserve">This is </w:t>
-      </w:r>
-      <w:r>
-        <w:rPr>
-          <w:b/>
-          <w:bCs/>
-        </w:rPr>
-        <w:t>worse</w:t>
-      </w:r>
-      <w:r>
-        <w:t xml:space="preserve"> than the optimal solution (68 steps), so this chromosome would have lower selection probability.</w:t>
-      </w:r>
-    </w:p>
-    <w:p>
-      <w:r>
-        <w:pict w14:anchorId="0324369A">
-          <v:rect id="_x0000_i1034" style="width:0;height:1.5pt" o:hralign="center" o:hrstd="t" o:hr="t" fillcolor="#a0a0a0" stroked="f"/>
-        </w:pict>
-      </w:r>
-    </w:p>
-    <w:p>
-      <w:pPr>
-        <w:rPr>
-          <w:b/>
-          <w:bCs/>
-        </w:rPr>
-      </w:pPr>
-      <w:r>
-        <w:rPr>
-          <w:b/>
-          <w:bCs/>
-        </w:rPr>
-        <w:t>9. CONCLUSION</w:t>
-      </w:r>
-    </w:p>
-    <w:p>
-      <w:pPr>
-        <w:rPr>
-          <w:b/>
-          <w:bCs/>
-        </w:rPr>
-      </w:pPr>
-      <w:r>
-        <w:rPr>
-          <w:b/>
-          <w:bCs/>
-        </w:rPr>
-        <w:t>9.1 Project Success</w:t>
-      </w:r>
-    </w:p>
-    <w:p>
-      <w:r>
-        <w:t>✓ Successfully implemented BFS for accurate distance calculation</w:t>
-      </w:r>
-      <w:r>
-        <w:br/>
-        <w:t>✓ Built a working Genetic Algorithm for TSP optimization</w:t>
-      </w:r>
-      <w:r>
-        <w:br/>
-        <w:t>✓ Generated clear visualizations of the solution</w:t>
-      </w:r>
-      <w:r>
-        <w:br/>
-        <w:t>✓ Demonstrated understanding of both algorithms</w:t>
-      </w:r>
-    </w:p>
-    <w:p>
-      <w:pPr>
-        <w:rPr>
-          <w:b/>
-          <w:bCs/>
-        </w:rPr>
-      </w:pPr>
-      <w:r>
-        <w:rPr>
-          <w:b/>
-          <w:bCs/>
-        </w:rPr>
-        <w:t>9.2 Comparative Analysis</w:t>
-      </w:r>
-    </w:p>
-    <w:p>
-      <w:pPr>
-        <w:numPr>
-          <w:ilvl w:val="0"/>
-          <w:numId w:val="61"/>
-        </w:numPr>
-      </w:pPr>
-      <w:r>
-        <w:rPr>
-          <w:b/>
-          <w:bCs/>
-        </w:rPr>
-        <w:t>BFS</w:t>
-      </w:r>
-      <w:r>
-        <w:t>: Fast, deterministic, finds shortest paths between pairs</w:t>
-      </w:r>
-    </w:p>
-    <w:p>
-      <w:pPr>
-        <w:numPr>
-          <w:ilvl w:val="0"/>
-          <w:numId w:val="61"/>
-        </w:numPr>
-      </w:pPr>
-      <w:r>
-        <w:rPr>
-          <w:b/>
-          <w:bCs/>
-        </w:rPr>
-        <w:t>GA</w:t>
-      </w:r>
-      <w:r>
-        <w:t>: Heuristic, stochastic, optimizes global ordering</w:t>
-      </w:r>
-    </w:p>
-    <w:p>
-      <w:pPr>
-        <w:numPr>
-          <w:ilvl w:val="0"/>
-          <w:numId w:val="61"/>
-        </w:numPr>
-      </w:pPr>
-      <w:r>
-        <w:rPr>
-          <w:b/>
-          <w:bCs/>
-        </w:rPr>
-        <w:t>Combined Approach</w:t>
-      </w:r>
-      <w:r>
-        <w:t>: Leverages strengths of both methods</w:t>
-      </w:r>
-    </w:p>
-    <w:p>
-      <w:pPr>
-        <w:rPr>
-          <w:b/>
-          <w:bCs/>
-        </w:rPr>
-      </w:pPr>
-      <w:r>
-        <w:rPr>
-          <w:b/>
-          <w:bCs/>
-        </w:rPr>
-        <w:t>9.3 Real-World Applications</w:t>
-      </w:r>
-    </w:p>
-    <w:p>
-      <w:pPr>
-        <w:numPr>
-          <w:ilvl w:val="0"/>
-          <w:numId w:val="62"/>
-        </w:numPr>
-      </w:pPr>
-      <w:r>
-        <w:t>Emergency response routing</w:t>
-      </w:r>
-    </w:p>
-    <w:p>
-      <w:pPr>
-        <w:numPr>
-          <w:ilvl w:val="0"/>
-          <w:numId w:val="62"/>
-        </w:numPr>
-      </w:pPr>
-      <w:r>
-        <w:t>Delivery truck optimization</w:t>
-      </w:r>
-    </w:p>
-    <w:p>
-      <w:pPr>
-        <w:numPr>
-          <w:ilvl w:val="0"/>
-          <w:numId w:val="62"/>
-        </w:numPr>
-      </w:pPr>
-      <w:r>
-        <w:t>Drone path planning</w:t>
-      </w:r>
-    </w:p>
-    <w:p>
-      <w:pPr>
-        <w:numPr>
-          <w:ilvl w:val="0"/>
-          <w:numId w:val="62"/>
-        </w:numPr>
-      </w:pPr>
-      <w:r>
-        <w:t>Warehouse robot scheduling</w:t>
-      </w:r>
-    </w:p>
-    <w:p>
-      <w:r>
-        <w:pict w14:anchorId="1F4F5983">
-          <v:rect id="_x0000_i1035" style="width:0;height:1.5pt" o:hralign="center" o:hrstd="t" o:hr="t" fillcolor="#a0a0a0" stroked="f"/>
-        </w:pict>
-      </w:r>
-    </w:p>
-    <w:p>
-      <w:pPr>
-        <w:rPr>
-          <w:b/>
-          <w:bCs/>
-        </w:rPr>
-      </w:pPr>
-      <w:r>
-        <w:rPr>
-          <w:b/>
-          <w:bCs/>
-        </w:rPr>
-        <w:t>10. TEAM CONTRIBUTIONS</w:t>
-      </w:r>
-    </w:p>
-    <w:p>
-      <w:pPr>
-        <w:rPr>
-          <w:b/>
-          <w:bCs/>
-        </w:rPr>
-      </w:pPr>
-      <w:r>
-        <w:rPr>
-          <w:b/>
-          <w:bCs/>
-        </w:rPr>
-        <w:t>Member 1: Algorithm Implementation</w:t>
-      </w:r>
-    </w:p>
-    <w:p>
-      <w:pPr>
-        <w:numPr>
-          <w:ilvl w:val="0"/>
-          <w:numId w:val="63"/>
-        </w:numPr>
-      </w:pPr>
-      <w:r>
-        <w:lastRenderedPageBreak/>
-        <w:t>Implemented BFS pathfinding algorithm</w:t>
-      </w:r>
-    </w:p>
-    <w:p>
-      <w:pPr>
-        <w:numPr>
-          <w:ilvl w:val="0"/>
-          <w:numId w:val="63"/>
-        </w:numPr>
-      </w:pPr>
-      <w:r>
-        <w:t>Built distance matrix generation</w:t>
-      </w:r>
-    </w:p>
-    <w:p>
-      <w:pPr>
-        <w:numPr>
-          <w:ilvl w:val="0"/>
-          <w:numId w:val="63"/>
-        </w:numPr>
-      </w:pPr>
-      <w:r>
-        <w:t>Debugged path calculation logic</w:t>
-      </w:r>
-    </w:p>
-    <w:p>
-      <w:pPr>
-        <w:rPr>
-          <w:b/>
-          <w:bCs/>
-        </w:rPr>
-      </w:pPr>
-      <w:r>
-        <w:rPr>
-          <w:b/>
-          <w:bCs/>
-        </w:rPr>
-        <w:t>Member 2: Genetic Algorithm Development</w:t>
-      </w:r>
-    </w:p>
-    <w:p>
-      <w:pPr>
-        <w:numPr>
-          <w:ilvl w:val="0"/>
-          <w:numId w:val="64"/>
-        </w:numPr>
-      </w:pPr>
-      <w:r>
-        <w:t>Designed chromosome representation</w:t>
-      </w:r>
-    </w:p>
-    <w:p>
-      <w:pPr>
-        <w:numPr>
-          <w:ilvl w:val="0"/>
-          <w:numId w:val="64"/>
-        </w:numPr>
-      </w:pPr>
-      <w:r>
-        <w:t>Implemented fitness function</w:t>
-      </w:r>
-    </w:p>
-    <w:p>
-      <w:pPr>
-        <w:numPr>
-          <w:ilvl w:val="0"/>
-          <w:numId w:val="64"/>
-        </w:numPr>
-      </w:pPr>
-      <w:r>
-        <w:t>Coded selection, crossover, and mutation operators</w:t>
-      </w:r>
-    </w:p>
-    <w:p>
-      <w:pPr>
-        <w:numPr>
-          <w:ilvl w:val="0"/>
-          <w:numId w:val="64"/>
-        </w:numPr>
-      </w:pPr>
-      <w:r>
-        <w:t>Tuned GA parameters</w:t>
-      </w:r>
-    </w:p>
-    <w:p>
-      <w:pPr>
-        <w:rPr>
-          <w:b/>
-          <w:bCs/>
-        </w:rPr>
-      </w:pPr>
-      <w:r>
-        <w:rPr>
-          <w:b/>
-          <w:bCs/>
-        </w:rPr>
-        <w:t>Member 3: Visualization and Testing</w:t>
-      </w:r>
-    </w:p>
-    <w:p>
-      <w:pPr>
-        <w:numPr>
-          <w:ilvl w:val="0"/>
-          <w:numId w:val="65"/>
-        </w:numPr>
-      </w:pPr>
-      <w:r>
-        <w:t>Created matplotlib visualization code</w:t>
-      </w:r>
-    </w:p>
-    <w:p>
-      <w:pPr>
-        <w:numPr>
-          <w:ilvl w:val="0"/>
-          <w:numId w:val="65"/>
-        </w:numPr>
-      </w:pPr>
-      <w:r>
-        <w:t>Tested various environment configurations</w:t>
-      </w:r>
-    </w:p>
-    <w:p>
-      <w:pPr>
-        <w:pStyle w:val="NormalWeb"/>
-        <w:numPr>
-          <w:ilvl w:val="0"/>
-          <w:numId w:val="65"/>
-        </w:numPr>
-        <w:rPr>
-          <w:rFonts w:asciiTheme="minorHAnsi" w:hAnsiTheme="minorHAnsi"/>
-        </w:rPr>
-      </w:pPr>
-      <w:r>
-        <w:rPr>
-          <w:rStyle w:val="HTMLCode"/>
-          <w:rFonts w:asciiTheme="minorHAnsi" w:hAnsiTheme="minorHAnsi"/>
-          <w:sz w:val="24"/>
-          <w:szCs w:val="24"/>
-        </w:rPr>
-        <w:t>Generated grid environment visualizations</w:t>
-      </w:r>
-    </w:p>
-    <w:p>
-      <w:pPr>
-        <w:numPr>
-          <w:ilvl w:val="0"/>
-          <w:numId w:val="65"/>
-        </w:numPr>
-      </w:pPr>
-      <w:proofErr w:type="gramStart"/>
-      <w:r>
-        <w:t>Wrote</w:t>
-      </w:r>
-      <w:proofErr w:type="gramEnd"/>
-      <w:r>
-        <w:t xml:space="preserve"> technical report documentation</w:t>
-      </w:r>
-    </w:p>
-    <w:p>
-      <w:r>
-        <w:pict w14:anchorId="4229A679">
-          <v:rect id="_x0000_i1036" style="width:0;height:1.5pt" o:hralign="center" o:hrstd="t" o:hr="t" fillcolor="#a0a0a0" stroked="f"/>
-        </w:pict>
-      </w:r>
-    </w:p>
-    <w:p>
-      <w:pPr>
-        <w:rPr>
-          <w:b/>
-          <w:bCs/>
-        </w:rPr>
-      </w:pPr>
-      <w:r>
-        <w:rPr>
-          <w:b/>
-          <w:bCs/>
-        </w:rPr>
-        <w:t>APPENDIX A: DISTANCE CALCULATION DETAILS</w:t>
-      </w:r>
-    </w:p>
-    <w:p>
-      <w:pPr>
-        <w:rPr>
-          <w:b/>
-          <w:bCs/>
-        </w:rPr>
-      </w:pPr>
-      <w:r>
-        <w:rPr>
-          <w:b/>
-          <w:bCs/>
-        </w:rPr>
-        <w:t>Full Distance Matrix with Interpretations:</w:t>
-      </w:r>
-    </w:p>
-    <w:p>
-      <w:proofErr w:type="gramStart"/>
-      <w:r>
-        <w:rPr>
-          <w:b/>
-          <w:bCs/>
-        </w:rPr>
-        <w:t>Robot</w:t>
-      </w:r>
-      <w:proofErr w:type="gramEnd"/>
-      <w:r>
-        <w:rPr>
-          <w:b/>
-          <w:bCs/>
-        </w:rPr>
-        <w:t xml:space="preserve"> to All Victims</w:t>
-      </w:r>
-      <w:r>
-        <w:t>:</w:t>
-      </w:r>
-    </w:p>
-    <w:p>
-      <w:pPr>
-        <w:numPr>
-          <w:ilvl w:val="0"/>
-          <w:numId w:val="66"/>
-        </w:numPr>
-      </w:pPr>
-      <w:r>
-        <w:t>R → V1: 18 steps (far right, requires navigating walls)</w:t>
-      </w:r>
-    </w:p>
-    <w:p>
-      <w:pPr>
-        <w:numPr>
-          <w:ilvl w:val="0"/>
-          <w:numId w:val="66"/>
-        </w:numPr>
-      </w:pPr>
-      <w:r>
-        <w:t>R → V2: 12 steps (left side, relatively close)</w:t>
-      </w:r>
-    </w:p>
-    <w:p>
-      <w:pPr>
-        <w:numPr>
-          <w:ilvl w:val="0"/>
-          <w:numId w:val="66"/>
-        </w:numPr>
-      </w:pPr>
-      <w:r>
-        <w:t>R → V3: 26 steps (bottom center, far distance)</w:t>
-      </w:r>
-    </w:p>
-    <w:p>
-      <w:pPr>
-        <w:numPr>
-          <w:ilvl w:val="0"/>
-          <w:numId w:val="66"/>
-        </w:numPr>
-      </w:pPr>
-      <w:r>
-        <w:t>R → V4: 10 steps (top center, shortest from robot)</w:t>
-      </w:r>
-    </w:p>
-    <w:p>
-      <w:pPr>
-        <w:numPr>
-          <w:ilvl w:val="0"/>
-          <w:numId w:val="66"/>
-        </w:numPr>
-      </w:pPr>
-      <w:r>
-        <w:t>R → V5: 30 steps (bottom right corner, longest from robot)</w:t>
-      </w:r>
-    </w:p>
-    <w:p>
-      <w:r>
-        <w:rPr>
-          <w:b/>
-          <w:bCs/>
-        </w:rPr>
-        <w:t>Victim-to-Victim Key Distances</w:t>
-      </w:r>
-      <w:r>
-        <w:t>:</w:t>
-      </w:r>
-    </w:p>
-    <w:p>
-      <w:pPr>
-        <w:numPr>
-          <w:ilvl w:val="0"/>
-          <w:numId w:val="67"/>
-        </w:numPr>
-      </w:pPr>
-      <w:r>
-        <w:t>V1 ↔ V5: 14 steps (both on right side)</w:t>
-      </w:r>
-    </w:p>
-    <w:p>
-      <w:pPr>
-        <w:numPr>
-          <w:ilvl w:val="0"/>
-          <w:numId w:val="67"/>
-        </w:numPr>
-      </w:pPr>
-      <w:r>
-        <w:t>V2 ↔ V3: 14 steps (left-bottom connection)</w:t>
-      </w:r>
-    </w:p>
-    <w:p>
-      <w:pPr>
-        <w:numPr>
-          <w:ilvl w:val="0"/>
-          <w:numId w:val="67"/>
-        </w:numPr>
-      </w:pPr>
-      <w:r>
-        <w:t>V3 ↔ V5: 16 steps (bottom region)</w:t>
-      </w:r>
-    </w:p>
-    <w:p>
-      <w:pPr>
-        <w:numPr>
-          <w:ilvl w:val="0"/>
-          <w:numId w:val="67"/>
-        </w:numPr>
-      </w:pPr>
-      <w:r>
-        <w:lastRenderedPageBreak/>
-        <w:t>V4 ↔ V1: 14 steps (top to right)</w:t>
-      </w:r>
-    </w:p>
-    <w:p>
-      <w:r>
-        <w:pict w14:anchorId="52E43D0F">
-          <v:rect id="_x0000_i1037" style="width:0;height:1.5pt" o:hralign="center" o:hrstd="t" o:hr="t" fillcolor="#a0a0a0" stroked="f"/>
-        </w:pict>
-      </w:r>
-    </w:p>
-    <w:p>
-      <w:pPr>
-        <w:rPr>
-          <w:b/>
-          <w:bCs/>
-        </w:rPr>
-      </w:pPr>
-      <w:r>
-        <w:rPr>
-          <w:b/>
-          <w:bCs/>
-        </w:rPr>
-        <w:t>APPENDIX B: RUNNING THE CODE</w:t>
-      </w:r>
-    </w:p>
-    <w:p>
-      <w:pPr>
-        <w:rPr>
-          <w:b/>
-          <w:bCs/>
-        </w:rPr>
-      </w:pPr>
-      <w:r>
-        <w:rPr>
-          <w:b/>
-          <w:bCs/>
-        </w:rPr>
-        <w:t>Requirements:</w:t>
-      </w:r>
-    </w:p>
-    <w:p>
-      <w:proofErr w:type="gramStart"/>
-      <w:r>
-        <w:t>pip</w:t>
-      </w:r>
-      <w:proofErr w:type="gramEnd"/>
-      <w:r>
-        <w:t xml:space="preserve"> install </w:t>
-      </w:r>
-      <w:proofErr w:type="spellStart"/>
-      <w:r>
-        <w:t>numpy</w:t>
-      </w:r>
-      <w:proofErr w:type="spellEnd"/>
-      <w:r>
-        <w:t xml:space="preserve"> matplotlib</w:t>
-      </w:r>
-    </w:p>
-    <w:p>
-      <w:pPr>
-        <w:rPr>
-          <w:b/>
-          <w:bCs/>
-        </w:rPr>
-      </w:pPr>
-      <w:r>
-        <w:rPr>
-          <w:b/>
-          <w:bCs/>
-        </w:rPr>
-        <w:t>Execution:</w:t>
-      </w:r>
-    </w:p>
-    <w:p>
-      <w:r>
-        <w:t xml:space="preserve">python </w:t>
-      </w:r>
-      <w:r>
-        <w:t>main</w:t>
-      </w:r>
-      <w:r>
-        <w:t>.py</w:t>
-      </w:r>
-    </w:p>
-    <w:p>
-      <w:pPr>
-        <w:rPr>
-          <w:b/>
-          <w:bCs/>
-        </w:rPr>
-      </w:pPr>
-      <w:r>
-        <w:rPr>
-          <w:b/>
-          <w:bCs/>
-        </w:rPr>
-        <w:t>Expected Output:</w:t>
-      </w:r>
-    </w:p>
-    <w:p>
-      <w:pPr>
-        <w:numPr>
-          <w:ilvl w:val="0"/>
-          <w:numId w:val="68"/>
-        </w:numPr>
-      </w:pPr>
-      <w:r>
-        <w:t>Console output with step-by-step progress</w:t>
-      </w:r>
-    </w:p>
-    <w:p>
-      <w:pPr>
-        <w:numPr>
-          <w:ilvl w:val="0"/>
-          <w:numId w:val="68"/>
-        </w:numPr>
-      </w:pPr>
-      <w:r>
-        <w:t>Distance matrix printout</w:t>
-      </w:r>
-    </w:p>
-    <w:p>
-      <w:pPr>
-        <w:numPr>
-          <w:ilvl w:val="0"/>
-          <w:numId w:val="68"/>
-        </w:numPr>
-      </w:pPr>
-      <w:r>
-        <w:t>Generation-by-generation GA statistics</w:t>
-      </w:r>
-    </w:p>
-    <w:p>
-      <w:pPr>
-        <w:numPr>
-          <w:ilvl w:val="0"/>
-          <w:numId w:val="68"/>
-        </w:numPr>
-      </w:pPr>
-      <w:r>
-        <w:t>Final comparison results</w:t>
-      </w:r>
-    </w:p>
-    <w:p>
-      <w:pPr>
-        <w:numPr>
-          <w:ilvl w:val="0"/>
-          <w:numId w:val="68"/>
-        </w:numPr>
-      </w:pPr>
-      <w:r>
-        <w:t>Visualization saved as rescue_mission_solution.png</w:t>
+        <w:t>Total Distance = 68 steps</w:t>
       </w:r>
     </w:p>
     <w:p/>
@@ -4712,6 +1880,155 @@
     </w:lvl>
   </w:abstractNum>
   <w:abstractNum w:abstractNumId="2" w15:restartNumberingAfterBreak="0">
+    <w:nsid w:val="033E1589"/>
+    <w:multiLevelType w:val="multilevel"/>
+    <w:tmpl w:val="ACA022D0"/>
+    <w:lvl w:ilvl="0">
+      <w:start w:val="1"/>
+      <w:numFmt w:val="bullet"/>
+      <w:lvlText w:val=""/>
+      <w:lvlJc w:val="left"/>
+      <w:pPr>
+        <w:tabs>
+          <w:tab w:val="num" w:pos="720"/>
+        </w:tabs>
+        <w:ind w:left="720" w:hanging="360"/>
+      </w:pPr>
+      <w:rPr>
+        <w:rFonts w:ascii="Symbol" w:hAnsi="Symbol" w:hint="default"/>
+        <w:sz w:val="20"/>
+      </w:rPr>
+    </w:lvl>
+    <w:lvl w:ilvl="1" w:tentative="1">
+      <w:start w:val="1"/>
+      <w:numFmt w:val="bullet"/>
+      <w:lvlText w:val="o"/>
+      <w:lvlJc w:val="left"/>
+      <w:pPr>
+        <w:tabs>
+          <w:tab w:val="num" w:pos="1440"/>
+        </w:tabs>
+        <w:ind w:left="1440" w:hanging="360"/>
+      </w:pPr>
+      <w:rPr>
+        <w:rFonts w:ascii="Courier New" w:hAnsi="Courier New" w:hint="default"/>
+        <w:sz w:val="20"/>
+      </w:rPr>
+    </w:lvl>
+    <w:lvl w:ilvl="2" w:tentative="1">
+      <w:start w:val="1"/>
+      <w:numFmt w:val="bullet"/>
+      <w:lvlText w:val=""/>
+      <w:lvlJc w:val="left"/>
+      <w:pPr>
+        <w:tabs>
+          <w:tab w:val="num" w:pos="2160"/>
+        </w:tabs>
+        <w:ind w:left="2160" w:hanging="360"/>
+      </w:pPr>
+      <w:rPr>
+        <w:rFonts w:ascii="Wingdings" w:hAnsi="Wingdings" w:hint="default"/>
+        <w:sz w:val="20"/>
+      </w:rPr>
+    </w:lvl>
+    <w:lvl w:ilvl="3" w:tentative="1">
+      <w:start w:val="1"/>
+      <w:numFmt w:val="bullet"/>
+      <w:lvlText w:val=""/>
+      <w:lvlJc w:val="left"/>
+      <w:pPr>
+        <w:tabs>
+          <w:tab w:val="num" w:pos="2880"/>
+        </w:tabs>
+        <w:ind w:left="2880" w:hanging="360"/>
+      </w:pPr>
+      <w:rPr>
+        <w:rFonts w:ascii="Wingdings" w:hAnsi="Wingdings" w:hint="default"/>
+        <w:sz w:val="20"/>
+      </w:rPr>
+    </w:lvl>
+    <w:lvl w:ilvl="4" w:tentative="1">
+      <w:start w:val="1"/>
+      <w:numFmt w:val="bullet"/>
+      <w:lvlText w:val=""/>
+      <w:lvlJc w:val="left"/>
+      <w:pPr>
+        <w:tabs>
+          <w:tab w:val="num" w:pos="3600"/>
+        </w:tabs>
+        <w:ind w:left="3600" w:hanging="360"/>
+      </w:pPr>
+      <w:rPr>
+        <w:rFonts w:ascii="Wingdings" w:hAnsi="Wingdings" w:hint="default"/>
+        <w:sz w:val="20"/>
+      </w:rPr>
+    </w:lvl>
+    <w:lvl w:ilvl="5" w:tentative="1">
+      <w:start w:val="1"/>
+      <w:numFmt w:val="bullet"/>
+      <w:lvlText w:val=""/>
+      <w:lvlJc w:val="left"/>
+      <w:pPr>
+        <w:tabs>
+          <w:tab w:val="num" w:pos="4320"/>
+        </w:tabs>
+        <w:ind w:left="4320" w:hanging="360"/>
+      </w:pPr>
+      <w:rPr>
+        <w:rFonts w:ascii="Wingdings" w:hAnsi="Wingdings" w:hint="default"/>
+        <w:sz w:val="20"/>
+      </w:rPr>
+    </w:lvl>
+    <w:lvl w:ilvl="6" w:tentative="1">
+      <w:start w:val="1"/>
+      <w:numFmt w:val="bullet"/>
+      <w:lvlText w:val=""/>
+      <w:lvlJc w:val="left"/>
+      <w:pPr>
+        <w:tabs>
+          <w:tab w:val="num" w:pos="5040"/>
+        </w:tabs>
+        <w:ind w:left="5040" w:hanging="360"/>
+      </w:pPr>
+      <w:rPr>
+        <w:rFonts w:ascii="Wingdings" w:hAnsi="Wingdings" w:hint="default"/>
+        <w:sz w:val="20"/>
+      </w:rPr>
+    </w:lvl>
+    <w:lvl w:ilvl="7" w:tentative="1">
+      <w:start w:val="1"/>
+      <w:numFmt w:val="bullet"/>
+      <w:lvlText w:val=""/>
+      <w:lvlJc w:val="left"/>
+      <w:pPr>
+        <w:tabs>
+          <w:tab w:val="num" w:pos="5760"/>
+        </w:tabs>
+        <w:ind w:left="5760" w:hanging="360"/>
+      </w:pPr>
+      <w:rPr>
+        <w:rFonts w:ascii="Wingdings" w:hAnsi="Wingdings" w:hint="default"/>
+        <w:sz w:val="20"/>
+      </w:rPr>
+    </w:lvl>
+    <w:lvl w:ilvl="8" w:tentative="1">
+      <w:start w:val="1"/>
+      <w:numFmt w:val="bullet"/>
+      <w:lvlText w:val=""/>
+      <w:lvlJc w:val="left"/>
+      <w:pPr>
+        <w:tabs>
+          <w:tab w:val="num" w:pos="6480"/>
+        </w:tabs>
+        <w:ind w:left="6480" w:hanging="360"/>
+      </w:pPr>
+      <w:rPr>
+        <w:rFonts w:ascii="Wingdings" w:hAnsi="Wingdings" w:hint="default"/>
+        <w:sz w:val="20"/>
+      </w:rPr>
+    </w:lvl>
+  </w:abstractNum>
+  <w:abstractNum w:abstractNumId="3" w15:restartNumberingAfterBreak="0">
     <w:nsid w:val="09F1114A"/>
     <w:multiLevelType w:val="multilevel"/>
     <w:tmpl w:val="F1E234FA"/>
@@ -4860,7 +2177,7 @@
       </w:rPr>
     </w:lvl>
   </w:abstractNum>
-  <w:abstractNum w:abstractNumId="3" w15:restartNumberingAfterBreak="0">
+  <w:abstractNum w:abstractNumId="4" w15:restartNumberingAfterBreak="0">
     <w:nsid w:val="0A550D1F"/>
     <w:multiLevelType w:val="multilevel"/>
     <w:tmpl w:val="0674F466"/>
@@ -4973,7 +2290,7 @@
       </w:pPr>
     </w:lvl>
   </w:abstractNum>
-  <w:abstractNum w:abstractNumId="4" w15:restartNumberingAfterBreak="0">
+  <w:abstractNum w:abstractNumId="5" w15:restartNumberingAfterBreak="0">
     <w:nsid w:val="0C025E66"/>
     <w:multiLevelType w:val="multilevel"/>
     <w:tmpl w:val="6570F31A"/>
@@ -5122,7 +2439,156 @@
       </w:rPr>
     </w:lvl>
   </w:abstractNum>
-  <w:abstractNum w:abstractNumId="5" w15:restartNumberingAfterBreak="0">
+  <w:abstractNum w:abstractNumId="6" w15:restartNumberingAfterBreak="0">
+    <w:nsid w:val="0C402B2A"/>
+    <w:multiLevelType w:val="multilevel"/>
+    <w:tmpl w:val="4E941648"/>
+    <w:lvl w:ilvl="0">
+      <w:start w:val="1"/>
+      <w:numFmt w:val="bullet"/>
+      <w:lvlText w:val=""/>
+      <w:lvlJc w:val="left"/>
+      <w:pPr>
+        <w:tabs>
+          <w:tab w:val="num" w:pos="720"/>
+        </w:tabs>
+        <w:ind w:left="720" w:hanging="360"/>
+      </w:pPr>
+      <w:rPr>
+        <w:rFonts w:ascii="Symbol" w:hAnsi="Symbol" w:hint="default"/>
+        <w:sz w:val="20"/>
+      </w:rPr>
+    </w:lvl>
+    <w:lvl w:ilvl="1" w:tentative="1">
+      <w:start w:val="1"/>
+      <w:numFmt w:val="bullet"/>
+      <w:lvlText w:val="o"/>
+      <w:lvlJc w:val="left"/>
+      <w:pPr>
+        <w:tabs>
+          <w:tab w:val="num" w:pos="1440"/>
+        </w:tabs>
+        <w:ind w:left="1440" w:hanging="360"/>
+      </w:pPr>
+      <w:rPr>
+        <w:rFonts w:ascii="Courier New" w:hAnsi="Courier New" w:hint="default"/>
+        <w:sz w:val="20"/>
+      </w:rPr>
+    </w:lvl>
+    <w:lvl w:ilvl="2" w:tentative="1">
+      <w:start w:val="1"/>
+      <w:numFmt w:val="bullet"/>
+      <w:lvlText w:val=""/>
+      <w:lvlJc w:val="left"/>
+      <w:pPr>
+        <w:tabs>
+          <w:tab w:val="num" w:pos="2160"/>
+        </w:tabs>
+        <w:ind w:left="2160" w:hanging="360"/>
+      </w:pPr>
+      <w:rPr>
+        <w:rFonts w:ascii="Wingdings" w:hAnsi="Wingdings" w:hint="default"/>
+        <w:sz w:val="20"/>
+      </w:rPr>
+    </w:lvl>
+    <w:lvl w:ilvl="3" w:tentative="1">
+      <w:start w:val="1"/>
+      <w:numFmt w:val="bullet"/>
+      <w:lvlText w:val=""/>
+      <w:lvlJc w:val="left"/>
+      <w:pPr>
+        <w:tabs>
+          <w:tab w:val="num" w:pos="2880"/>
+        </w:tabs>
+        <w:ind w:left="2880" w:hanging="360"/>
+      </w:pPr>
+      <w:rPr>
+        <w:rFonts w:ascii="Wingdings" w:hAnsi="Wingdings" w:hint="default"/>
+        <w:sz w:val="20"/>
+      </w:rPr>
+    </w:lvl>
+    <w:lvl w:ilvl="4" w:tentative="1">
+      <w:start w:val="1"/>
+      <w:numFmt w:val="bullet"/>
+      <w:lvlText w:val=""/>
+      <w:lvlJc w:val="left"/>
+      <w:pPr>
+        <w:tabs>
+          <w:tab w:val="num" w:pos="3600"/>
+        </w:tabs>
+        <w:ind w:left="3600" w:hanging="360"/>
+      </w:pPr>
+      <w:rPr>
+        <w:rFonts w:ascii="Wingdings" w:hAnsi="Wingdings" w:hint="default"/>
+        <w:sz w:val="20"/>
+      </w:rPr>
+    </w:lvl>
+    <w:lvl w:ilvl="5" w:tentative="1">
+      <w:start w:val="1"/>
+      <w:numFmt w:val="bullet"/>
+      <w:lvlText w:val=""/>
+      <w:lvlJc w:val="left"/>
+      <w:pPr>
+        <w:tabs>
+          <w:tab w:val="num" w:pos="4320"/>
+        </w:tabs>
+        <w:ind w:left="4320" w:hanging="360"/>
+      </w:pPr>
+      <w:rPr>
+        <w:rFonts w:ascii="Wingdings" w:hAnsi="Wingdings" w:hint="default"/>
+        <w:sz w:val="20"/>
+      </w:rPr>
+    </w:lvl>
+    <w:lvl w:ilvl="6" w:tentative="1">
+      <w:start w:val="1"/>
+      <w:numFmt w:val="bullet"/>
+      <w:lvlText w:val=""/>
+      <w:lvlJc w:val="left"/>
+      <w:pPr>
+        <w:tabs>
+          <w:tab w:val="num" w:pos="5040"/>
+        </w:tabs>
+        <w:ind w:left="5040" w:hanging="360"/>
+      </w:pPr>
+      <w:rPr>
+        <w:rFonts w:ascii="Wingdings" w:hAnsi="Wingdings" w:hint="default"/>
+        <w:sz w:val="20"/>
+      </w:rPr>
+    </w:lvl>
+    <w:lvl w:ilvl="7" w:tentative="1">
+      <w:start w:val="1"/>
+      <w:numFmt w:val="bullet"/>
+      <w:lvlText w:val=""/>
+      <w:lvlJc w:val="left"/>
+      <w:pPr>
+        <w:tabs>
+          <w:tab w:val="num" w:pos="5760"/>
+        </w:tabs>
+        <w:ind w:left="5760" w:hanging="360"/>
+      </w:pPr>
+      <w:rPr>
+        <w:rFonts w:ascii="Wingdings" w:hAnsi="Wingdings" w:hint="default"/>
+        <w:sz w:val="20"/>
+      </w:rPr>
+    </w:lvl>
+    <w:lvl w:ilvl="8" w:tentative="1">
+      <w:start w:val="1"/>
+      <w:numFmt w:val="bullet"/>
+      <w:lvlText w:val=""/>
+      <w:lvlJc w:val="left"/>
+      <w:pPr>
+        <w:tabs>
+          <w:tab w:val="num" w:pos="6480"/>
+        </w:tabs>
+        <w:ind w:left="6480" w:hanging="360"/>
+      </w:pPr>
+      <w:rPr>
+        <w:rFonts w:ascii="Wingdings" w:hAnsi="Wingdings" w:hint="default"/>
+        <w:sz w:val="20"/>
+      </w:rPr>
+    </w:lvl>
+  </w:abstractNum>
+  <w:abstractNum w:abstractNumId="7" w15:restartNumberingAfterBreak="0">
     <w:nsid w:val="0CAC56EF"/>
     <w:multiLevelType w:val="multilevel"/>
     <w:tmpl w:val="A0AEE2F4"/>
@@ -5271,7 +2737,156 @@
       </w:rPr>
     </w:lvl>
   </w:abstractNum>
-  <w:abstractNum w:abstractNumId="6" w15:restartNumberingAfterBreak="0">
+  <w:abstractNum w:abstractNumId="8" w15:restartNumberingAfterBreak="0">
+    <w:nsid w:val="0D437694"/>
+    <w:multiLevelType w:val="multilevel"/>
+    <w:tmpl w:val="D8EEC15E"/>
+    <w:lvl w:ilvl="0">
+      <w:start w:val="1"/>
+      <w:numFmt w:val="bullet"/>
+      <w:lvlText w:val=""/>
+      <w:lvlJc w:val="left"/>
+      <w:pPr>
+        <w:tabs>
+          <w:tab w:val="num" w:pos="720"/>
+        </w:tabs>
+        <w:ind w:left="720" w:hanging="360"/>
+      </w:pPr>
+      <w:rPr>
+        <w:rFonts w:ascii="Symbol" w:hAnsi="Symbol" w:hint="default"/>
+        <w:sz w:val="20"/>
+      </w:rPr>
+    </w:lvl>
+    <w:lvl w:ilvl="1" w:tentative="1">
+      <w:start w:val="1"/>
+      <w:numFmt w:val="bullet"/>
+      <w:lvlText w:val="o"/>
+      <w:lvlJc w:val="left"/>
+      <w:pPr>
+        <w:tabs>
+          <w:tab w:val="num" w:pos="1440"/>
+        </w:tabs>
+        <w:ind w:left="1440" w:hanging="360"/>
+      </w:pPr>
+      <w:rPr>
+        <w:rFonts w:ascii="Courier New" w:hAnsi="Courier New" w:hint="default"/>
+        <w:sz w:val="20"/>
+      </w:rPr>
+    </w:lvl>
+    <w:lvl w:ilvl="2" w:tentative="1">
+      <w:start w:val="1"/>
+      <w:numFmt w:val="bullet"/>
+      <w:lvlText w:val=""/>
+      <w:lvlJc w:val="left"/>
+      <w:pPr>
+        <w:tabs>
+          <w:tab w:val="num" w:pos="2160"/>
+        </w:tabs>
+        <w:ind w:left="2160" w:hanging="360"/>
+      </w:pPr>
+      <w:rPr>
+        <w:rFonts w:ascii="Wingdings" w:hAnsi="Wingdings" w:hint="default"/>
+        <w:sz w:val="20"/>
+      </w:rPr>
+    </w:lvl>
+    <w:lvl w:ilvl="3" w:tentative="1">
+      <w:start w:val="1"/>
+      <w:numFmt w:val="bullet"/>
+      <w:lvlText w:val=""/>
+      <w:lvlJc w:val="left"/>
+      <w:pPr>
+        <w:tabs>
+          <w:tab w:val="num" w:pos="2880"/>
+        </w:tabs>
+        <w:ind w:left="2880" w:hanging="360"/>
+      </w:pPr>
+      <w:rPr>
+        <w:rFonts w:ascii="Wingdings" w:hAnsi="Wingdings" w:hint="default"/>
+        <w:sz w:val="20"/>
+      </w:rPr>
+    </w:lvl>
+    <w:lvl w:ilvl="4" w:tentative="1">
+      <w:start w:val="1"/>
+      <w:numFmt w:val="bullet"/>
+      <w:lvlText w:val=""/>
+      <w:lvlJc w:val="left"/>
+      <w:pPr>
+        <w:tabs>
+          <w:tab w:val="num" w:pos="3600"/>
+        </w:tabs>
+        <w:ind w:left="3600" w:hanging="360"/>
+      </w:pPr>
+      <w:rPr>
+        <w:rFonts w:ascii="Wingdings" w:hAnsi="Wingdings" w:hint="default"/>
+        <w:sz w:val="20"/>
+      </w:rPr>
+    </w:lvl>
+    <w:lvl w:ilvl="5" w:tentative="1">
+      <w:start w:val="1"/>
+      <w:numFmt w:val="bullet"/>
+      <w:lvlText w:val=""/>
+      <w:lvlJc w:val="left"/>
+      <w:pPr>
+        <w:tabs>
+          <w:tab w:val="num" w:pos="4320"/>
+        </w:tabs>
+        <w:ind w:left="4320" w:hanging="360"/>
+      </w:pPr>
+      <w:rPr>
+        <w:rFonts w:ascii="Wingdings" w:hAnsi="Wingdings" w:hint="default"/>
+        <w:sz w:val="20"/>
+      </w:rPr>
+    </w:lvl>
+    <w:lvl w:ilvl="6" w:tentative="1">
+      <w:start w:val="1"/>
+      <w:numFmt w:val="bullet"/>
+      <w:lvlText w:val=""/>
+      <w:lvlJc w:val="left"/>
+      <w:pPr>
+        <w:tabs>
+          <w:tab w:val="num" w:pos="5040"/>
+        </w:tabs>
+        <w:ind w:left="5040" w:hanging="360"/>
+      </w:pPr>
+      <w:rPr>
+        <w:rFonts w:ascii="Wingdings" w:hAnsi="Wingdings" w:hint="default"/>
+        <w:sz w:val="20"/>
+      </w:rPr>
+    </w:lvl>
+    <w:lvl w:ilvl="7" w:tentative="1">
+      <w:start w:val="1"/>
+      <w:numFmt w:val="bullet"/>
+      <w:lvlText w:val=""/>
+      <w:lvlJc w:val="left"/>
+      <w:pPr>
+        <w:tabs>
+          <w:tab w:val="num" w:pos="5760"/>
+        </w:tabs>
+        <w:ind w:left="5760" w:hanging="360"/>
+      </w:pPr>
+      <w:rPr>
+        <w:rFonts w:ascii="Wingdings" w:hAnsi="Wingdings" w:hint="default"/>
+        <w:sz w:val="20"/>
+      </w:rPr>
+    </w:lvl>
+    <w:lvl w:ilvl="8" w:tentative="1">
+      <w:start w:val="1"/>
+      <w:numFmt w:val="bullet"/>
+      <w:lvlText w:val=""/>
+      <w:lvlJc w:val="left"/>
+      <w:pPr>
+        <w:tabs>
+          <w:tab w:val="num" w:pos="6480"/>
+        </w:tabs>
+        <w:ind w:left="6480" w:hanging="360"/>
+      </w:pPr>
+      <w:rPr>
+        <w:rFonts w:ascii="Wingdings" w:hAnsi="Wingdings" w:hint="default"/>
+        <w:sz w:val="20"/>
+      </w:rPr>
+    </w:lvl>
+  </w:abstractNum>
+  <w:abstractNum w:abstractNumId="9" w15:restartNumberingAfterBreak="0">
     <w:nsid w:val="0EEA46FE"/>
     <w:multiLevelType w:val="multilevel"/>
     <w:tmpl w:val="7AA6A6A0"/>
@@ -5420,7 +3035,7 @@
       </w:rPr>
     </w:lvl>
   </w:abstractNum>
-  <w:abstractNum w:abstractNumId="7" w15:restartNumberingAfterBreak="0">
+  <w:abstractNum w:abstractNumId="10" w15:restartNumberingAfterBreak="0">
     <w:nsid w:val="0F1C5AF4"/>
     <w:multiLevelType w:val="multilevel"/>
     <w:tmpl w:val="085AAF8A"/>
@@ -5569,7 +3184,7 @@
       </w:rPr>
     </w:lvl>
   </w:abstractNum>
-  <w:abstractNum w:abstractNumId="8" w15:restartNumberingAfterBreak="0">
+  <w:abstractNum w:abstractNumId="11" w15:restartNumberingAfterBreak="0">
     <w:nsid w:val="0F4C1BCD"/>
     <w:multiLevelType w:val="multilevel"/>
     <w:tmpl w:val="A1F24C36"/>
@@ -5718,7 +3333,7 @@
       </w:rPr>
     </w:lvl>
   </w:abstractNum>
-  <w:abstractNum w:abstractNumId="9" w15:restartNumberingAfterBreak="0">
+  <w:abstractNum w:abstractNumId="12" w15:restartNumberingAfterBreak="0">
     <w:nsid w:val="0FF60AF9"/>
     <w:multiLevelType w:val="multilevel"/>
     <w:tmpl w:val="4574F194"/>
@@ -5867,7 +3482,7 @@
       </w:rPr>
     </w:lvl>
   </w:abstractNum>
-  <w:abstractNum w:abstractNumId="10" w15:restartNumberingAfterBreak="0">
+  <w:abstractNum w:abstractNumId="13" w15:restartNumberingAfterBreak="0">
     <w:nsid w:val="1815205D"/>
     <w:multiLevelType w:val="multilevel"/>
     <w:tmpl w:val="A156F818"/>
@@ -5980,7 +3595,7 @@
       </w:pPr>
     </w:lvl>
   </w:abstractNum>
-  <w:abstractNum w:abstractNumId="11" w15:restartNumberingAfterBreak="0">
+  <w:abstractNum w:abstractNumId="14" w15:restartNumberingAfterBreak="0">
     <w:nsid w:val="197F64D0"/>
     <w:multiLevelType w:val="multilevel"/>
     <w:tmpl w:val="7CCC15FA"/>
@@ -6129,7 +3744,7 @@
       </w:rPr>
     </w:lvl>
   </w:abstractNum>
-  <w:abstractNum w:abstractNumId="12" w15:restartNumberingAfterBreak="0">
+  <w:abstractNum w:abstractNumId="15" w15:restartNumberingAfterBreak="0">
     <w:nsid w:val="1AAF5C10"/>
     <w:multiLevelType w:val="multilevel"/>
     <w:tmpl w:val="1CBCA8B8"/>
@@ -6278,7 +3893,7 @@
       </w:rPr>
     </w:lvl>
   </w:abstractNum>
-  <w:abstractNum w:abstractNumId="13" w15:restartNumberingAfterBreak="0">
+  <w:abstractNum w:abstractNumId="16" w15:restartNumberingAfterBreak="0">
     <w:nsid w:val="1C477E17"/>
     <w:multiLevelType w:val="multilevel"/>
     <w:tmpl w:val="029C668A"/>
@@ -6427,7 +4042,7 @@
       </w:rPr>
     </w:lvl>
   </w:abstractNum>
-  <w:abstractNum w:abstractNumId="14" w15:restartNumberingAfterBreak="0">
+  <w:abstractNum w:abstractNumId="17" w15:restartNumberingAfterBreak="0">
     <w:nsid w:val="20482B33"/>
     <w:multiLevelType w:val="multilevel"/>
     <w:tmpl w:val="1316A47E"/>
@@ -6576,7 +4191,7 @@
       </w:rPr>
     </w:lvl>
   </w:abstractNum>
-  <w:abstractNum w:abstractNumId="15" w15:restartNumberingAfterBreak="0">
+  <w:abstractNum w:abstractNumId="18" w15:restartNumberingAfterBreak="0">
     <w:nsid w:val="20BD1A43"/>
     <w:multiLevelType w:val="multilevel"/>
     <w:tmpl w:val="571AF66E"/>
@@ -6725,7 +4340,7 @@
       </w:rPr>
     </w:lvl>
   </w:abstractNum>
-  <w:abstractNum w:abstractNumId="16" w15:restartNumberingAfterBreak="0">
+  <w:abstractNum w:abstractNumId="19" w15:restartNumberingAfterBreak="0">
     <w:nsid w:val="22170429"/>
     <w:multiLevelType w:val="multilevel"/>
     <w:tmpl w:val="73480504"/>
@@ -6874,7 +4489,7 @@
       </w:rPr>
     </w:lvl>
   </w:abstractNum>
-  <w:abstractNum w:abstractNumId="17" w15:restartNumberingAfterBreak="0">
+  <w:abstractNum w:abstractNumId="20" w15:restartNumberingAfterBreak="0">
     <w:nsid w:val="225434C9"/>
     <w:multiLevelType w:val="multilevel"/>
     <w:tmpl w:val="6750EFCA"/>
@@ -6987,7 +4602,156 @@
       </w:pPr>
     </w:lvl>
   </w:abstractNum>
-  <w:abstractNum w:abstractNumId="18" w15:restartNumberingAfterBreak="0">
+  <w:abstractNum w:abstractNumId="21" w15:restartNumberingAfterBreak="0">
+    <w:nsid w:val="26A256F2"/>
+    <w:multiLevelType w:val="multilevel"/>
+    <w:tmpl w:val="6F3E00EA"/>
+    <w:lvl w:ilvl="0">
+      <w:start w:val="1"/>
+      <w:numFmt w:val="bullet"/>
+      <w:lvlText w:val=""/>
+      <w:lvlJc w:val="left"/>
+      <w:pPr>
+        <w:tabs>
+          <w:tab w:val="num" w:pos="720"/>
+        </w:tabs>
+        <w:ind w:left="720" w:hanging="360"/>
+      </w:pPr>
+      <w:rPr>
+        <w:rFonts w:ascii="Symbol" w:hAnsi="Symbol" w:hint="default"/>
+        <w:sz w:val="20"/>
+      </w:rPr>
+    </w:lvl>
+    <w:lvl w:ilvl="1" w:tentative="1">
+      <w:start w:val="1"/>
+      <w:numFmt w:val="bullet"/>
+      <w:lvlText w:val="o"/>
+      <w:lvlJc w:val="left"/>
+      <w:pPr>
+        <w:tabs>
+          <w:tab w:val="num" w:pos="1440"/>
+        </w:tabs>
+        <w:ind w:left="1440" w:hanging="360"/>
+      </w:pPr>
+      <w:rPr>
+        <w:rFonts w:ascii="Courier New" w:hAnsi="Courier New" w:hint="default"/>
+        <w:sz w:val="20"/>
+      </w:rPr>
+    </w:lvl>
+    <w:lvl w:ilvl="2" w:tentative="1">
+      <w:start w:val="1"/>
+      <w:numFmt w:val="bullet"/>
+      <w:lvlText w:val=""/>
+      <w:lvlJc w:val="left"/>
+      <w:pPr>
+        <w:tabs>
+          <w:tab w:val="num" w:pos="2160"/>
+        </w:tabs>
+        <w:ind w:left="2160" w:hanging="360"/>
+      </w:pPr>
+      <w:rPr>
+        <w:rFonts w:ascii="Wingdings" w:hAnsi="Wingdings" w:hint="default"/>
+        <w:sz w:val="20"/>
+      </w:rPr>
+    </w:lvl>
+    <w:lvl w:ilvl="3" w:tentative="1">
+      <w:start w:val="1"/>
+      <w:numFmt w:val="bullet"/>
+      <w:lvlText w:val=""/>
+      <w:lvlJc w:val="left"/>
+      <w:pPr>
+        <w:tabs>
+          <w:tab w:val="num" w:pos="2880"/>
+        </w:tabs>
+        <w:ind w:left="2880" w:hanging="360"/>
+      </w:pPr>
+      <w:rPr>
+        <w:rFonts w:ascii="Wingdings" w:hAnsi="Wingdings" w:hint="default"/>
+        <w:sz w:val="20"/>
+      </w:rPr>
+    </w:lvl>
+    <w:lvl w:ilvl="4" w:tentative="1">
+      <w:start w:val="1"/>
+      <w:numFmt w:val="bullet"/>
+      <w:lvlText w:val=""/>
+      <w:lvlJc w:val="left"/>
+      <w:pPr>
+        <w:tabs>
+          <w:tab w:val="num" w:pos="3600"/>
+        </w:tabs>
+        <w:ind w:left="3600" w:hanging="360"/>
+      </w:pPr>
+      <w:rPr>
+        <w:rFonts w:ascii="Wingdings" w:hAnsi="Wingdings" w:hint="default"/>
+        <w:sz w:val="20"/>
+      </w:rPr>
+    </w:lvl>
+    <w:lvl w:ilvl="5" w:tentative="1">
+      <w:start w:val="1"/>
+      <w:numFmt w:val="bullet"/>
+      <w:lvlText w:val=""/>
+      <w:lvlJc w:val="left"/>
+      <w:pPr>
+        <w:tabs>
+          <w:tab w:val="num" w:pos="4320"/>
+        </w:tabs>
+        <w:ind w:left="4320" w:hanging="360"/>
+      </w:pPr>
+      <w:rPr>
+        <w:rFonts w:ascii="Wingdings" w:hAnsi="Wingdings" w:hint="default"/>
+        <w:sz w:val="20"/>
+      </w:rPr>
+    </w:lvl>
+    <w:lvl w:ilvl="6" w:tentative="1">
+      <w:start w:val="1"/>
+      <w:numFmt w:val="bullet"/>
+      <w:lvlText w:val=""/>
+      <w:lvlJc w:val="left"/>
+      <w:pPr>
+        <w:tabs>
+          <w:tab w:val="num" w:pos="5040"/>
+        </w:tabs>
+        <w:ind w:left="5040" w:hanging="360"/>
+      </w:pPr>
+      <w:rPr>
+        <w:rFonts w:ascii="Wingdings" w:hAnsi="Wingdings" w:hint="default"/>
+        <w:sz w:val="20"/>
+      </w:rPr>
+    </w:lvl>
+    <w:lvl w:ilvl="7" w:tentative="1">
+      <w:start w:val="1"/>
+      <w:numFmt w:val="bullet"/>
+      <w:lvlText w:val=""/>
+      <w:lvlJc w:val="left"/>
+      <w:pPr>
+        <w:tabs>
+          <w:tab w:val="num" w:pos="5760"/>
+        </w:tabs>
+        <w:ind w:left="5760" w:hanging="360"/>
+      </w:pPr>
+      <w:rPr>
+        <w:rFonts w:ascii="Wingdings" w:hAnsi="Wingdings" w:hint="default"/>
+        <w:sz w:val="20"/>
+      </w:rPr>
+    </w:lvl>
+    <w:lvl w:ilvl="8" w:tentative="1">
+      <w:start w:val="1"/>
+      <w:numFmt w:val="bullet"/>
+      <w:lvlText w:val=""/>
+      <w:lvlJc w:val="left"/>
+      <w:pPr>
+        <w:tabs>
+          <w:tab w:val="num" w:pos="6480"/>
+        </w:tabs>
+        <w:ind w:left="6480" w:hanging="360"/>
+      </w:pPr>
+      <w:rPr>
+        <w:rFonts w:ascii="Wingdings" w:hAnsi="Wingdings" w:hint="default"/>
+        <w:sz w:val="20"/>
+      </w:rPr>
+    </w:lvl>
+  </w:abstractNum>
+  <w:abstractNum w:abstractNumId="22" w15:restartNumberingAfterBreak="0">
     <w:nsid w:val="276D333B"/>
     <w:multiLevelType w:val="multilevel"/>
     <w:tmpl w:val="35789200"/>
@@ -7136,7 +4900,7 @@
       </w:rPr>
     </w:lvl>
   </w:abstractNum>
-  <w:abstractNum w:abstractNumId="19" w15:restartNumberingAfterBreak="0">
+  <w:abstractNum w:abstractNumId="23" w15:restartNumberingAfterBreak="0">
     <w:nsid w:val="2848101B"/>
     <w:multiLevelType w:val="multilevel"/>
     <w:tmpl w:val="04C2F08A"/>
@@ -7285,7 +5049,7 @@
       </w:rPr>
     </w:lvl>
   </w:abstractNum>
-  <w:abstractNum w:abstractNumId="20" w15:restartNumberingAfterBreak="0">
+  <w:abstractNum w:abstractNumId="24" w15:restartNumberingAfterBreak="0">
     <w:nsid w:val="28A87B59"/>
     <w:multiLevelType w:val="multilevel"/>
     <w:tmpl w:val="CF1E3782"/>
@@ -7434,7 +5198,305 @@
       </w:rPr>
     </w:lvl>
   </w:abstractNum>
-  <w:abstractNum w:abstractNumId="21" w15:restartNumberingAfterBreak="0">
+  <w:abstractNum w:abstractNumId="25" w15:restartNumberingAfterBreak="0">
+    <w:nsid w:val="296A0909"/>
+    <w:multiLevelType w:val="multilevel"/>
+    <w:tmpl w:val="97DAF3AC"/>
+    <w:lvl w:ilvl="0">
+      <w:start w:val="1"/>
+      <w:numFmt w:val="bullet"/>
+      <w:lvlText w:val=""/>
+      <w:lvlJc w:val="left"/>
+      <w:pPr>
+        <w:tabs>
+          <w:tab w:val="num" w:pos="720"/>
+        </w:tabs>
+        <w:ind w:left="720" w:hanging="360"/>
+      </w:pPr>
+      <w:rPr>
+        <w:rFonts w:ascii="Symbol" w:hAnsi="Symbol" w:hint="default"/>
+        <w:sz w:val="20"/>
+      </w:rPr>
+    </w:lvl>
+    <w:lvl w:ilvl="1" w:tentative="1">
+      <w:start w:val="1"/>
+      <w:numFmt w:val="bullet"/>
+      <w:lvlText w:val="o"/>
+      <w:lvlJc w:val="left"/>
+      <w:pPr>
+        <w:tabs>
+          <w:tab w:val="num" w:pos="1440"/>
+        </w:tabs>
+        <w:ind w:left="1440" w:hanging="360"/>
+      </w:pPr>
+      <w:rPr>
+        <w:rFonts w:ascii="Courier New" w:hAnsi="Courier New" w:hint="default"/>
+        <w:sz w:val="20"/>
+      </w:rPr>
+    </w:lvl>
+    <w:lvl w:ilvl="2" w:tentative="1">
+      <w:start w:val="1"/>
+      <w:numFmt w:val="bullet"/>
+      <w:lvlText w:val=""/>
+      <w:lvlJc w:val="left"/>
+      <w:pPr>
+        <w:tabs>
+          <w:tab w:val="num" w:pos="2160"/>
+        </w:tabs>
+        <w:ind w:left="2160" w:hanging="360"/>
+      </w:pPr>
+      <w:rPr>
+        <w:rFonts w:ascii="Wingdings" w:hAnsi="Wingdings" w:hint="default"/>
+        <w:sz w:val="20"/>
+      </w:rPr>
+    </w:lvl>
+    <w:lvl w:ilvl="3" w:tentative="1">
+      <w:start w:val="1"/>
+      <w:numFmt w:val="bullet"/>
+      <w:lvlText w:val=""/>
+      <w:lvlJc w:val="left"/>
+      <w:pPr>
+        <w:tabs>
+          <w:tab w:val="num" w:pos="2880"/>
+        </w:tabs>
+        <w:ind w:left="2880" w:hanging="360"/>
+      </w:pPr>
+      <w:rPr>
+        <w:rFonts w:ascii="Wingdings" w:hAnsi="Wingdings" w:hint="default"/>
+        <w:sz w:val="20"/>
+      </w:rPr>
+    </w:lvl>
+    <w:lvl w:ilvl="4" w:tentative="1">
+      <w:start w:val="1"/>
+      <w:numFmt w:val="bullet"/>
+      <w:lvlText w:val=""/>
+      <w:lvlJc w:val="left"/>
+      <w:pPr>
+        <w:tabs>
+          <w:tab w:val="num" w:pos="3600"/>
+        </w:tabs>
+        <w:ind w:left="3600" w:hanging="360"/>
+      </w:pPr>
+      <w:rPr>
+        <w:rFonts w:ascii="Wingdings" w:hAnsi="Wingdings" w:hint="default"/>
+        <w:sz w:val="20"/>
+      </w:rPr>
+    </w:lvl>
+    <w:lvl w:ilvl="5" w:tentative="1">
+      <w:start w:val="1"/>
+      <w:numFmt w:val="bullet"/>
+      <w:lvlText w:val=""/>
+      <w:lvlJc w:val="left"/>
+      <w:pPr>
+        <w:tabs>
+          <w:tab w:val="num" w:pos="4320"/>
+        </w:tabs>
+        <w:ind w:left="4320" w:hanging="360"/>
+      </w:pPr>
+      <w:rPr>
+        <w:rFonts w:ascii="Wingdings" w:hAnsi="Wingdings" w:hint="default"/>
+        <w:sz w:val="20"/>
+      </w:rPr>
+    </w:lvl>
+    <w:lvl w:ilvl="6" w:tentative="1">
+      <w:start w:val="1"/>
+      <w:numFmt w:val="bullet"/>
+      <w:lvlText w:val=""/>
+      <w:lvlJc w:val="left"/>
+      <w:pPr>
+        <w:tabs>
+          <w:tab w:val="num" w:pos="5040"/>
+        </w:tabs>
+        <w:ind w:left="5040" w:hanging="360"/>
+      </w:pPr>
+      <w:rPr>
+        <w:rFonts w:ascii="Wingdings" w:hAnsi="Wingdings" w:hint="default"/>
+        <w:sz w:val="20"/>
+      </w:rPr>
+    </w:lvl>
+    <w:lvl w:ilvl="7" w:tentative="1">
+      <w:start w:val="1"/>
+      <w:numFmt w:val="bullet"/>
+      <w:lvlText w:val=""/>
+      <w:lvlJc w:val="left"/>
+      <w:pPr>
+        <w:tabs>
+          <w:tab w:val="num" w:pos="5760"/>
+        </w:tabs>
+        <w:ind w:left="5760" w:hanging="360"/>
+      </w:pPr>
+      <w:rPr>
+        <w:rFonts w:ascii="Wingdings" w:hAnsi="Wingdings" w:hint="default"/>
+        <w:sz w:val="20"/>
+      </w:rPr>
+    </w:lvl>
+    <w:lvl w:ilvl="8" w:tentative="1">
+      <w:start w:val="1"/>
+      <w:numFmt w:val="bullet"/>
+      <w:lvlText w:val=""/>
+      <w:lvlJc w:val="left"/>
+      <w:pPr>
+        <w:tabs>
+          <w:tab w:val="num" w:pos="6480"/>
+        </w:tabs>
+        <w:ind w:left="6480" w:hanging="360"/>
+      </w:pPr>
+      <w:rPr>
+        <w:rFonts w:ascii="Wingdings" w:hAnsi="Wingdings" w:hint="default"/>
+        <w:sz w:val="20"/>
+      </w:rPr>
+    </w:lvl>
+  </w:abstractNum>
+  <w:abstractNum w:abstractNumId="26" w15:restartNumberingAfterBreak="0">
+    <w:nsid w:val="2CE0418E"/>
+    <w:multiLevelType w:val="multilevel"/>
+    <w:tmpl w:val="2A882AF8"/>
+    <w:lvl w:ilvl="0">
+      <w:start w:val="1"/>
+      <w:numFmt w:val="bullet"/>
+      <w:lvlText w:val=""/>
+      <w:lvlJc w:val="left"/>
+      <w:pPr>
+        <w:tabs>
+          <w:tab w:val="num" w:pos="720"/>
+        </w:tabs>
+        <w:ind w:left="720" w:hanging="360"/>
+      </w:pPr>
+      <w:rPr>
+        <w:rFonts w:ascii="Symbol" w:hAnsi="Symbol" w:hint="default"/>
+        <w:sz w:val="20"/>
+      </w:rPr>
+    </w:lvl>
+    <w:lvl w:ilvl="1" w:tentative="1">
+      <w:start w:val="1"/>
+      <w:numFmt w:val="bullet"/>
+      <w:lvlText w:val="o"/>
+      <w:lvlJc w:val="left"/>
+      <w:pPr>
+        <w:tabs>
+          <w:tab w:val="num" w:pos="1440"/>
+        </w:tabs>
+        <w:ind w:left="1440" w:hanging="360"/>
+      </w:pPr>
+      <w:rPr>
+        <w:rFonts w:ascii="Courier New" w:hAnsi="Courier New" w:hint="default"/>
+        <w:sz w:val="20"/>
+      </w:rPr>
+    </w:lvl>
+    <w:lvl w:ilvl="2" w:tentative="1">
+      <w:start w:val="1"/>
+      <w:numFmt w:val="bullet"/>
+      <w:lvlText w:val=""/>
+      <w:lvlJc w:val="left"/>
+      <w:pPr>
+        <w:tabs>
+          <w:tab w:val="num" w:pos="2160"/>
+        </w:tabs>
+        <w:ind w:left="2160" w:hanging="360"/>
+      </w:pPr>
+      <w:rPr>
+        <w:rFonts w:ascii="Wingdings" w:hAnsi="Wingdings" w:hint="default"/>
+        <w:sz w:val="20"/>
+      </w:rPr>
+    </w:lvl>
+    <w:lvl w:ilvl="3" w:tentative="1">
+      <w:start w:val="1"/>
+      <w:numFmt w:val="bullet"/>
+      <w:lvlText w:val=""/>
+      <w:lvlJc w:val="left"/>
+      <w:pPr>
+        <w:tabs>
+          <w:tab w:val="num" w:pos="2880"/>
+        </w:tabs>
+        <w:ind w:left="2880" w:hanging="360"/>
+      </w:pPr>
+      <w:rPr>
+        <w:rFonts w:ascii="Wingdings" w:hAnsi="Wingdings" w:hint="default"/>
+        <w:sz w:val="20"/>
+      </w:rPr>
+    </w:lvl>
+    <w:lvl w:ilvl="4" w:tentative="1">
+      <w:start w:val="1"/>
+      <w:numFmt w:val="bullet"/>
+      <w:lvlText w:val=""/>
+      <w:lvlJc w:val="left"/>
+      <w:pPr>
+        <w:tabs>
+          <w:tab w:val="num" w:pos="3600"/>
+        </w:tabs>
+        <w:ind w:left="3600" w:hanging="360"/>
+      </w:pPr>
+      <w:rPr>
+        <w:rFonts w:ascii="Wingdings" w:hAnsi="Wingdings" w:hint="default"/>
+        <w:sz w:val="20"/>
+      </w:rPr>
+    </w:lvl>
+    <w:lvl w:ilvl="5" w:tentative="1">
+      <w:start w:val="1"/>
+      <w:numFmt w:val="bullet"/>
+      <w:lvlText w:val=""/>
+      <w:lvlJc w:val="left"/>
+      <w:pPr>
+        <w:tabs>
+          <w:tab w:val="num" w:pos="4320"/>
+        </w:tabs>
+        <w:ind w:left="4320" w:hanging="360"/>
+      </w:pPr>
+      <w:rPr>
+        <w:rFonts w:ascii="Wingdings" w:hAnsi="Wingdings" w:hint="default"/>
+        <w:sz w:val="20"/>
+      </w:rPr>
+    </w:lvl>
+    <w:lvl w:ilvl="6" w:tentative="1">
+      <w:start w:val="1"/>
+      <w:numFmt w:val="bullet"/>
+      <w:lvlText w:val=""/>
+      <w:lvlJc w:val="left"/>
+      <w:pPr>
+        <w:tabs>
+          <w:tab w:val="num" w:pos="5040"/>
+        </w:tabs>
+        <w:ind w:left="5040" w:hanging="360"/>
+      </w:pPr>
+      <w:rPr>
+        <w:rFonts w:ascii="Wingdings" w:hAnsi="Wingdings" w:hint="default"/>
+        <w:sz w:val="20"/>
+      </w:rPr>
+    </w:lvl>
+    <w:lvl w:ilvl="7" w:tentative="1">
+      <w:start w:val="1"/>
+      <w:numFmt w:val="bullet"/>
+      <w:lvlText w:val=""/>
+      <w:lvlJc w:val="left"/>
+      <w:pPr>
+        <w:tabs>
+          <w:tab w:val="num" w:pos="5760"/>
+        </w:tabs>
+        <w:ind w:left="5760" w:hanging="360"/>
+      </w:pPr>
+      <w:rPr>
+        <w:rFonts w:ascii="Wingdings" w:hAnsi="Wingdings" w:hint="default"/>
+        <w:sz w:val="20"/>
+      </w:rPr>
+    </w:lvl>
+    <w:lvl w:ilvl="8" w:tentative="1">
+      <w:start w:val="1"/>
+      <w:numFmt w:val="bullet"/>
+      <w:lvlText w:val=""/>
+      <w:lvlJc w:val="left"/>
+      <w:pPr>
+        <w:tabs>
+          <w:tab w:val="num" w:pos="6480"/>
+        </w:tabs>
+        <w:ind w:left="6480" w:hanging="360"/>
+      </w:pPr>
+      <w:rPr>
+        <w:rFonts w:ascii="Wingdings" w:hAnsi="Wingdings" w:hint="default"/>
+        <w:sz w:val="20"/>
+      </w:rPr>
+    </w:lvl>
+  </w:abstractNum>
+  <w:abstractNum w:abstractNumId="27" w15:restartNumberingAfterBreak="0">
     <w:nsid w:val="2D0544E8"/>
     <w:multiLevelType w:val="multilevel"/>
     <w:tmpl w:val="7AF6993E"/>
@@ -7583,7 +5645,7 @@
       </w:rPr>
     </w:lvl>
   </w:abstractNum>
-  <w:abstractNum w:abstractNumId="22" w15:restartNumberingAfterBreak="0">
+  <w:abstractNum w:abstractNumId="28" w15:restartNumberingAfterBreak="0">
     <w:nsid w:val="2E00770A"/>
     <w:multiLevelType w:val="multilevel"/>
     <w:tmpl w:val="0594670A"/>
@@ -7732,7 +5794,7 @@
       </w:rPr>
     </w:lvl>
   </w:abstractNum>
-  <w:abstractNum w:abstractNumId="23" w15:restartNumberingAfterBreak="0">
+  <w:abstractNum w:abstractNumId="29" w15:restartNumberingAfterBreak="0">
     <w:nsid w:val="2FB26FC1"/>
     <w:multiLevelType w:val="multilevel"/>
     <w:tmpl w:val="02FE4412"/>
@@ -7881,7 +5943,7 @@
       </w:rPr>
     </w:lvl>
   </w:abstractNum>
-  <w:abstractNum w:abstractNumId="24" w15:restartNumberingAfterBreak="0">
+  <w:abstractNum w:abstractNumId="30" w15:restartNumberingAfterBreak="0">
     <w:nsid w:val="306C5A4C"/>
     <w:multiLevelType w:val="multilevel"/>
     <w:tmpl w:val="A1C225FC"/>
@@ -8030,7 +6092,7 @@
       </w:rPr>
     </w:lvl>
   </w:abstractNum>
-  <w:abstractNum w:abstractNumId="25" w15:restartNumberingAfterBreak="0">
+  <w:abstractNum w:abstractNumId="31" w15:restartNumberingAfterBreak="0">
     <w:nsid w:val="309D37E8"/>
     <w:multiLevelType w:val="multilevel"/>
     <w:tmpl w:val="0B423242"/>
@@ -8179,7 +6241,7 @@
       </w:rPr>
     </w:lvl>
   </w:abstractNum>
-  <w:abstractNum w:abstractNumId="26" w15:restartNumberingAfterBreak="0">
+  <w:abstractNum w:abstractNumId="32" w15:restartNumberingAfterBreak="0">
     <w:nsid w:val="32843B86"/>
     <w:multiLevelType w:val="multilevel"/>
     <w:tmpl w:val="63902B16"/>
@@ -8328,7 +6390,7 @@
       </w:rPr>
     </w:lvl>
   </w:abstractNum>
-  <w:abstractNum w:abstractNumId="27" w15:restartNumberingAfterBreak="0">
+  <w:abstractNum w:abstractNumId="33" w15:restartNumberingAfterBreak="0">
     <w:nsid w:val="32B04B53"/>
     <w:multiLevelType w:val="multilevel"/>
     <w:tmpl w:val="C5922B9E"/>
@@ -8477,7 +6539,7 @@
       </w:rPr>
     </w:lvl>
   </w:abstractNum>
-  <w:abstractNum w:abstractNumId="28" w15:restartNumberingAfterBreak="0">
+  <w:abstractNum w:abstractNumId="34" w15:restartNumberingAfterBreak="0">
     <w:nsid w:val="33F919C4"/>
     <w:multiLevelType w:val="multilevel"/>
     <w:tmpl w:val="46F45744"/>
@@ -8626,7 +6688,7 @@
       </w:rPr>
     </w:lvl>
   </w:abstractNum>
-  <w:abstractNum w:abstractNumId="29" w15:restartNumberingAfterBreak="0">
+  <w:abstractNum w:abstractNumId="35" w15:restartNumberingAfterBreak="0">
     <w:nsid w:val="34D8103D"/>
     <w:multiLevelType w:val="multilevel"/>
     <w:tmpl w:val="4BD21528"/>
@@ -8775,7 +6837,305 @@
       </w:rPr>
     </w:lvl>
   </w:abstractNum>
-  <w:abstractNum w:abstractNumId="30" w15:restartNumberingAfterBreak="0">
+  <w:abstractNum w:abstractNumId="36" w15:restartNumberingAfterBreak="0">
+    <w:nsid w:val="35066DA5"/>
+    <w:multiLevelType w:val="multilevel"/>
+    <w:tmpl w:val="2258086C"/>
+    <w:lvl w:ilvl="0">
+      <w:start w:val="1"/>
+      <w:numFmt w:val="bullet"/>
+      <w:lvlText w:val=""/>
+      <w:lvlJc w:val="left"/>
+      <w:pPr>
+        <w:tabs>
+          <w:tab w:val="num" w:pos="720"/>
+        </w:tabs>
+        <w:ind w:left="720" w:hanging="360"/>
+      </w:pPr>
+      <w:rPr>
+        <w:rFonts w:ascii="Symbol" w:hAnsi="Symbol" w:hint="default"/>
+        <w:sz w:val="20"/>
+      </w:rPr>
+    </w:lvl>
+    <w:lvl w:ilvl="1" w:tentative="1">
+      <w:start w:val="1"/>
+      <w:numFmt w:val="bullet"/>
+      <w:lvlText w:val="o"/>
+      <w:lvlJc w:val="left"/>
+      <w:pPr>
+        <w:tabs>
+          <w:tab w:val="num" w:pos="1440"/>
+        </w:tabs>
+        <w:ind w:left="1440" w:hanging="360"/>
+      </w:pPr>
+      <w:rPr>
+        <w:rFonts w:ascii="Courier New" w:hAnsi="Courier New" w:hint="default"/>
+        <w:sz w:val="20"/>
+      </w:rPr>
+    </w:lvl>
+    <w:lvl w:ilvl="2" w:tentative="1">
+      <w:start w:val="1"/>
+      <w:numFmt w:val="bullet"/>
+      <w:lvlText w:val=""/>
+      <w:lvlJc w:val="left"/>
+      <w:pPr>
+        <w:tabs>
+          <w:tab w:val="num" w:pos="2160"/>
+        </w:tabs>
+        <w:ind w:left="2160" w:hanging="360"/>
+      </w:pPr>
+      <w:rPr>
+        <w:rFonts w:ascii="Wingdings" w:hAnsi="Wingdings" w:hint="default"/>
+        <w:sz w:val="20"/>
+      </w:rPr>
+    </w:lvl>
+    <w:lvl w:ilvl="3" w:tentative="1">
+      <w:start w:val="1"/>
+      <w:numFmt w:val="bullet"/>
+      <w:lvlText w:val=""/>
+      <w:lvlJc w:val="left"/>
+      <w:pPr>
+        <w:tabs>
+          <w:tab w:val="num" w:pos="2880"/>
+        </w:tabs>
+        <w:ind w:left="2880" w:hanging="360"/>
+      </w:pPr>
+      <w:rPr>
+        <w:rFonts w:ascii="Wingdings" w:hAnsi="Wingdings" w:hint="default"/>
+        <w:sz w:val="20"/>
+      </w:rPr>
+    </w:lvl>
+    <w:lvl w:ilvl="4" w:tentative="1">
+      <w:start w:val="1"/>
+      <w:numFmt w:val="bullet"/>
+      <w:lvlText w:val=""/>
+      <w:lvlJc w:val="left"/>
+      <w:pPr>
+        <w:tabs>
+          <w:tab w:val="num" w:pos="3600"/>
+        </w:tabs>
+        <w:ind w:left="3600" w:hanging="360"/>
+      </w:pPr>
+      <w:rPr>
+        <w:rFonts w:ascii="Wingdings" w:hAnsi="Wingdings" w:hint="default"/>
+        <w:sz w:val="20"/>
+      </w:rPr>
+    </w:lvl>
+    <w:lvl w:ilvl="5" w:tentative="1">
+      <w:start w:val="1"/>
+      <w:numFmt w:val="bullet"/>
+      <w:lvlText w:val=""/>
+      <w:lvlJc w:val="left"/>
+      <w:pPr>
+        <w:tabs>
+          <w:tab w:val="num" w:pos="4320"/>
+        </w:tabs>
+        <w:ind w:left="4320" w:hanging="360"/>
+      </w:pPr>
+      <w:rPr>
+        <w:rFonts w:ascii="Wingdings" w:hAnsi="Wingdings" w:hint="default"/>
+        <w:sz w:val="20"/>
+      </w:rPr>
+    </w:lvl>
+    <w:lvl w:ilvl="6" w:tentative="1">
+      <w:start w:val="1"/>
+      <w:numFmt w:val="bullet"/>
+      <w:lvlText w:val=""/>
+      <w:lvlJc w:val="left"/>
+      <w:pPr>
+        <w:tabs>
+          <w:tab w:val="num" w:pos="5040"/>
+        </w:tabs>
+        <w:ind w:left="5040" w:hanging="360"/>
+      </w:pPr>
+      <w:rPr>
+        <w:rFonts w:ascii="Wingdings" w:hAnsi="Wingdings" w:hint="default"/>
+        <w:sz w:val="20"/>
+      </w:rPr>
+    </w:lvl>
+    <w:lvl w:ilvl="7" w:tentative="1">
+      <w:start w:val="1"/>
+      <w:numFmt w:val="bullet"/>
+      <w:lvlText w:val=""/>
+      <w:lvlJc w:val="left"/>
+      <w:pPr>
+        <w:tabs>
+          <w:tab w:val="num" w:pos="5760"/>
+        </w:tabs>
+        <w:ind w:left="5760" w:hanging="360"/>
+      </w:pPr>
+      <w:rPr>
+        <w:rFonts w:ascii="Wingdings" w:hAnsi="Wingdings" w:hint="default"/>
+        <w:sz w:val="20"/>
+      </w:rPr>
+    </w:lvl>
+    <w:lvl w:ilvl="8" w:tentative="1">
+      <w:start w:val="1"/>
+      <w:numFmt w:val="bullet"/>
+      <w:lvlText w:val=""/>
+      <w:lvlJc w:val="left"/>
+      <w:pPr>
+        <w:tabs>
+          <w:tab w:val="num" w:pos="6480"/>
+        </w:tabs>
+        <w:ind w:left="6480" w:hanging="360"/>
+      </w:pPr>
+      <w:rPr>
+        <w:rFonts w:ascii="Wingdings" w:hAnsi="Wingdings" w:hint="default"/>
+        <w:sz w:val="20"/>
+      </w:rPr>
+    </w:lvl>
+  </w:abstractNum>
+  <w:abstractNum w:abstractNumId="37" w15:restartNumberingAfterBreak="0">
+    <w:nsid w:val="368D7511"/>
+    <w:multiLevelType w:val="multilevel"/>
+    <w:tmpl w:val="AD982628"/>
+    <w:lvl w:ilvl="0">
+      <w:start w:val="1"/>
+      <w:numFmt w:val="bullet"/>
+      <w:lvlText w:val=""/>
+      <w:lvlJc w:val="left"/>
+      <w:pPr>
+        <w:tabs>
+          <w:tab w:val="num" w:pos="720"/>
+        </w:tabs>
+        <w:ind w:left="720" w:hanging="360"/>
+      </w:pPr>
+      <w:rPr>
+        <w:rFonts w:ascii="Symbol" w:hAnsi="Symbol" w:hint="default"/>
+        <w:sz w:val="20"/>
+      </w:rPr>
+    </w:lvl>
+    <w:lvl w:ilvl="1" w:tentative="1">
+      <w:start w:val="1"/>
+      <w:numFmt w:val="bullet"/>
+      <w:lvlText w:val="o"/>
+      <w:lvlJc w:val="left"/>
+      <w:pPr>
+        <w:tabs>
+          <w:tab w:val="num" w:pos="1440"/>
+        </w:tabs>
+        <w:ind w:left="1440" w:hanging="360"/>
+      </w:pPr>
+      <w:rPr>
+        <w:rFonts w:ascii="Courier New" w:hAnsi="Courier New" w:hint="default"/>
+        <w:sz w:val="20"/>
+      </w:rPr>
+    </w:lvl>
+    <w:lvl w:ilvl="2" w:tentative="1">
+      <w:start w:val="1"/>
+      <w:numFmt w:val="bullet"/>
+      <w:lvlText w:val=""/>
+      <w:lvlJc w:val="left"/>
+      <w:pPr>
+        <w:tabs>
+          <w:tab w:val="num" w:pos="2160"/>
+        </w:tabs>
+        <w:ind w:left="2160" w:hanging="360"/>
+      </w:pPr>
+      <w:rPr>
+        <w:rFonts w:ascii="Wingdings" w:hAnsi="Wingdings" w:hint="default"/>
+        <w:sz w:val="20"/>
+      </w:rPr>
+    </w:lvl>
+    <w:lvl w:ilvl="3" w:tentative="1">
+      <w:start w:val="1"/>
+      <w:numFmt w:val="bullet"/>
+      <w:lvlText w:val=""/>
+      <w:lvlJc w:val="left"/>
+      <w:pPr>
+        <w:tabs>
+          <w:tab w:val="num" w:pos="2880"/>
+        </w:tabs>
+        <w:ind w:left="2880" w:hanging="360"/>
+      </w:pPr>
+      <w:rPr>
+        <w:rFonts w:ascii="Wingdings" w:hAnsi="Wingdings" w:hint="default"/>
+        <w:sz w:val="20"/>
+      </w:rPr>
+    </w:lvl>
+    <w:lvl w:ilvl="4" w:tentative="1">
+      <w:start w:val="1"/>
+      <w:numFmt w:val="bullet"/>
+      <w:lvlText w:val=""/>
+      <w:lvlJc w:val="left"/>
+      <w:pPr>
+        <w:tabs>
+          <w:tab w:val="num" w:pos="3600"/>
+        </w:tabs>
+        <w:ind w:left="3600" w:hanging="360"/>
+      </w:pPr>
+      <w:rPr>
+        <w:rFonts w:ascii="Wingdings" w:hAnsi="Wingdings" w:hint="default"/>
+        <w:sz w:val="20"/>
+      </w:rPr>
+    </w:lvl>
+    <w:lvl w:ilvl="5" w:tentative="1">
+      <w:start w:val="1"/>
+      <w:numFmt w:val="bullet"/>
+      <w:lvlText w:val=""/>
+      <w:lvlJc w:val="left"/>
+      <w:pPr>
+        <w:tabs>
+          <w:tab w:val="num" w:pos="4320"/>
+        </w:tabs>
+        <w:ind w:left="4320" w:hanging="360"/>
+      </w:pPr>
+      <w:rPr>
+        <w:rFonts w:ascii="Wingdings" w:hAnsi="Wingdings" w:hint="default"/>
+        <w:sz w:val="20"/>
+      </w:rPr>
+    </w:lvl>
+    <w:lvl w:ilvl="6" w:tentative="1">
+      <w:start w:val="1"/>
+      <w:numFmt w:val="bullet"/>
+      <w:lvlText w:val=""/>
+      <w:lvlJc w:val="left"/>
+      <w:pPr>
+        <w:tabs>
+          <w:tab w:val="num" w:pos="5040"/>
+        </w:tabs>
+        <w:ind w:left="5040" w:hanging="360"/>
+      </w:pPr>
+      <w:rPr>
+        <w:rFonts w:ascii="Wingdings" w:hAnsi="Wingdings" w:hint="default"/>
+        <w:sz w:val="20"/>
+      </w:rPr>
+    </w:lvl>
+    <w:lvl w:ilvl="7" w:tentative="1">
+      <w:start w:val="1"/>
+      <w:numFmt w:val="bullet"/>
+      <w:lvlText w:val=""/>
+      <w:lvlJc w:val="left"/>
+      <w:pPr>
+        <w:tabs>
+          <w:tab w:val="num" w:pos="5760"/>
+        </w:tabs>
+        <w:ind w:left="5760" w:hanging="360"/>
+      </w:pPr>
+      <w:rPr>
+        <w:rFonts w:ascii="Wingdings" w:hAnsi="Wingdings" w:hint="default"/>
+        <w:sz w:val="20"/>
+      </w:rPr>
+    </w:lvl>
+    <w:lvl w:ilvl="8" w:tentative="1">
+      <w:start w:val="1"/>
+      <w:numFmt w:val="bullet"/>
+      <w:lvlText w:val=""/>
+      <w:lvlJc w:val="left"/>
+      <w:pPr>
+        <w:tabs>
+          <w:tab w:val="num" w:pos="6480"/>
+        </w:tabs>
+        <w:ind w:left="6480" w:hanging="360"/>
+      </w:pPr>
+      <w:rPr>
+        <w:rFonts w:ascii="Wingdings" w:hAnsi="Wingdings" w:hint="default"/>
+        <w:sz w:val="20"/>
+      </w:rPr>
+    </w:lvl>
+  </w:abstractNum>
+  <w:abstractNum w:abstractNumId="38" w15:restartNumberingAfterBreak="0">
     <w:nsid w:val="36CE354E"/>
     <w:multiLevelType w:val="multilevel"/>
     <w:tmpl w:val="4E1260A2"/>
@@ -8924,7 +7284,7 @@
       </w:rPr>
     </w:lvl>
   </w:abstractNum>
-  <w:abstractNum w:abstractNumId="31" w15:restartNumberingAfterBreak="0">
+  <w:abstractNum w:abstractNumId="39" w15:restartNumberingAfterBreak="0">
     <w:nsid w:val="382B7D64"/>
     <w:multiLevelType w:val="multilevel"/>
     <w:tmpl w:val="7B0CD8DA"/>
@@ -9073,7 +7433,156 @@
       </w:rPr>
     </w:lvl>
   </w:abstractNum>
-  <w:abstractNum w:abstractNumId="32" w15:restartNumberingAfterBreak="0">
+  <w:abstractNum w:abstractNumId="40" w15:restartNumberingAfterBreak="0">
+    <w:nsid w:val="386531A8"/>
+    <w:multiLevelType w:val="multilevel"/>
+    <w:tmpl w:val="5E90315C"/>
+    <w:lvl w:ilvl="0">
+      <w:start w:val="1"/>
+      <w:numFmt w:val="bullet"/>
+      <w:lvlText w:val=""/>
+      <w:lvlJc w:val="left"/>
+      <w:pPr>
+        <w:tabs>
+          <w:tab w:val="num" w:pos="720"/>
+        </w:tabs>
+        <w:ind w:left="720" w:hanging="360"/>
+      </w:pPr>
+      <w:rPr>
+        <w:rFonts w:ascii="Symbol" w:hAnsi="Symbol" w:hint="default"/>
+        <w:sz w:val="20"/>
+      </w:rPr>
+    </w:lvl>
+    <w:lvl w:ilvl="1" w:tentative="1">
+      <w:start w:val="1"/>
+      <w:numFmt w:val="bullet"/>
+      <w:lvlText w:val="o"/>
+      <w:lvlJc w:val="left"/>
+      <w:pPr>
+        <w:tabs>
+          <w:tab w:val="num" w:pos="1440"/>
+        </w:tabs>
+        <w:ind w:left="1440" w:hanging="360"/>
+      </w:pPr>
+      <w:rPr>
+        <w:rFonts w:ascii="Courier New" w:hAnsi="Courier New" w:hint="default"/>
+        <w:sz w:val="20"/>
+      </w:rPr>
+    </w:lvl>
+    <w:lvl w:ilvl="2" w:tentative="1">
+      <w:start w:val="1"/>
+      <w:numFmt w:val="bullet"/>
+      <w:lvlText w:val=""/>
+      <w:lvlJc w:val="left"/>
+      <w:pPr>
+        <w:tabs>
+          <w:tab w:val="num" w:pos="2160"/>
+        </w:tabs>
+        <w:ind w:left="2160" w:hanging="360"/>
+      </w:pPr>
+      <w:rPr>
+        <w:rFonts w:ascii="Wingdings" w:hAnsi="Wingdings" w:hint="default"/>
+        <w:sz w:val="20"/>
+      </w:rPr>
+    </w:lvl>
+    <w:lvl w:ilvl="3" w:tentative="1">
+      <w:start w:val="1"/>
+      <w:numFmt w:val="bullet"/>
+      <w:lvlText w:val=""/>
+      <w:lvlJc w:val="left"/>
+      <w:pPr>
+        <w:tabs>
+          <w:tab w:val="num" w:pos="2880"/>
+        </w:tabs>
+        <w:ind w:left="2880" w:hanging="360"/>
+      </w:pPr>
+      <w:rPr>
+        <w:rFonts w:ascii="Wingdings" w:hAnsi="Wingdings" w:hint="default"/>
+        <w:sz w:val="20"/>
+      </w:rPr>
+    </w:lvl>
+    <w:lvl w:ilvl="4" w:tentative="1">
+      <w:start w:val="1"/>
+      <w:numFmt w:val="bullet"/>
+      <w:lvlText w:val=""/>
+      <w:lvlJc w:val="left"/>
+      <w:pPr>
+        <w:tabs>
+          <w:tab w:val="num" w:pos="3600"/>
+        </w:tabs>
+        <w:ind w:left="3600" w:hanging="360"/>
+      </w:pPr>
+      <w:rPr>
+        <w:rFonts w:ascii="Wingdings" w:hAnsi="Wingdings" w:hint="default"/>
+        <w:sz w:val="20"/>
+      </w:rPr>
+    </w:lvl>
+    <w:lvl w:ilvl="5" w:tentative="1">
+      <w:start w:val="1"/>
+      <w:numFmt w:val="bullet"/>
+      <w:lvlText w:val=""/>
+      <w:lvlJc w:val="left"/>
+      <w:pPr>
+        <w:tabs>
+          <w:tab w:val="num" w:pos="4320"/>
+        </w:tabs>
+        <w:ind w:left="4320" w:hanging="360"/>
+      </w:pPr>
+      <w:rPr>
+        <w:rFonts w:ascii="Wingdings" w:hAnsi="Wingdings" w:hint="default"/>
+        <w:sz w:val="20"/>
+      </w:rPr>
+    </w:lvl>
+    <w:lvl w:ilvl="6" w:tentative="1">
+      <w:start w:val="1"/>
+      <w:numFmt w:val="bullet"/>
+      <w:lvlText w:val=""/>
+      <w:lvlJc w:val="left"/>
+      <w:pPr>
+        <w:tabs>
+          <w:tab w:val="num" w:pos="5040"/>
+        </w:tabs>
+        <w:ind w:left="5040" w:hanging="360"/>
+      </w:pPr>
+      <w:rPr>
+        <w:rFonts w:ascii="Wingdings" w:hAnsi="Wingdings" w:hint="default"/>
+        <w:sz w:val="20"/>
+      </w:rPr>
+    </w:lvl>
+    <w:lvl w:ilvl="7" w:tentative="1">
+      <w:start w:val="1"/>
+      <w:numFmt w:val="bullet"/>
+      <w:lvlText w:val=""/>
+      <w:lvlJc w:val="left"/>
+      <w:pPr>
+        <w:tabs>
+          <w:tab w:val="num" w:pos="5760"/>
+        </w:tabs>
+        <w:ind w:left="5760" w:hanging="360"/>
+      </w:pPr>
+      <w:rPr>
+        <w:rFonts w:ascii="Wingdings" w:hAnsi="Wingdings" w:hint="default"/>
+        <w:sz w:val="20"/>
+      </w:rPr>
+    </w:lvl>
+    <w:lvl w:ilvl="8" w:tentative="1">
+      <w:start w:val="1"/>
+      <w:numFmt w:val="bullet"/>
+      <w:lvlText w:val=""/>
+      <w:lvlJc w:val="left"/>
+      <w:pPr>
+        <w:tabs>
+          <w:tab w:val="num" w:pos="6480"/>
+        </w:tabs>
+        <w:ind w:left="6480" w:hanging="360"/>
+      </w:pPr>
+      <w:rPr>
+        <w:rFonts w:ascii="Wingdings" w:hAnsi="Wingdings" w:hint="default"/>
+        <w:sz w:val="20"/>
+      </w:rPr>
+    </w:lvl>
+  </w:abstractNum>
+  <w:abstractNum w:abstractNumId="41" w15:restartNumberingAfterBreak="0">
     <w:nsid w:val="39972574"/>
     <w:multiLevelType w:val="multilevel"/>
     <w:tmpl w:val="3A66D6E0"/>
@@ -9186,7 +7695,7 @@
       </w:pPr>
     </w:lvl>
   </w:abstractNum>
-  <w:abstractNum w:abstractNumId="33" w15:restartNumberingAfterBreak="0">
+  <w:abstractNum w:abstractNumId="42" w15:restartNumberingAfterBreak="0">
     <w:nsid w:val="3DEE125A"/>
     <w:multiLevelType w:val="multilevel"/>
     <w:tmpl w:val="585C31EE"/>
@@ -9335,7 +7844,7 @@
       </w:rPr>
     </w:lvl>
   </w:abstractNum>
-  <w:abstractNum w:abstractNumId="34" w15:restartNumberingAfterBreak="0">
+  <w:abstractNum w:abstractNumId="43" w15:restartNumberingAfterBreak="0">
     <w:nsid w:val="41F402C7"/>
     <w:multiLevelType w:val="multilevel"/>
     <w:tmpl w:val="64520010"/>
@@ -9484,7 +7993,7 @@
       </w:rPr>
     </w:lvl>
   </w:abstractNum>
-  <w:abstractNum w:abstractNumId="35" w15:restartNumberingAfterBreak="0">
+  <w:abstractNum w:abstractNumId="44" w15:restartNumberingAfterBreak="0">
     <w:nsid w:val="431F3060"/>
     <w:multiLevelType w:val="multilevel"/>
     <w:tmpl w:val="2B40A342"/>
@@ -9633,7 +8142,7 @@
       </w:rPr>
     </w:lvl>
   </w:abstractNum>
-  <w:abstractNum w:abstractNumId="36" w15:restartNumberingAfterBreak="0">
+  <w:abstractNum w:abstractNumId="45" w15:restartNumberingAfterBreak="0">
     <w:nsid w:val="43D2231E"/>
     <w:multiLevelType w:val="multilevel"/>
     <w:tmpl w:val="FA40EE9E"/>
@@ -9782,7 +8291,7 @@
       </w:rPr>
     </w:lvl>
   </w:abstractNum>
-  <w:abstractNum w:abstractNumId="37" w15:restartNumberingAfterBreak="0">
+  <w:abstractNum w:abstractNumId="46" w15:restartNumberingAfterBreak="0">
     <w:nsid w:val="45AE5839"/>
     <w:multiLevelType w:val="multilevel"/>
     <w:tmpl w:val="B644E408"/>
@@ -9931,7 +8440,7 @@
       </w:rPr>
     </w:lvl>
   </w:abstractNum>
-  <w:abstractNum w:abstractNumId="38" w15:restartNumberingAfterBreak="0">
+  <w:abstractNum w:abstractNumId="47" w15:restartNumberingAfterBreak="0">
     <w:nsid w:val="477B7BF7"/>
     <w:multiLevelType w:val="multilevel"/>
     <w:tmpl w:val="2D0A5ED8"/>
@@ -10044,7 +8553,7 @@
       </w:pPr>
     </w:lvl>
   </w:abstractNum>
-  <w:abstractNum w:abstractNumId="39" w15:restartNumberingAfterBreak="0">
+  <w:abstractNum w:abstractNumId="48" w15:restartNumberingAfterBreak="0">
     <w:nsid w:val="49126EA8"/>
     <w:multiLevelType w:val="multilevel"/>
     <w:tmpl w:val="F30C9906"/>
@@ -10157,7 +8666,7 @@
       </w:pPr>
     </w:lvl>
   </w:abstractNum>
-  <w:abstractNum w:abstractNumId="40" w15:restartNumberingAfterBreak="0">
+  <w:abstractNum w:abstractNumId="49" w15:restartNumberingAfterBreak="0">
     <w:nsid w:val="4A00181D"/>
     <w:multiLevelType w:val="multilevel"/>
     <w:tmpl w:val="76E82186"/>
@@ -10306,7 +8815,7 @@
       </w:rPr>
     </w:lvl>
   </w:abstractNum>
-  <w:abstractNum w:abstractNumId="41" w15:restartNumberingAfterBreak="0">
+  <w:abstractNum w:abstractNumId="50" w15:restartNumberingAfterBreak="0">
     <w:nsid w:val="4B4C7A73"/>
     <w:multiLevelType w:val="multilevel"/>
     <w:tmpl w:val="DDC2E992"/>
@@ -10455,7 +8964,7 @@
       </w:rPr>
     </w:lvl>
   </w:abstractNum>
-  <w:abstractNum w:abstractNumId="42" w15:restartNumberingAfterBreak="0">
+  <w:abstractNum w:abstractNumId="51" w15:restartNumberingAfterBreak="0">
     <w:nsid w:val="4B774D22"/>
     <w:multiLevelType w:val="multilevel"/>
     <w:tmpl w:val="C908C6C4"/>
@@ -10572,7 +9081,7 @@
       </w:pPr>
     </w:lvl>
   </w:abstractNum>
-  <w:abstractNum w:abstractNumId="43" w15:restartNumberingAfterBreak="0">
+  <w:abstractNum w:abstractNumId="52" w15:restartNumberingAfterBreak="0">
     <w:nsid w:val="4E781B13"/>
     <w:multiLevelType w:val="multilevel"/>
     <w:tmpl w:val="C7A0EAC6"/>
@@ -10721,7 +9230,7 @@
       </w:rPr>
     </w:lvl>
   </w:abstractNum>
-  <w:abstractNum w:abstractNumId="44" w15:restartNumberingAfterBreak="0">
+  <w:abstractNum w:abstractNumId="53" w15:restartNumberingAfterBreak="0">
     <w:nsid w:val="52803F80"/>
     <w:multiLevelType w:val="multilevel"/>
     <w:tmpl w:val="A3C4235E"/>
@@ -10870,7 +9379,7 @@
       </w:rPr>
     </w:lvl>
   </w:abstractNum>
-  <w:abstractNum w:abstractNumId="45" w15:restartNumberingAfterBreak="0">
+  <w:abstractNum w:abstractNumId="54" w15:restartNumberingAfterBreak="0">
     <w:nsid w:val="567518DC"/>
     <w:multiLevelType w:val="multilevel"/>
     <w:tmpl w:val="ED1CFEB8"/>
@@ -10987,7 +9496,7 @@
       </w:pPr>
     </w:lvl>
   </w:abstractNum>
-  <w:abstractNum w:abstractNumId="46" w15:restartNumberingAfterBreak="0">
+  <w:abstractNum w:abstractNumId="55" w15:restartNumberingAfterBreak="0">
     <w:nsid w:val="5F3076F4"/>
     <w:multiLevelType w:val="multilevel"/>
     <w:tmpl w:val="731EC710"/>
@@ -11100,7 +9609,7 @@
       </w:pPr>
     </w:lvl>
   </w:abstractNum>
-  <w:abstractNum w:abstractNumId="47" w15:restartNumberingAfterBreak="0">
+  <w:abstractNum w:abstractNumId="56" w15:restartNumberingAfterBreak="0">
     <w:nsid w:val="5F563681"/>
     <w:multiLevelType w:val="multilevel"/>
     <w:tmpl w:val="3DBA75AE"/>
@@ -11249,7 +9758,7 @@
       </w:rPr>
     </w:lvl>
   </w:abstractNum>
-  <w:abstractNum w:abstractNumId="48" w15:restartNumberingAfterBreak="0">
+  <w:abstractNum w:abstractNumId="57" w15:restartNumberingAfterBreak="0">
     <w:nsid w:val="61E25423"/>
     <w:multiLevelType w:val="multilevel"/>
     <w:tmpl w:val="2806E232"/>
@@ -11398,7 +9907,7 @@
       </w:rPr>
     </w:lvl>
   </w:abstractNum>
-  <w:abstractNum w:abstractNumId="49" w15:restartNumberingAfterBreak="0">
+  <w:abstractNum w:abstractNumId="58" w15:restartNumberingAfterBreak="0">
     <w:nsid w:val="643105AA"/>
     <w:multiLevelType w:val="multilevel"/>
     <w:tmpl w:val="0D92000C"/>
@@ -11547,7 +10056,156 @@
       </w:rPr>
     </w:lvl>
   </w:abstractNum>
-  <w:abstractNum w:abstractNumId="50" w15:restartNumberingAfterBreak="0">
+  <w:abstractNum w:abstractNumId="59" w15:restartNumberingAfterBreak="0">
+    <w:nsid w:val="658C77CB"/>
+    <w:multiLevelType w:val="multilevel"/>
+    <w:tmpl w:val="0E04F090"/>
+    <w:lvl w:ilvl="0">
+      <w:start w:val="1"/>
+      <w:numFmt w:val="bullet"/>
+      <w:lvlText w:val=""/>
+      <w:lvlJc w:val="left"/>
+      <w:pPr>
+        <w:tabs>
+          <w:tab w:val="num" w:pos="720"/>
+        </w:tabs>
+        <w:ind w:left="720" w:hanging="360"/>
+      </w:pPr>
+      <w:rPr>
+        <w:rFonts w:ascii="Symbol" w:hAnsi="Symbol" w:hint="default"/>
+        <w:sz w:val="20"/>
+      </w:rPr>
+    </w:lvl>
+    <w:lvl w:ilvl="1" w:tentative="1">
+      <w:start w:val="1"/>
+      <w:numFmt w:val="bullet"/>
+      <w:lvlText w:val="o"/>
+      <w:lvlJc w:val="left"/>
+      <w:pPr>
+        <w:tabs>
+          <w:tab w:val="num" w:pos="1440"/>
+        </w:tabs>
+        <w:ind w:left="1440" w:hanging="360"/>
+      </w:pPr>
+      <w:rPr>
+        <w:rFonts w:ascii="Courier New" w:hAnsi="Courier New" w:hint="default"/>
+        <w:sz w:val="20"/>
+      </w:rPr>
+    </w:lvl>
+    <w:lvl w:ilvl="2" w:tentative="1">
+      <w:start w:val="1"/>
+      <w:numFmt w:val="bullet"/>
+      <w:lvlText w:val=""/>
+      <w:lvlJc w:val="left"/>
+      <w:pPr>
+        <w:tabs>
+          <w:tab w:val="num" w:pos="2160"/>
+        </w:tabs>
+        <w:ind w:left="2160" w:hanging="360"/>
+      </w:pPr>
+      <w:rPr>
+        <w:rFonts w:ascii="Wingdings" w:hAnsi="Wingdings" w:hint="default"/>
+        <w:sz w:val="20"/>
+      </w:rPr>
+    </w:lvl>
+    <w:lvl w:ilvl="3" w:tentative="1">
+      <w:start w:val="1"/>
+      <w:numFmt w:val="bullet"/>
+      <w:lvlText w:val=""/>
+      <w:lvlJc w:val="left"/>
+      <w:pPr>
+        <w:tabs>
+          <w:tab w:val="num" w:pos="2880"/>
+        </w:tabs>
+        <w:ind w:left="2880" w:hanging="360"/>
+      </w:pPr>
+      <w:rPr>
+        <w:rFonts w:ascii="Wingdings" w:hAnsi="Wingdings" w:hint="default"/>
+        <w:sz w:val="20"/>
+      </w:rPr>
+    </w:lvl>
+    <w:lvl w:ilvl="4" w:tentative="1">
+      <w:start w:val="1"/>
+      <w:numFmt w:val="bullet"/>
+      <w:lvlText w:val=""/>
+      <w:lvlJc w:val="left"/>
+      <w:pPr>
+        <w:tabs>
+          <w:tab w:val="num" w:pos="3600"/>
+        </w:tabs>
+        <w:ind w:left="3600" w:hanging="360"/>
+      </w:pPr>
+      <w:rPr>
+        <w:rFonts w:ascii="Wingdings" w:hAnsi="Wingdings" w:hint="default"/>
+        <w:sz w:val="20"/>
+      </w:rPr>
+    </w:lvl>
+    <w:lvl w:ilvl="5" w:tentative="1">
+      <w:start w:val="1"/>
+      <w:numFmt w:val="bullet"/>
+      <w:lvlText w:val=""/>
+      <w:lvlJc w:val="left"/>
+      <w:pPr>
+        <w:tabs>
+          <w:tab w:val="num" w:pos="4320"/>
+        </w:tabs>
+        <w:ind w:left="4320" w:hanging="360"/>
+      </w:pPr>
+      <w:rPr>
+        <w:rFonts w:ascii="Wingdings" w:hAnsi="Wingdings" w:hint="default"/>
+        <w:sz w:val="20"/>
+      </w:rPr>
+    </w:lvl>
+    <w:lvl w:ilvl="6" w:tentative="1">
+      <w:start w:val="1"/>
+      <w:numFmt w:val="bullet"/>
+      <w:lvlText w:val=""/>
+      <w:lvlJc w:val="left"/>
+      <w:pPr>
+        <w:tabs>
+          <w:tab w:val="num" w:pos="5040"/>
+        </w:tabs>
+        <w:ind w:left="5040" w:hanging="360"/>
+      </w:pPr>
+      <w:rPr>
+        <w:rFonts w:ascii="Wingdings" w:hAnsi="Wingdings" w:hint="default"/>
+        <w:sz w:val="20"/>
+      </w:rPr>
+    </w:lvl>
+    <w:lvl w:ilvl="7" w:tentative="1">
+      <w:start w:val="1"/>
+      <w:numFmt w:val="bullet"/>
+      <w:lvlText w:val=""/>
+      <w:lvlJc w:val="left"/>
+      <w:pPr>
+        <w:tabs>
+          <w:tab w:val="num" w:pos="5760"/>
+        </w:tabs>
+        <w:ind w:left="5760" w:hanging="360"/>
+      </w:pPr>
+      <w:rPr>
+        <w:rFonts w:ascii="Wingdings" w:hAnsi="Wingdings" w:hint="default"/>
+        <w:sz w:val="20"/>
+      </w:rPr>
+    </w:lvl>
+    <w:lvl w:ilvl="8" w:tentative="1">
+      <w:start w:val="1"/>
+      <w:numFmt w:val="bullet"/>
+      <w:lvlText w:val=""/>
+      <w:lvlJc w:val="left"/>
+      <w:pPr>
+        <w:tabs>
+          <w:tab w:val="num" w:pos="6480"/>
+        </w:tabs>
+        <w:ind w:left="6480" w:hanging="360"/>
+      </w:pPr>
+      <w:rPr>
+        <w:rFonts w:ascii="Wingdings" w:hAnsi="Wingdings" w:hint="default"/>
+        <w:sz w:val="20"/>
+      </w:rPr>
+    </w:lvl>
+  </w:abstractNum>
+  <w:abstractNum w:abstractNumId="60" w15:restartNumberingAfterBreak="0">
     <w:nsid w:val="669539B6"/>
     <w:multiLevelType w:val="multilevel"/>
     <w:tmpl w:val="9B70A16A"/>
@@ -11660,7 +10318,156 @@
       </w:pPr>
     </w:lvl>
   </w:abstractNum>
-  <w:abstractNum w:abstractNumId="51" w15:restartNumberingAfterBreak="0">
+  <w:abstractNum w:abstractNumId="61" w15:restartNumberingAfterBreak="0">
+    <w:nsid w:val="689D0E0D"/>
+    <w:multiLevelType w:val="multilevel"/>
+    <w:tmpl w:val="7B0AAECE"/>
+    <w:lvl w:ilvl="0">
+      <w:start w:val="1"/>
+      <w:numFmt w:val="bullet"/>
+      <w:lvlText w:val=""/>
+      <w:lvlJc w:val="left"/>
+      <w:pPr>
+        <w:tabs>
+          <w:tab w:val="num" w:pos="720"/>
+        </w:tabs>
+        <w:ind w:left="720" w:hanging="360"/>
+      </w:pPr>
+      <w:rPr>
+        <w:rFonts w:ascii="Symbol" w:hAnsi="Symbol" w:hint="default"/>
+        <w:sz w:val="20"/>
+      </w:rPr>
+    </w:lvl>
+    <w:lvl w:ilvl="1" w:tentative="1">
+      <w:start w:val="1"/>
+      <w:numFmt w:val="bullet"/>
+      <w:lvlText w:val="o"/>
+      <w:lvlJc w:val="left"/>
+      <w:pPr>
+        <w:tabs>
+          <w:tab w:val="num" w:pos="1440"/>
+        </w:tabs>
+        <w:ind w:left="1440" w:hanging="360"/>
+      </w:pPr>
+      <w:rPr>
+        <w:rFonts w:ascii="Courier New" w:hAnsi="Courier New" w:hint="default"/>
+        <w:sz w:val="20"/>
+      </w:rPr>
+    </w:lvl>
+    <w:lvl w:ilvl="2" w:tentative="1">
+      <w:start w:val="1"/>
+      <w:numFmt w:val="bullet"/>
+      <w:lvlText w:val=""/>
+      <w:lvlJc w:val="left"/>
+      <w:pPr>
+        <w:tabs>
+          <w:tab w:val="num" w:pos="2160"/>
+        </w:tabs>
+        <w:ind w:left="2160" w:hanging="360"/>
+      </w:pPr>
+      <w:rPr>
+        <w:rFonts w:ascii="Wingdings" w:hAnsi="Wingdings" w:hint="default"/>
+        <w:sz w:val="20"/>
+      </w:rPr>
+    </w:lvl>
+    <w:lvl w:ilvl="3" w:tentative="1">
+      <w:start w:val="1"/>
+      <w:numFmt w:val="bullet"/>
+      <w:lvlText w:val=""/>
+      <w:lvlJc w:val="left"/>
+      <w:pPr>
+        <w:tabs>
+          <w:tab w:val="num" w:pos="2880"/>
+        </w:tabs>
+        <w:ind w:left="2880" w:hanging="360"/>
+      </w:pPr>
+      <w:rPr>
+        <w:rFonts w:ascii="Wingdings" w:hAnsi="Wingdings" w:hint="default"/>
+        <w:sz w:val="20"/>
+      </w:rPr>
+    </w:lvl>
+    <w:lvl w:ilvl="4" w:tentative="1">
+      <w:start w:val="1"/>
+      <w:numFmt w:val="bullet"/>
+      <w:lvlText w:val=""/>
+      <w:lvlJc w:val="left"/>
+      <w:pPr>
+        <w:tabs>
+          <w:tab w:val="num" w:pos="3600"/>
+        </w:tabs>
+        <w:ind w:left="3600" w:hanging="360"/>
+      </w:pPr>
+      <w:rPr>
+        <w:rFonts w:ascii="Wingdings" w:hAnsi="Wingdings" w:hint="default"/>
+        <w:sz w:val="20"/>
+      </w:rPr>
+    </w:lvl>
+    <w:lvl w:ilvl="5" w:tentative="1">
+      <w:start w:val="1"/>
+      <w:numFmt w:val="bullet"/>
+      <w:lvlText w:val=""/>
+      <w:lvlJc w:val="left"/>
+      <w:pPr>
+        <w:tabs>
+          <w:tab w:val="num" w:pos="4320"/>
+        </w:tabs>
+        <w:ind w:left="4320" w:hanging="360"/>
+      </w:pPr>
+      <w:rPr>
+        <w:rFonts w:ascii="Wingdings" w:hAnsi="Wingdings" w:hint="default"/>
+        <w:sz w:val="20"/>
+      </w:rPr>
+    </w:lvl>
+    <w:lvl w:ilvl="6" w:tentative="1">
+      <w:start w:val="1"/>
+      <w:numFmt w:val="bullet"/>
+      <w:lvlText w:val=""/>
+      <w:lvlJc w:val="left"/>
+      <w:pPr>
+        <w:tabs>
+          <w:tab w:val="num" w:pos="5040"/>
+        </w:tabs>
+        <w:ind w:left="5040" w:hanging="360"/>
+      </w:pPr>
+      <w:rPr>
+        <w:rFonts w:ascii="Wingdings" w:hAnsi="Wingdings" w:hint="default"/>
+        <w:sz w:val="20"/>
+      </w:rPr>
+    </w:lvl>
+    <w:lvl w:ilvl="7" w:tentative="1">
+      <w:start w:val="1"/>
+      <w:numFmt w:val="bullet"/>
+      <w:lvlText w:val=""/>
+      <w:lvlJc w:val="left"/>
+      <w:pPr>
+        <w:tabs>
+          <w:tab w:val="num" w:pos="5760"/>
+        </w:tabs>
+        <w:ind w:left="5760" w:hanging="360"/>
+      </w:pPr>
+      <w:rPr>
+        <w:rFonts w:ascii="Wingdings" w:hAnsi="Wingdings" w:hint="default"/>
+        <w:sz w:val="20"/>
+      </w:rPr>
+    </w:lvl>
+    <w:lvl w:ilvl="8" w:tentative="1">
+      <w:start w:val="1"/>
+      <w:numFmt w:val="bullet"/>
+      <w:lvlText w:val=""/>
+      <w:lvlJc w:val="left"/>
+      <w:pPr>
+        <w:tabs>
+          <w:tab w:val="num" w:pos="6480"/>
+        </w:tabs>
+        <w:ind w:left="6480" w:hanging="360"/>
+      </w:pPr>
+      <w:rPr>
+        <w:rFonts w:ascii="Wingdings" w:hAnsi="Wingdings" w:hint="default"/>
+        <w:sz w:val="20"/>
+      </w:rPr>
+    </w:lvl>
+  </w:abstractNum>
+  <w:abstractNum w:abstractNumId="62" w15:restartNumberingAfterBreak="0">
     <w:nsid w:val="68BA07F6"/>
     <w:multiLevelType w:val="multilevel"/>
     <w:tmpl w:val="4AF63D62"/>
@@ -11809,7 +10616,7 @@
       </w:rPr>
     </w:lvl>
   </w:abstractNum>
-  <w:abstractNum w:abstractNumId="52" w15:restartNumberingAfterBreak="0">
+  <w:abstractNum w:abstractNumId="63" w15:restartNumberingAfterBreak="0">
     <w:nsid w:val="68CD52A9"/>
     <w:multiLevelType w:val="multilevel"/>
     <w:tmpl w:val="BF96806C"/>
@@ -11958,7 +10765,156 @@
       </w:rPr>
     </w:lvl>
   </w:abstractNum>
-  <w:abstractNum w:abstractNumId="53" w15:restartNumberingAfterBreak="0">
+  <w:abstractNum w:abstractNumId="64" w15:restartNumberingAfterBreak="0">
+    <w:nsid w:val="6ABE4B91"/>
+    <w:multiLevelType w:val="multilevel"/>
+    <w:tmpl w:val="71CAE4FA"/>
+    <w:lvl w:ilvl="0">
+      <w:start w:val="1"/>
+      <w:numFmt w:val="bullet"/>
+      <w:lvlText w:val=""/>
+      <w:lvlJc w:val="left"/>
+      <w:pPr>
+        <w:tabs>
+          <w:tab w:val="num" w:pos="720"/>
+        </w:tabs>
+        <w:ind w:left="720" w:hanging="360"/>
+      </w:pPr>
+      <w:rPr>
+        <w:rFonts w:ascii="Symbol" w:hAnsi="Symbol" w:hint="default"/>
+        <w:sz w:val="20"/>
+      </w:rPr>
+    </w:lvl>
+    <w:lvl w:ilvl="1">
+      <w:start w:val="1"/>
+      <w:numFmt w:val="bullet"/>
+      <w:lvlText w:val="o"/>
+      <w:lvlJc w:val="left"/>
+      <w:pPr>
+        <w:tabs>
+          <w:tab w:val="num" w:pos="1440"/>
+        </w:tabs>
+        <w:ind w:left="1440" w:hanging="360"/>
+      </w:pPr>
+      <w:rPr>
+        <w:rFonts w:ascii="Courier New" w:hAnsi="Courier New" w:hint="default"/>
+        <w:sz w:val="20"/>
+      </w:rPr>
+    </w:lvl>
+    <w:lvl w:ilvl="2" w:tentative="1">
+      <w:start w:val="1"/>
+      <w:numFmt w:val="bullet"/>
+      <w:lvlText w:val=""/>
+      <w:lvlJc w:val="left"/>
+      <w:pPr>
+        <w:tabs>
+          <w:tab w:val="num" w:pos="2160"/>
+        </w:tabs>
+        <w:ind w:left="2160" w:hanging="360"/>
+      </w:pPr>
+      <w:rPr>
+        <w:rFonts w:ascii="Wingdings" w:hAnsi="Wingdings" w:hint="default"/>
+        <w:sz w:val="20"/>
+      </w:rPr>
+    </w:lvl>
+    <w:lvl w:ilvl="3" w:tentative="1">
+      <w:start w:val="1"/>
+      <w:numFmt w:val="bullet"/>
+      <w:lvlText w:val=""/>
+      <w:lvlJc w:val="left"/>
+      <w:pPr>
+        <w:tabs>
+          <w:tab w:val="num" w:pos="2880"/>
+        </w:tabs>
+        <w:ind w:left="2880" w:hanging="360"/>
+      </w:pPr>
+      <w:rPr>
+        <w:rFonts w:ascii="Wingdings" w:hAnsi="Wingdings" w:hint="default"/>
+        <w:sz w:val="20"/>
+      </w:rPr>
+    </w:lvl>
+    <w:lvl w:ilvl="4" w:tentative="1">
+      <w:start w:val="1"/>
+      <w:numFmt w:val="bullet"/>
+      <w:lvlText w:val=""/>
+      <w:lvlJc w:val="left"/>
+      <w:pPr>
+        <w:tabs>
+          <w:tab w:val="num" w:pos="3600"/>
+        </w:tabs>
+        <w:ind w:left="3600" w:hanging="360"/>
+      </w:pPr>
+      <w:rPr>
+        <w:rFonts w:ascii="Wingdings" w:hAnsi="Wingdings" w:hint="default"/>
+        <w:sz w:val="20"/>
+      </w:rPr>
+    </w:lvl>
+    <w:lvl w:ilvl="5" w:tentative="1">
+      <w:start w:val="1"/>
+      <w:numFmt w:val="bullet"/>
+      <w:lvlText w:val=""/>
+      <w:lvlJc w:val="left"/>
+      <w:pPr>
+        <w:tabs>
+          <w:tab w:val="num" w:pos="4320"/>
+        </w:tabs>
+        <w:ind w:left="4320" w:hanging="360"/>
+      </w:pPr>
+      <w:rPr>
+        <w:rFonts w:ascii="Wingdings" w:hAnsi="Wingdings" w:hint="default"/>
+        <w:sz w:val="20"/>
+      </w:rPr>
+    </w:lvl>
+    <w:lvl w:ilvl="6" w:tentative="1">
+      <w:start w:val="1"/>
+      <w:numFmt w:val="bullet"/>
+      <w:lvlText w:val=""/>
+      <w:lvlJc w:val="left"/>
+      <w:pPr>
+        <w:tabs>
+          <w:tab w:val="num" w:pos="5040"/>
+        </w:tabs>
+        <w:ind w:left="5040" w:hanging="360"/>
+      </w:pPr>
+      <w:rPr>
+        <w:rFonts w:ascii="Wingdings" w:hAnsi="Wingdings" w:hint="default"/>
+        <w:sz w:val="20"/>
+      </w:rPr>
+    </w:lvl>
+    <w:lvl w:ilvl="7" w:tentative="1">
+      <w:start w:val="1"/>
+      <w:numFmt w:val="bullet"/>
+      <w:lvlText w:val=""/>
+      <w:lvlJc w:val="left"/>
+      <w:pPr>
+        <w:tabs>
+          <w:tab w:val="num" w:pos="5760"/>
+        </w:tabs>
+        <w:ind w:left="5760" w:hanging="360"/>
+      </w:pPr>
+      <w:rPr>
+        <w:rFonts w:ascii="Wingdings" w:hAnsi="Wingdings" w:hint="default"/>
+        <w:sz w:val="20"/>
+      </w:rPr>
+    </w:lvl>
+    <w:lvl w:ilvl="8" w:tentative="1">
+      <w:start w:val="1"/>
+      <w:numFmt w:val="bullet"/>
+      <w:lvlText w:val=""/>
+      <w:lvlJc w:val="left"/>
+      <w:pPr>
+        <w:tabs>
+          <w:tab w:val="num" w:pos="6480"/>
+        </w:tabs>
+        <w:ind w:left="6480" w:hanging="360"/>
+      </w:pPr>
+      <w:rPr>
+        <w:rFonts w:ascii="Wingdings" w:hAnsi="Wingdings" w:hint="default"/>
+        <w:sz w:val="20"/>
+      </w:rPr>
+    </w:lvl>
+  </w:abstractNum>
+  <w:abstractNum w:abstractNumId="65" w15:restartNumberingAfterBreak="0">
     <w:nsid w:val="6BE038DD"/>
     <w:multiLevelType w:val="multilevel"/>
     <w:tmpl w:val="44EC865E"/>
@@ -12107,7 +11063,156 @@
       </w:rPr>
     </w:lvl>
   </w:abstractNum>
-  <w:abstractNum w:abstractNumId="54" w15:restartNumberingAfterBreak="0">
+  <w:abstractNum w:abstractNumId="66" w15:restartNumberingAfterBreak="0">
+    <w:nsid w:val="6CB76C3C"/>
+    <w:multiLevelType w:val="multilevel"/>
+    <w:tmpl w:val="32E839E8"/>
+    <w:lvl w:ilvl="0">
+      <w:start w:val="1"/>
+      <w:numFmt w:val="bullet"/>
+      <w:lvlText w:val=""/>
+      <w:lvlJc w:val="left"/>
+      <w:pPr>
+        <w:tabs>
+          <w:tab w:val="num" w:pos="720"/>
+        </w:tabs>
+        <w:ind w:left="720" w:hanging="360"/>
+      </w:pPr>
+      <w:rPr>
+        <w:rFonts w:ascii="Symbol" w:hAnsi="Symbol" w:hint="default"/>
+        <w:sz w:val="20"/>
+      </w:rPr>
+    </w:lvl>
+    <w:lvl w:ilvl="1" w:tentative="1">
+      <w:start w:val="1"/>
+      <w:numFmt w:val="bullet"/>
+      <w:lvlText w:val="o"/>
+      <w:lvlJc w:val="left"/>
+      <w:pPr>
+        <w:tabs>
+          <w:tab w:val="num" w:pos="1440"/>
+        </w:tabs>
+        <w:ind w:left="1440" w:hanging="360"/>
+      </w:pPr>
+      <w:rPr>
+        <w:rFonts w:ascii="Courier New" w:hAnsi="Courier New" w:hint="default"/>
+        <w:sz w:val="20"/>
+      </w:rPr>
+    </w:lvl>
+    <w:lvl w:ilvl="2" w:tentative="1">
+      <w:start w:val="1"/>
+      <w:numFmt w:val="bullet"/>
+      <w:lvlText w:val=""/>
+      <w:lvlJc w:val="left"/>
+      <w:pPr>
+        <w:tabs>
+          <w:tab w:val="num" w:pos="2160"/>
+        </w:tabs>
+        <w:ind w:left="2160" w:hanging="360"/>
+      </w:pPr>
+      <w:rPr>
+        <w:rFonts w:ascii="Wingdings" w:hAnsi="Wingdings" w:hint="default"/>
+        <w:sz w:val="20"/>
+      </w:rPr>
+    </w:lvl>
+    <w:lvl w:ilvl="3" w:tentative="1">
+      <w:start w:val="1"/>
+      <w:numFmt w:val="bullet"/>
+      <w:lvlText w:val=""/>
+      <w:lvlJc w:val="left"/>
+      <w:pPr>
+        <w:tabs>
+          <w:tab w:val="num" w:pos="2880"/>
+        </w:tabs>
+        <w:ind w:left="2880" w:hanging="360"/>
+      </w:pPr>
+      <w:rPr>
+        <w:rFonts w:ascii="Wingdings" w:hAnsi="Wingdings" w:hint="default"/>
+        <w:sz w:val="20"/>
+      </w:rPr>
+    </w:lvl>
+    <w:lvl w:ilvl="4" w:tentative="1">
+      <w:start w:val="1"/>
+      <w:numFmt w:val="bullet"/>
+      <w:lvlText w:val=""/>
+      <w:lvlJc w:val="left"/>
+      <w:pPr>
+        <w:tabs>
+          <w:tab w:val="num" w:pos="3600"/>
+        </w:tabs>
+        <w:ind w:left="3600" w:hanging="360"/>
+      </w:pPr>
+      <w:rPr>
+        <w:rFonts w:ascii="Wingdings" w:hAnsi="Wingdings" w:hint="default"/>
+        <w:sz w:val="20"/>
+      </w:rPr>
+    </w:lvl>
+    <w:lvl w:ilvl="5" w:tentative="1">
+      <w:start w:val="1"/>
+      <w:numFmt w:val="bullet"/>
+      <w:lvlText w:val=""/>
+      <w:lvlJc w:val="left"/>
+      <w:pPr>
+        <w:tabs>
+          <w:tab w:val="num" w:pos="4320"/>
+        </w:tabs>
+        <w:ind w:left="4320" w:hanging="360"/>
+      </w:pPr>
+      <w:rPr>
+        <w:rFonts w:ascii="Wingdings" w:hAnsi="Wingdings" w:hint="default"/>
+        <w:sz w:val="20"/>
+      </w:rPr>
+    </w:lvl>
+    <w:lvl w:ilvl="6" w:tentative="1">
+      <w:start w:val="1"/>
+      <w:numFmt w:val="bullet"/>
+      <w:lvlText w:val=""/>
+      <w:lvlJc w:val="left"/>
+      <w:pPr>
+        <w:tabs>
+          <w:tab w:val="num" w:pos="5040"/>
+        </w:tabs>
+        <w:ind w:left="5040" w:hanging="360"/>
+      </w:pPr>
+      <w:rPr>
+        <w:rFonts w:ascii="Wingdings" w:hAnsi="Wingdings" w:hint="default"/>
+        <w:sz w:val="20"/>
+      </w:rPr>
+    </w:lvl>
+    <w:lvl w:ilvl="7" w:tentative="1">
+      <w:start w:val="1"/>
+      <w:numFmt w:val="bullet"/>
+      <w:lvlText w:val=""/>
+      <w:lvlJc w:val="left"/>
+      <w:pPr>
+        <w:tabs>
+          <w:tab w:val="num" w:pos="5760"/>
+        </w:tabs>
+        <w:ind w:left="5760" w:hanging="360"/>
+      </w:pPr>
+      <w:rPr>
+        <w:rFonts w:ascii="Wingdings" w:hAnsi="Wingdings" w:hint="default"/>
+        <w:sz w:val="20"/>
+      </w:rPr>
+    </w:lvl>
+    <w:lvl w:ilvl="8" w:tentative="1">
+      <w:start w:val="1"/>
+      <w:numFmt w:val="bullet"/>
+      <w:lvlText w:val=""/>
+      <w:lvlJc w:val="left"/>
+      <w:pPr>
+        <w:tabs>
+          <w:tab w:val="num" w:pos="6480"/>
+        </w:tabs>
+        <w:ind w:left="6480" w:hanging="360"/>
+      </w:pPr>
+      <w:rPr>
+        <w:rFonts w:ascii="Wingdings" w:hAnsi="Wingdings" w:hint="default"/>
+        <w:sz w:val="20"/>
+      </w:rPr>
+    </w:lvl>
+  </w:abstractNum>
+  <w:abstractNum w:abstractNumId="67" w15:restartNumberingAfterBreak="0">
     <w:nsid w:val="6D634938"/>
     <w:multiLevelType w:val="multilevel"/>
     <w:tmpl w:val="732A779C"/>
@@ -12256,7 +11361,7 @@
       </w:rPr>
     </w:lvl>
   </w:abstractNum>
-  <w:abstractNum w:abstractNumId="55" w15:restartNumberingAfterBreak="0">
+  <w:abstractNum w:abstractNumId="68" w15:restartNumberingAfterBreak="0">
     <w:nsid w:val="6DA2383C"/>
     <w:multiLevelType w:val="multilevel"/>
     <w:tmpl w:val="4E98AE46"/>
@@ -12405,7 +11510,7 @@
       </w:rPr>
     </w:lvl>
   </w:abstractNum>
-  <w:abstractNum w:abstractNumId="56" w15:restartNumberingAfterBreak="0">
+  <w:abstractNum w:abstractNumId="69" w15:restartNumberingAfterBreak="0">
     <w:nsid w:val="6F403676"/>
     <w:multiLevelType w:val="multilevel"/>
     <w:tmpl w:val="130868F4"/>
@@ -12554,7 +11659,156 @@
       </w:rPr>
     </w:lvl>
   </w:abstractNum>
-  <w:abstractNum w:abstractNumId="57" w15:restartNumberingAfterBreak="0">
+  <w:abstractNum w:abstractNumId="70" w15:restartNumberingAfterBreak="0">
+    <w:nsid w:val="70AC36F5"/>
+    <w:multiLevelType w:val="multilevel"/>
+    <w:tmpl w:val="2F0C5300"/>
+    <w:lvl w:ilvl="0">
+      <w:start w:val="1"/>
+      <w:numFmt w:val="bullet"/>
+      <w:lvlText w:val=""/>
+      <w:lvlJc w:val="left"/>
+      <w:pPr>
+        <w:tabs>
+          <w:tab w:val="num" w:pos="720"/>
+        </w:tabs>
+        <w:ind w:left="720" w:hanging="360"/>
+      </w:pPr>
+      <w:rPr>
+        <w:rFonts w:ascii="Symbol" w:hAnsi="Symbol" w:hint="default"/>
+        <w:sz w:val="20"/>
+      </w:rPr>
+    </w:lvl>
+    <w:lvl w:ilvl="1" w:tentative="1">
+      <w:start w:val="1"/>
+      <w:numFmt w:val="bullet"/>
+      <w:lvlText w:val="o"/>
+      <w:lvlJc w:val="left"/>
+      <w:pPr>
+        <w:tabs>
+          <w:tab w:val="num" w:pos="1440"/>
+        </w:tabs>
+        <w:ind w:left="1440" w:hanging="360"/>
+      </w:pPr>
+      <w:rPr>
+        <w:rFonts w:ascii="Courier New" w:hAnsi="Courier New" w:hint="default"/>
+        <w:sz w:val="20"/>
+      </w:rPr>
+    </w:lvl>
+    <w:lvl w:ilvl="2" w:tentative="1">
+      <w:start w:val="1"/>
+      <w:numFmt w:val="bullet"/>
+      <w:lvlText w:val=""/>
+      <w:lvlJc w:val="left"/>
+      <w:pPr>
+        <w:tabs>
+          <w:tab w:val="num" w:pos="2160"/>
+        </w:tabs>
+        <w:ind w:left="2160" w:hanging="360"/>
+      </w:pPr>
+      <w:rPr>
+        <w:rFonts w:ascii="Wingdings" w:hAnsi="Wingdings" w:hint="default"/>
+        <w:sz w:val="20"/>
+      </w:rPr>
+    </w:lvl>
+    <w:lvl w:ilvl="3" w:tentative="1">
+      <w:start w:val="1"/>
+      <w:numFmt w:val="bullet"/>
+      <w:lvlText w:val=""/>
+      <w:lvlJc w:val="left"/>
+      <w:pPr>
+        <w:tabs>
+          <w:tab w:val="num" w:pos="2880"/>
+        </w:tabs>
+        <w:ind w:left="2880" w:hanging="360"/>
+      </w:pPr>
+      <w:rPr>
+        <w:rFonts w:ascii="Wingdings" w:hAnsi="Wingdings" w:hint="default"/>
+        <w:sz w:val="20"/>
+      </w:rPr>
+    </w:lvl>
+    <w:lvl w:ilvl="4" w:tentative="1">
+      <w:start w:val="1"/>
+      <w:numFmt w:val="bullet"/>
+      <w:lvlText w:val=""/>
+      <w:lvlJc w:val="left"/>
+      <w:pPr>
+        <w:tabs>
+          <w:tab w:val="num" w:pos="3600"/>
+        </w:tabs>
+        <w:ind w:left="3600" w:hanging="360"/>
+      </w:pPr>
+      <w:rPr>
+        <w:rFonts w:ascii="Wingdings" w:hAnsi="Wingdings" w:hint="default"/>
+        <w:sz w:val="20"/>
+      </w:rPr>
+    </w:lvl>
+    <w:lvl w:ilvl="5" w:tentative="1">
+      <w:start w:val="1"/>
+      <w:numFmt w:val="bullet"/>
+      <w:lvlText w:val=""/>
+      <w:lvlJc w:val="left"/>
+      <w:pPr>
+        <w:tabs>
+          <w:tab w:val="num" w:pos="4320"/>
+        </w:tabs>
+        <w:ind w:left="4320" w:hanging="360"/>
+      </w:pPr>
+      <w:rPr>
+        <w:rFonts w:ascii="Wingdings" w:hAnsi="Wingdings" w:hint="default"/>
+        <w:sz w:val="20"/>
+      </w:rPr>
+    </w:lvl>
+    <w:lvl w:ilvl="6" w:tentative="1">
+      <w:start w:val="1"/>
+      <w:numFmt w:val="bullet"/>
+      <w:lvlText w:val=""/>
+      <w:lvlJc w:val="left"/>
+      <w:pPr>
+        <w:tabs>
+          <w:tab w:val="num" w:pos="5040"/>
+        </w:tabs>
+        <w:ind w:left="5040" w:hanging="360"/>
+      </w:pPr>
+      <w:rPr>
+        <w:rFonts w:ascii="Wingdings" w:hAnsi="Wingdings" w:hint="default"/>
+        <w:sz w:val="20"/>
+      </w:rPr>
+    </w:lvl>
+    <w:lvl w:ilvl="7" w:tentative="1">
+      <w:start w:val="1"/>
+      <w:numFmt w:val="bullet"/>
+      <w:lvlText w:val=""/>
+      <w:lvlJc w:val="left"/>
+      <w:pPr>
+        <w:tabs>
+          <w:tab w:val="num" w:pos="5760"/>
+        </w:tabs>
+        <w:ind w:left="5760" w:hanging="360"/>
+      </w:pPr>
+      <w:rPr>
+        <w:rFonts w:ascii="Wingdings" w:hAnsi="Wingdings" w:hint="default"/>
+        <w:sz w:val="20"/>
+      </w:rPr>
+    </w:lvl>
+    <w:lvl w:ilvl="8" w:tentative="1">
+      <w:start w:val="1"/>
+      <w:numFmt w:val="bullet"/>
+      <w:lvlText w:val=""/>
+      <w:lvlJc w:val="left"/>
+      <w:pPr>
+        <w:tabs>
+          <w:tab w:val="num" w:pos="6480"/>
+        </w:tabs>
+        <w:ind w:left="6480" w:hanging="360"/>
+      </w:pPr>
+      <w:rPr>
+        <w:rFonts w:ascii="Wingdings" w:hAnsi="Wingdings" w:hint="default"/>
+        <w:sz w:val="20"/>
+      </w:rPr>
+    </w:lvl>
+  </w:abstractNum>
+  <w:abstractNum w:abstractNumId="71" w15:restartNumberingAfterBreak="0">
     <w:nsid w:val="72B60EE0"/>
     <w:multiLevelType w:val="multilevel"/>
     <w:tmpl w:val="AF76DFB8"/>
@@ -12703,7 +11957,7 @@
       </w:rPr>
     </w:lvl>
   </w:abstractNum>
-  <w:abstractNum w:abstractNumId="58" w15:restartNumberingAfterBreak="0">
+  <w:abstractNum w:abstractNumId="72" w15:restartNumberingAfterBreak="0">
     <w:nsid w:val="7465238D"/>
     <w:multiLevelType w:val="multilevel"/>
     <w:tmpl w:val="079C7080"/>
@@ -12852,7 +12106,7 @@
       </w:rPr>
     </w:lvl>
   </w:abstractNum>
-  <w:abstractNum w:abstractNumId="59" w15:restartNumberingAfterBreak="0">
+  <w:abstractNum w:abstractNumId="73" w15:restartNumberingAfterBreak="0">
     <w:nsid w:val="74D449FD"/>
     <w:multiLevelType w:val="multilevel"/>
     <w:tmpl w:val="416297BE"/>
@@ -13001,7 +12255,7 @@
       </w:rPr>
     </w:lvl>
   </w:abstractNum>
-  <w:abstractNum w:abstractNumId="60" w15:restartNumberingAfterBreak="0">
+  <w:abstractNum w:abstractNumId="74" w15:restartNumberingAfterBreak="0">
     <w:nsid w:val="751B6C1C"/>
     <w:multiLevelType w:val="multilevel"/>
     <w:tmpl w:val="7BEEC16C"/>
@@ -13150,7 +12404,156 @@
       </w:rPr>
     </w:lvl>
   </w:abstractNum>
-  <w:abstractNum w:abstractNumId="61" w15:restartNumberingAfterBreak="0">
+  <w:abstractNum w:abstractNumId="75" w15:restartNumberingAfterBreak="0">
+    <w:nsid w:val="772D3B69"/>
+    <w:multiLevelType w:val="multilevel"/>
+    <w:tmpl w:val="DF50A7E4"/>
+    <w:lvl w:ilvl="0">
+      <w:start w:val="1"/>
+      <w:numFmt w:val="bullet"/>
+      <w:lvlText w:val=""/>
+      <w:lvlJc w:val="left"/>
+      <w:pPr>
+        <w:tabs>
+          <w:tab w:val="num" w:pos="720"/>
+        </w:tabs>
+        <w:ind w:left="720" w:hanging="360"/>
+      </w:pPr>
+      <w:rPr>
+        <w:rFonts w:ascii="Symbol" w:hAnsi="Symbol" w:hint="default"/>
+        <w:sz w:val="20"/>
+      </w:rPr>
+    </w:lvl>
+    <w:lvl w:ilvl="1" w:tentative="1">
+      <w:start w:val="1"/>
+      <w:numFmt w:val="bullet"/>
+      <w:lvlText w:val="o"/>
+      <w:lvlJc w:val="left"/>
+      <w:pPr>
+        <w:tabs>
+          <w:tab w:val="num" w:pos="1440"/>
+        </w:tabs>
+        <w:ind w:left="1440" w:hanging="360"/>
+      </w:pPr>
+      <w:rPr>
+        <w:rFonts w:ascii="Courier New" w:hAnsi="Courier New" w:hint="default"/>
+        <w:sz w:val="20"/>
+      </w:rPr>
+    </w:lvl>
+    <w:lvl w:ilvl="2" w:tentative="1">
+      <w:start w:val="1"/>
+      <w:numFmt w:val="bullet"/>
+      <w:lvlText w:val=""/>
+      <w:lvlJc w:val="left"/>
+      <w:pPr>
+        <w:tabs>
+          <w:tab w:val="num" w:pos="2160"/>
+        </w:tabs>
+        <w:ind w:left="2160" w:hanging="360"/>
+      </w:pPr>
+      <w:rPr>
+        <w:rFonts w:ascii="Wingdings" w:hAnsi="Wingdings" w:hint="default"/>
+        <w:sz w:val="20"/>
+      </w:rPr>
+    </w:lvl>
+    <w:lvl w:ilvl="3" w:tentative="1">
+      <w:start w:val="1"/>
+      <w:numFmt w:val="bullet"/>
+      <w:lvlText w:val=""/>
+      <w:lvlJc w:val="left"/>
+      <w:pPr>
+        <w:tabs>
+          <w:tab w:val="num" w:pos="2880"/>
+        </w:tabs>
+        <w:ind w:left="2880" w:hanging="360"/>
+      </w:pPr>
+      <w:rPr>
+        <w:rFonts w:ascii="Wingdings" w:hAnsi="Wingdings" w:hint="default"/>
+        <w:sz w:val="20"/>
+      </w:rPr>
+    </w:lvl>
+    <w:lvl w:ilvl="4" w:tentative="1">
+      <w:start w:val="1"/>
+      <w:numFmt w:val="bullet"/>
+      <w:lvlText w:val=""/>
+      <w:lvlJc w:val="left"/>
+      <w:pPr>
+        <w:tabs>
+          <w:tab w:val="num" w:pos="3600"/>
+        </w:tabs>
+        <w:ind w:left="3600" w:hanging="360"/>
+      </w:pPr>
+      <w:rPr>
+        <w:rFonts w:ascii="Wingdings" w:hAnsi="Wingdings" w:hint="default"/>
+        <w:sz w:val="20"/>
+      </w:rPr>
+    </w:lvl>
+    <w:lvl w:ilvl="5" w:tentative="1">
+      <w:start w:val="1"/>
+      <w:numFmt w:val="bullet"/>
+      <w:lvlText w:val=""/>
+      <w:lvlJc w:val="left"/>
+      <w:pPr>
+        <w:tabs>
+          <w:tab w:val="num" w:pos="4320"/>
+        </w:tabs>
+        <w:ind w:left="4320" w:hanging="360"/>
+      </w:pPr>
+      <w:rPr>
+        <w:rFonts w:ascii="Wingdings" w:hAnsi="Wingdings" w:hint="default"/>
+        <w:sz w:val="20"/>
+      </w:rPr>
+    </w:lvl>
+    <w:lvl w:ilvl="6" w:tentative="1">
+      <w:start w:val="1"/>
+      <w:numFmt w:val="bullet"/>
+      <w:lvlText w:val=""/>
+      <w:lvlJc w:val="left"/>
+      <w:pPr>
+        <w:tabs>
+          <w:tab w:val="num" w:pos="5040"/>
+        </w:tabs>
+        <w:ind w:left="5040" w:hanging="360"/>
+      </w:pPr>
+      <w:rPr>
+        <w:rFonts w:ascii="Wingdings" w:hAnsi="Wingdings" w:hint="default"/>
+        <w:sz w:val="20"/>
+      </w:rPr>
+    </w:lvl>
+    <w:lvl w:ilvl="7" w:tentative="1">
+      <w:start w:val="1"/>
+      <w:numFmt w:val="bullet"/>
+      <w:lvlText w:val=""/>
+      <w:lvlJc w:val="left"/>
+      <w:pPr>
+        <w:tabs>
+          <w:tab w:val="num" w:pos="5760"/>
+        </w:tabs>
+        <w:ind w:left="5760" w:hanging="360"/>
+      </w:pPr>
+      <w:rPr>
+        <w:rFonts w:ascii="Wingdings" w:hAnsi="Wingdings" w:hint="default"/>
+        <w:sz w:val="20"/>
+      </w:rPr>
+    </w:lvl>
+    <w:lvl w:ilvl="8" w:tentative="1">
+      <w:start w:val="1"/>
+      <w:numFmt w:val="bullet"/>
+      <w:lvlText w:val=""/>
+      <w:lvlJc w:val="left"/>
+      <w:pPr>
+        <w:tabs>
+          <w:tab w:val="num" w:pos="6480"/>
+        </w:tabs>
+        <w:ind w:left="6480" w:hanging="360"/>
+      </w:pPr>
+      <w:rPr>
+        <w:rFonts w:ascii="Wingdings" w:hAnsi="Wingdings" w:hint="default"/>
+        <w:sz w:val="20"/>
+      </w:rPr>
+    </w:lvl>
+  </w:abstractNum>
+  <w:abstractNum w:abstractNumId="76" w15:restartNumberingAfterBreak="0">
     <w:nsid w:val="77FB263A"/>
     <w:multiLevelType w:val="multilevel"/>
     <w:tmpl w:val="55169882"/>
@@ -13299,7 +12702,7 @@
       </w:rPr>
     </w:lvl>
   </w:abstractNum>
-  <w:abstractNum w:abstractNumId="62" w15:restartNumberingAfterBreak="0">
+  <w:abstractNum w:abstractNumId="77" w15:restartNumberingAfterBreak="0">
     <w:nsid w:val="786D4434"/>
     <w:multiLevelType w:val="multilevel"/>
     <w:tmpl w:val="60D42DC6"/>
@@ -13448,7 +12851,156 @@
       </w:rPr>
     </w:lvl>
   </w:abstractNum>
-  <w:abstractNum w:abstractNumId="63" w15:restartNumberingAfterBreak="0">
+  <w:abstractNum w:abstractNumId="78" w15:restartNumberingAfterBreak="0">
+    <w:nsid w:val="78F51822"/>
+    <w:multiLevelType w:val="multilevel"/>
+    <w:tmpl w:val="095A155A"/>
+    <w:lvl w:ilvl="0">
+      <w:start w:val="1"/>
+      <w:numFmt w:val="bullet"/>
+      <w:lvlText w:val=""/>
+      <w:lvlJc w:val="left"/>
+      <w:pPr>
+        <w:tabs>
+          <w:tab w:val="num" w:pos="720"/>
+        </w:tabs>
+        <w:ind w:left="720" w:hanging="360"/>
+      </w:pPr>
+      <w:rPr>
+        <w:rFonts w:ascii="Symbol" w:hAnsi="Symbol" w:hint="default"/>
+        <w:sz w:val="20"/>
+      </w:rPr>
+    </w:lvl>
+    <w:lvl w:ilvl="1" w:tentative="1">
+      <w:start w:val="1"/>
+      <w:numFmt w:val="bullet"/>
+      <w:lvlText w:val="o"/>
+      <w:lvlJc w:val="left"/>
+      <w:pPr>
+        <w:tabs>
+          <w:tab w:val="num" w:pos="1440"/>
+        </w:tabs>
+        <w:ind w:left="1440" w:hanging="360"/>
+      </w:pPr>
+      <w:rPr>
+        <w:rFonts w:ascii="Courier New" w:hAnsi="Courier New" w:hint="default"/>
+        <w:sz w:val="20"/>
+      </w:rPr>
+    </w:lvl>
+    <w:lvl w:ilvl="2" w:tentative="1">
+      <w:start w:val="1"/>
+      <w:numFmt w:val="bullet"/>
+      <w:lvlText w:val=""/>
+      <w:lvlJc w:val="left"/>
+      <w:pPr>
+        <w:tabs>
+          <w:tab w:val="num" w:pos="2160"/>
+        </w:tabs>
+        <w:ind w:left="2160" w:hanging="360"/>
+      </w:pPr>
+      <w:rPr>
+        <w:rFonts w:ascii="Wingdings" w:hAnsi="Wingdings" w:hint="default"/>
+        <w:sz w:val="20"/>
+      </w:rPr>
+    </w:lvl>
+    <w:lvl w:ilvl="3" w:tentative="1">
+      <w:start w:val="1"/>
+      <w:numFmt w:val="bullet"/>
+      <w:lvlText w:val=""/>
+      <w:lvlJc w:val="left"/>
+      <w:pPr>
+        <w:tabs>
+          <w:tab w:val="num" w:pos="2880"/>
+        </w:tabs>
+        <w:ind w:left="2880" w:hanging="360"/>
+      </w:pPr>
+      <w:rPr>
+        <w:rFonts w:ascii="Wingdings" w:hAnsi="Wingdings" w:hint="default"/>
+        <w:sz w:val="20"/>
+      </w:rPr>
+    </w:lvl>
+    <w:lvl w:ilvl="4" w:tentative="1">
+      <w:start w:val="1"/>
+      <w:numFmt w:val="bullet"/>
+      <w:lvlText w:val=""/>
+      <w:lvlJc w:val="left"/>
+      <w:pPr>
+        <w:tabs>
+          <w:tab w:val="num" w:pos="3600"/>
+        </w:tabs>
+        <w:ind w:left="3600" w:hanging="360"/>
+      </w:pPr>
+      <w:rPr>
+        <w:rFonts w:ascii="Wingdings" w:hAnsi="Wingdings" w:hint="default"/>
+        <w:sz w:val="20"/>
+      </w:rPr>
+    </w:lvl>
+    <w:lvl w:ilvl="5" w:tentative="1">
+      <w:start w:val="1"/>
+      <w:numFmt w:val="bullet"/>
+      <w:lvlText w:val=""/>
+      <w:lvlJc w:val="left"/>
+      <w:pPr>
+        <w:tabs>
+          <w:tab w:val="num" w:pos="4320"/>
+        </w:tabs>
+        <w:ind w:left="4320" w:hanging="360"/>
+      </w:pPr>
+      <w:rPr>
+        <w:rFonts w:ascii="Wingdings" w:hAnsi="Wingdings" w:hint="default"/>
+        <w:sz w:val="20"/>
+      </w:rPr>
+    </w:lvl>
+    <w:lvl w:ilvl="6" w:tentative="1">
+      <w:start w:val="1"/>
+      <w:numFmt w:val="bullet"/>
+      <w:lvlText w:val=""/>
+      <w:lvlJc w:val="left"/>
+      <w:pPr>
+        <w:tabs>
+          <w:tab w:val="num" w:pos="5040"/>
+        </w:tabs>
+        <w:ind w:left="5040" w:hanging="360"/>
+      </w:pPr>
+      <w:rPr>
+        <w:rFonts w:ascii="Wingdings" w:hAnsi="Wingdings" w:hint="default"/>
+        <w:sz w:val="20"/>
+      </w:rPr>
+    </w:lvl>
+    <w:lvl w:ilvl="7" w:tentative="1">
+      <w:start w:val="1"/>
+      <w:numFmt w:val="bullet"/>
+      <w:lvlText w:val=""/>
+      <w:lvlJc w:val="left"/>
+      <w:pPr>
+        <w:tabs>
+          <w:tab w:val="num" w:pos="5760"/>
+        </w:tabs>
+        <w:ind w:left="5760" w:hanging="360"/>
+      </w:pPr>
+      <w:rPr>
+        <w:rFonts w:ascii="Wingdings" w:hAnsi="Wingdings" w:hint="default"/>
+        <w:sz w:val="20"/>
+      </w:rPr>
+    </w:lvl>
+    <w:lvl w:ilvl="8" w:tentative="1">
+      <w:start w:val="1"/>
+      <w:numFmt w:val="bullet"/>
+      <w:lvlText w:val=""/>
+      <w:lvlJc w:val="left"/>
+      <w:pPr>
+        <w:tabs>
+          <w:tab w:val="num" w:pos="6480"/>
+        </w:tabs>
+        <w:ind w:left="6480" w:hanging="360"/>
+      </w:pPr>
+      <w:rPr>
+        <w:rFonts w:ascii="Wingdings" w:hAnsi="Wingdings" w:hint="default"/>
+        <w:sz w:val="20"/>
+      </w:rPr>
+    </w:lvl>
+  </w:abstractNum>
+  <w:abstractNum w:abstractNumId="79" w15:restartNumberingAfterBreak="0">
     <w:nsid w:val="791A22C8"/>
     <w:multiLevelType w:val="multilevel"/>
     <w:tmpl w:val="170EB82E"/>
@@ -13597,7 +13149,7 @@
       </w:rPr>
     </w:lvl>
   </w:abstractNum>
-  <w:abstractNum w:abstractNumId="64" w15:restartNumberingAfterBreak="0">
+  <w:abstractNum w:abstractNumId="80" w15:restartNumberingAfterBreak="0">
     <w:nsid w:val="7B397EB4"/>
     <w:multiLevelType w:val="multilevel"/>
     <w:tmpl w:val="22848A9E"/>
@@ -13746,7 +13298,124 @@
       </w:rPr>
     </w:lvl>
   </w:abstractNum>
-  <w:abstractNum w:abstractNumId="65" w15:restartNumberingAfterBreak="0">
+  <w:abstractNum w:abstractNumId="81" w15:restartNumberingAfterBreak="0">
+    <w:nsid w:val="7B540F9A"/>
+    <w:multiLevelType w:val="multilevel"/>
+    <w:tmpl w:val="998AEAB2"/>
+    <w:lvl w:ilvl="0">
+      <w:start w:val="1"/>
+      <w:numFmt w:val="decimal"/>
+      <w:lvlText w:val="%1."/>
+      <w:lvlJc w:val="left"/>
+      <w:pPr>
+        <w:tabs>
+          <w:tab w:val="num" w:pos="720"/>
+        </w:tabs>
+        <w:ind w:left="720" w:hanging="360"/>
+      </w:pPr>
+    </w:lvl>
+    <w:lvl w:ilvl="1">
+      <w:start w:val="1"/>
+      <w:numFmt w:val="bullet"/>
+      <w:lvlText w:val="o"/>
+      <w:lvlJc w:val="left"/>
+      <w:pPr>
+        <w:tabs>
+          <w:tab w:val="num" w:pos="1440"/>
+        </w:tabs>
+        <w:ind w:left="1440" w:hanging="360"/>
+      </w:pPr>
+      <w:rPr>
+        <w:rFonts w:ascii="Courier New" w:hAnsi="Courier New" w:hint="default"/>
+        <w:sz w:val="20"/>
+      </w:rPr>
+    </w:lvl>
+    <w:lvl w:ilvl="2" w:tentative="1">
+      <w:start w:val="1"/>
+      <w:numFmt w:val="decimal"/>
+      <w:lvlText w:val="%3."/>
+      <w:lvlJc w:val="left"/>
+      <w:pPr>
+        <w:tabs>
+          <w:tab w:val="num" w:pos="2160"/>
+        </w:tabs>
+        <w:ind w:left="2160" w:hanging="360"/>
+      </w:pPr>
+    </w:lvl>
+    <w:lvl w:ilvl="3" w:tentative="1">
+      <w:start w:val="1"/>
+      <w:numFmt w:val="decimal"/>
+      <w:lvlText w:val="%4."/>
+      <w:lvlJc w:val="left"/>
+      <w:pPr>
+        <w:tabs>
+          <w:tab w:val="num" w:pos="2880"/>
+        </w:tabs>
+        <w:ind w:left="2880" w:hanging="360"/>
+      </w:pPr>
+    </w:lvl>
+    <w:lvl w:ilvl="4" w:tentative="1">
+      <w:start w:val="1"/>
+      <w:numFmt w:val="decimal"/>
+      <w:lvlText w:val="%5."/>
+      <w:lvlJc w:val="left"/>
+      <w:pPr>
+        <w:tabs>
+          <w:tab w:val="num" w:pos="3600"/>
+        </w:tabs>
+        <w:ind w:left="3600" w:hanging="360"/>
+      </w:pPr>
+    </w:lvl>
+    <w:lvl w:ilvl="5" w:tentative="1">
+      <w:start w:val="1"/>
+      <w:numFmt w:val="decimal"/>
+      <w:lvlText w:val="%6."/>
+      <w:lvlJc w:val="left"/>
+      <w:pPr>
+        <w:tabs>
+          <w:tab w:val="num" w:pos="4320"/>
+        </w:tabs>
+        <w:ind w:left="4320" w:hanging="360"/>
+      </w:pPr>
+    </w:lvl>
+    <w:lvl w:ilvl="6" w:tentative="1">
+      <w:start w:val="1"/>
+      <w:numFmt w:val="decimal"/>
+      <w:lvlText w:val="%7."/>
+      <w:lvlJc w:val="left"/>
+      <w:pPr>
+        <w:tabs>
+          <w:tab w:val="num" w:pos="5040"/>
+        </w:tabs>
+        <w:ind w:left="5040" w:hanging="360"/>
+      </w:pPr>
+    </w:lvl>
+    <w:lvl w:ilvl="7" w:tentative="1">
+      <w:start w:val="1"/>
+      <w:numFmt w:val="decimal"/>
+      <w:lvlText w:val="%8."/>
+      <w:lvlJc w:val="left"/>
+      <w:pPr>
+        <w:tabs>
+          <w:tab w:val="num" w:pos="5760"/>
+        </w:tabs>
+        <w:ind w:left="5760" w:hanging="360"/>
+      </w:pPr>
+    </w:lvl>
+    <w:lvl w:ilvl="8" w:tentative="1">
+      <w:start w:val="1"/>
+      <w:numFmt w:val="decimal"/>
+      <w:lvlText w:val="%9."/>
+      <w:lvlJc w:val="left"/>
+      <w:pPr>
+        <w:tabs>
+          <w:tab w:val="num" w:pos="6480"/>
+        </w:tabs>
+        <w:ind w:left="6480" w:hanging="360"/>
+      </w:pPr>
+    </w:lvl>
+  </w:abstractNum>
+  <w:abstractNum w:abstractNumId="82" w15:restartNumberingAfterBreak="0">
     <w:nsid w:val="7B873DF8"/>
     <w:multiLevelType w:val="multilevel"/>
     <w:tmpl w:val="2B083F9A"/>
@@ -13895,7 +13564,156 @@
       </w:rPr>
     </w:lvl>
   </w:abstractNum>
-  <w:abstractNum w:abstractNumId="66" w15:restartNumberingAfterBreak="0">
+  <w:abstractNum w:abstractNumId="83" w15:restartNumberingAfterBreak="0">
+    <w:nsid w:val="7C617458"/>
+    <w:multiLevelType w:val="multilevel"/>
+    <w:tmpl w:val="3B547CC8"/>
+    <w:lvl w:ilvl="0">
+      <w:start w:val="1"/>
+      <w:numFmt w:val="bullet"/>
+      <w:lvlText w:val=""/>
+      <w:lvlJc w:val="left"/>
+      <w:pPr>
+        <w:tabs>
+          <w:tab w:val="num" w:pos="720"/>
+        </w:tabs>
+        <w:ind w:left="720" w:hanging="360"/>
+      </w:pPr>
+      <w:rPr>
+        <w:rFonts w:ascii="Symbol" w:hAnsi="Symbol" w:hint="default"/>
+        <w:sz w:val="20"/>
+      </w:rPr>
+    </w:lvl>
+    <w:lvl w:ilvl="1" w:tentative="1">
+      <w:start w:val="1"/>
+      <w:numFmt w:val="bullet"/>
+      <w:lvlText w:val="o"/>
+      <w:lvlJc w:val="left"/>
+      <w:pPr>
+        <w:tabs>
+          <w:tab w:val="num" w:pos="1440"/>
+        </w:tabs>
+        <w:ind w:left="1440" w:hanging="360"/>
+      </w:pPr>
+      <w:rPr>
+        <w:rFonts w:ascii="Courier New" w:hAnsi="Courier New" w:hint="default"/>
+        <w:sz w:val="20"/>
+      </w:rPr>
+    </w:lvl>
+    <w:lvl w:ilvl="2" w:tentative="1">
+      <w:start w:val="1"/>
+      <w:numFmt w:val="bullet"/>
+      <w:lvlText w:val=""/>
+      <w:lvlJc w:val="left"/>
+      <w:pPr>
+        <w:tabs>
+          <w:tab w:val="num" w:pos="2160"/>
+        </w:tabs>
+        <w:ind w:left="2160" w:hanging="360"/>
+      </w:pPr>
+      <w:rPr>
+        <w:rFonts w:ascii="Wingdings" w:hAnsi="Wingdings" w:hint="default"/>
+        <w:sz w:val="20"/>
+      </w:rPr>
+    </w:lvl>
+    <w:lvl w:ilvl="3" w:tentative="1">
+      <w:start w:val="1"/>
+      <w:numFmt w:val="bullet"/>
+      <w:lvlText w:val=""/>
+      <w:lvlJc w:val="left"/>
+      <w:pPr>
+        <w:tabs>
+          <w:tab w:val="num" w:pos="2880"/>
+        </w:tabs>
+        <w:ind w:left="2880" w:hanging="360"/>
+      </w:pPr>
+      <w:rPr>
+        <w:rFonts w:ascii="Wingdings" w:hAnsi="Wingdings" w:hint="default"/>
+        <w:sz w:val="20"/>
+      </w:rPr>
+    </w:lvl>
+    <w:lvl w:ilvl="4" w:tentative="1">
+      <w:start w:val="1"/>
+      <w:numFmt w:val="bullet"/>
+      <w:lvlText w:val=""/>
+      <w:lvlJc w:val="left"/>
+      <w:pPr>
+        <w:tabs>
+          <w:tab w:val="num" w:pos="3600"/>
+        </w:tabs>
+        <w:ind w:left="3600" w:hanging="360"/>
+      </w:pPr>
+      <w:rPr>
+        <w:rFonts w:ascii="Wingdings" w:hAnsi="Wingdings" w:hint="default"/>
+        <w:sz w:val="20"/>
+      </w:rPr>
+    </w:lvl>
+    <w:lvl w:ilvl="5" w:tentative="1">
+      <w:start w:val="1"/>
+      <w:numFmt w:val="bullet"/>
+      <w:lvlText w:val=""/>
+      <w:lvlJc w:val="left"/>
+      <w:pPr>
+        <w:tabs>
+          <w:tab w:val="num" w:pos="4320"/>
+        </w:tabs>
+        <w:ind w:left="4320" w:hanging="360"/>
+      </w:pPr>
+      <w:rPr>
+        <w:rFonts w:ascii="Wingdings" w:hAnsi="Wingdings" w:hint="default"/>
+        <w:sz w:val="20"/>
+      </w:rPr>
+    </w:lvl>
+    <w:lvl w:ilvl="6" w:tentative="1">
+      <w:start w:val="1"/>
+      <w:numFmt w:val="bullet"/>
+      <w:lvlText w:val=""/>
+      <w:lvlJc w:val="left"/>
+      <w:pPr>
+        <w:tabs>
+          <w:tab w:val="num" w:pos="5040"/>
+        </w:tabs>
+        <w:ind w:left="5040" w:hanging="360"/>
+      </w:pPr>
+      <w:rPr>
+        <w:rFonts w:ascii="Wingdings" w:hAnsi="Wingdings" w:hint="default"/>
+        <w:sz w:val="20"/>
+      </w:rPr>
+    </w:lvl>
+    <w:lvl w:ilvl="7" w:tentative="1">
+      <w:start w:val="1"/>
+      <w:numFmt w:val="bullet"/>
+      <w:lvlText w:val=""/>
+      <w:lvlJc w:val="left"/>
+      <w:pPr>
+        <w:tabs>
+          <w:tab w:val="num" w:pos="5760"/>
+        </w:tabs>
+        <w:ind w:left="5760" w:hanging="360"/>
+      </w:pPr>
+      <w:rPr>
+        <w:rFonts w:ascii="Wingdings" w:hAnsi="Wingdings" w:hint="default"/>
+        <w:sz w:val="20"/>
+      </w:rPr>
+    </w:lvl>
+    <w:lvl w:ilvl="8" w:tentative="1">
+      <w:start w:val="1"/>
+      <w:numFmt w:val="bullet"/>
+      <w:lvlText w:val=""/>
+      <w:lvlJc w:val="left"/>
+      <w:pPr>
+        <w:tabs>
+          <w:tab w:val="num" w:pos="6480"/>
+        </w:tabs>
+        <w:ind w:left="6480" w:hanging="360"/>
+      </w:pPr>
+      <w:rPr>
+        <w:rFonts w:ascii="Wingdings" w:hAnsi="Wingdings" w:hint="default"/>
+        <w:sz w:val="20"/>
+      </w:rPr>
+    </w:lvl>
+  </w:abstractNum>
+  <w:abstractNum w:abstractNumId="84" w15:restartNumberingAfterBreak="0">
     <w:nsid w:val="7DC376AB"/>
     <w:multiLevelType w:val="multilevel"/>
     <w:tmpl w:val="A5DA2DCC"/>
@@ -14044,7 +13862,7 @@
       </w:rPr>
     </w:lvl>
   </w:abstractNum>
-  <w:abstractNum w:abstractNumId="67" w15:restartNumberingAfterBreak="0">
+  <w:abstractNum w:abstractNumId="85" w15:restartNumberingAfterBreak="0">
     <w:nsid w:val="7E1E2BD8"/>
     <w:multiLevelType w:val="multilevel"/>
     <w:tmpl w:val="908828DE"/>
@@ -14193,209 +14011,415 @@
       </w:rPr>
     </w:lvl>
   </w:abstractNum>
+  <w:abstractNum w:abstractNumId="86" w15:restartNumberingAfterBreak="0">
+    <w:nsid w:val="7F1D4CA0"/>
+    <w:multiLevelType w:val="multilevel"/>
+    <w:tmpl w:val="C284BD82"/>
+    <w:lvl w:ilvl="0">
+      <w:start w:val="1"/>
+      <w:numFmt w:val="bullet"/>
+      <w:lvlText w:val=""/>
+      <w:lvlJc w:val="left"/>
+      <w:pPr>
+        <w:tabs>
+          <w:tab w:val="num" w:pos="720"/>
+        </w:tabs>
+        <w:ind w:left="720" w:hanging="360"/>
+      </w:pPr>
+      <w:rPr>
+        <w:rFonts w:ascii="Symbol" w:hAnsi="Symbol" w:hint="default"/>
+        <w:sz w:val="20"/>
+      </w:rPr>
+    </w:lvl>
+    <w:lvl w:ilvl="1" w:tentative="1">
+      <w:start w:val="1"/>
+      <w:numFmt w:val="bullet"/>
+      <w:lvlText w:val="o"/>
+      <w:lvlJc w:val="left"/>
+      <w:pPr>
+        <w:tabs>
+          <w:tab w:val="num" w:pos="1440"/>
+        </w:tabs>
+        <w:ind w:left="1440" w:hanging="360"/>
+      </w:pPr>
+      <w:rPr>
+        <w:rFonts w:ascii="Courier New" w:hAnsi="Courier New" w:hint="default"/>
+        <w:sz w:val="20"/>
+      </w:rPr>
+    </w:lvl>
+    <w:lvl w:ilvl="2" w:tentative="1">
+      <w:start w:val="1"/>
+      <w:numFmt w:val="bullet"/>
+      <w:lvlText w:val=""/>
+      <w:lvlJc w:val="left"/>
+      <w:pPr>
+        <w:tabs>
+          <w:tab w:val="num" w:pos="2160"/>
+        </w:tabs>
+        <w:ind w:left="2160" w:hanging="360"/>
+      </w:pPr>
+      <w:rPr>
+        <w:rFonts w:ascii="Wingdings" w:hAnsi="Wingdings" w:hint="default"/>
+        <w:sz w:val="20"/>
+      </w:rPr>
+    </w:lvl>
+    <w:lvl w:ilvl="3" w:tentative="1">
+      <w:start w:val="1"/>
+      <w:numFmt w:val="bullet"/>
+      <w:lvlText w:val=""/>
+      <w:lvlJc w:val="left"/>
+      <w:pPr>
+        <w:tabs>
+          <w:tab w:val="num" w:pos="2880"/>
+        </w:tabs>
+        <w:ind w:left="2880" w:hanging="360"/>
+      </w:pPr>
+      <w:rPr>
+        <w:rFonts w:ascii="Wingdings" w:hAnsi="Wingdings" w:hint="default"/>
+        <w:sz w:val="20"/>
+      </w:rPr>
+    </w:lvl>
+    <w:lvl w:ilvl="4" w:tentative="1">
+      <w:start w:val="1"/>
+      <w:numFmt w:val="bullet"/>
+      <w:lvlText w:val=""/>
+      <w:lvlJc w:val="left"/>
+      <w:pPr>
+        <w:tabs>
+          <w:tab w:val="num" w:pos="3600"/>
+        </w:tabs>
+        <w:ind w:left="3600" w:hanging="360"/>
+      </w:pPr>
+      <w:rPr>
+        <w:rFonts w:ascii="Wingdings" w:hAnsi="Wingdings" w:hint="default"/>
+        <w:sz w:val="20"/>
+      </w:rPr>
+    </w:lvl>
+    <w:lvl w:ilvl="5" w:tentative="1">
+      <w:start w:val="1"/>
+      <w:numFmt w:val="bullet"/>
+      <w:lvlText w:val=""/>
+      <w:lvlJc w:val="left"/>
+      <w:pPr>
+        <w:tabs>
+          <w:tab w:val="num" w:pos="4320"/>
+        </w:tabs>
+        <w:ind w:left="4320" w:hanging="360"/>
+      </w:pPr>
+      <w:rPr>
+        <w:rFonts w:ascii="Wingdings" w:hAnsi="Wingdings" w:hint="default"/>
+        <w:sz w:val="20"/>
+      </w:rPr>
+    </w:lvl>
+    <w:lvl w:ilvl="6" w:tentative="1">
+      <w:start w:val="1"/>
+      <w:numFmt w:val="bullet"/>
+      <w:lvlText w:val=""/>
+      <w:lvlJc w:val="left"/>
+      <w:pPr>
+        <w:tabs>
+          <w:tab w:val="num" w:pos="5040"/>
+        </w:tabs>
+        <w:ind w:left="5040" w:hanging="360"/>
+      </w:pPr>
+      <w:rPr>
+        <w:rFonts w:ascii="Wingdings" w:hAnsi="Wingdings" w:hint="default"/>
+        <w:sz w:val="20"/>
+      </w:rPr>
+    </w:lvl>
+    <w:lvl w:ilvl="7" w:tentative="1">
+      <w:start w:val="1"/>
+      <w:numFmt w:val="bullet"/>
+      <w:lvlText w:val=""/>
+      <w:lvlJc w:val="left"/>
+      <w:pPr>
+        <w:tabs>
+          <w:tab w:val="num" w:pos="5760"/>
+        </w:tabs>
+        <w:ind w:left="5760" w:hanging="360"/>
+      </w:pPr>
+      <w:rPr>
+        <w:rFonts w:ascii="Wingdings" w:hAnsi="Wingdings" w:hint="default"/>
+        <w:sz w:val="20"/>
+      </w:rPr>
+    </w:lvl>
+    <w:lvl w:ilvl="8" w:tentative="1">
+      <w:start w:val="1"/>
+      <w:numFmt w:val="bullet"/>
+      <w:lvlText w:val=""/>
+      <w:lvlJc w:val="left"/>
+      <w:pPr>
+        <w:tabs>
+          <w:tab w:val="num" w:pos="6480"/>
+        </w:tabs>
+        <w:ind w:left="6480" w:hanging="360"/>
+      </w:pPr>
+      <w:rPr>
+        <w:rFonts w:ascii="Wingdings" w:hAnsi="Wingdings" w:hint="default"/>
+        <w:sz w:val="20"/>
+      </w:rPr>
+    </w:lvl>
+  </w:abstractNum>
   <w:num w:numId="1" w16cid:durableId="760490966">
+    <w:abstractNumId w:val="12"/>
+  </w:num>
+  <w:num w:numId="2" w16cid:durableId="882863213">
+    <w:abstractNumId w:val="77"/>
+  </w:num>
+  <w:num w:numId="3" w16cid:durableId="540437555">
+    <w:abstractNumId w:val="58"/>
+  </w:num>
+  <w:num w:numId="4" w16cid:durableId="648050191">
+    <w:abstractNumId w:val="34"/>
+  </w:num>
+  <w:num w:numId="5" w16cid:durableId="1883863503">
+    <w:abstractNumId w:val="60"/>
+  </w:num>
+  <w:num w:numId="6" w16cid:durableId="1642542633">
+    <w:abstractNumId w:val="46"/>
+  </w:num>
+  <w:num w:numId="7" w16cid:durableId="1583560892">
     <w:abstractNumId w:val="9"/>
   </w:num>
-  <w:num w:numId="2" w16cid:durableId="882863213">
-    <w:abstractNumId w:val="62"/>
-  </w:num>
-  <w:num w:numId="3" w16cid:durableId="540437555">
-    <w:abstractNumId w:val="49"/>
-  </w:num>
-  <w:num w:numId="4" w16cid:durableId="648050191">
-    <w:abstractNumId w:val="28"/>
-  </w:num>
-  <w:num w:numId="5" w16cid:durableId="1883863503">
-    <w:abstractNumId w:val="50"/>
-  </w:num>
-  <w:num w:numId="6" w16cid:durableId="1642542633">
-    <w:abstractNumId w:val="37"/>
-  </w:num>
-  <w:num w:numId="7" w16cid:durableId="1583560892">
-    <w:abstractNumId w:val="6"/>
-  </w:num>
   <w:num w:numId="8" w16cid:durableId="1927684983">
-    <w:abstractNumId w:val="34"/>
+    <w:abstractNumId w:val="43"/>
   </w:num>
   <w:num w:numId="9" w16cid:durableId="553082585">
+    <w:abstractNumId w:val="53"/>
+  </w:num>
+  <w:num w:numId="10" w16cid:durableId="341977284">
+    <w:abstractNumId w:val="76"/>
+  </w:num>
+  <w:num w:numId="11" w16cid:durableId="1323117732">
+    <w:abstractNumId w:val="14"/>
+  </w:num>
+  <w:num w:numId="12" w16cid:durableId="94718486">
+    <w:abstractNumId w:val="47"/>
+  </w:num>
+  <w:num w:numId="13" w16cid:durableId="771054619">
+    <w:abstractNumId w:val="72"/>
+  </w:num>
+  <w:num w:numId="14" w16cid:durableId="1013531958">
+    <w:abstractNumId w:val="30"/>
+  </w:num>
+  <w:num w:numId="15" w16cid:durableId="416363467">
+    <w:abstractNumId w:val="84"/>
+  </w:num>
+  <w:num w:numId="16" w16cid:durableId="1892111190">
+    <w:abstractNumId w:val="19"/>
+  </w:num>
+  <w:num w:numId="17" w16cid:durableId="1379817595">
     <w:abstractNumId w:val="44"/>
   </w:num>
-  <w:num w:numId="10" w16cid:durableId="341977284">
-    <w:abstractNumId w:val="61"/>
-  </w:num>
-  <w:num w:numId="11" w16cid:durableId="1323117732">
-    <w:abstractNumId w:val="11"/>
-  </w:num>
-  <w:num w:numId="12" w16cid:durableId="94718486">
-    <w:abstractNumId w:val="38"/>
-  </w:num>
-  <w:num w:numId="13" w16cid:durableId="771054619">
-    <w:abstractNumId w:val="58"/>
-  </w:num>
-  <w:num w:numId="14" w16cid:durableId="1013531958">
-    <w:abstractNumId w:val="24"/>
-  </w:num>
-  <w:num w:numId="15" w16cid:durableId="416363467">
-    <w:abstractNumId w:val="66"/>
-  </w:num>
-  <w:num w:numId="16" w16cid:durableId="1892111190">
-    <w:abstractNumId w:val="16"/>
-  </w:num>
-  <w:num w:numId="17" w16cid:durableId="1379817595">
-    <w:abstractNumId w:val="35"/>
-  </w:num>
   <w:num w:numId="18" w16cid:durableId="133568102">
-    <w:abstractNumId w:val="14"/>
+    <w:abstractNumId w:val="17"/>
   </w:num>
   <w:num w:numId="19" w16cid:durableId="735319540">
+    <w:abstractNumId w:val="82"/>
+  </w:num>
+  <w:num w:numId="20" w16cid:durableId="1162159531">
+    <w:abstractNumId w:val="54"/>
+  </w:num>
+  <w:num w:numId="21" w16cid:durableId="1455052144">
+    <w:abstractNumId w:val="39"/>
+  </w:num>
+  <w:num w:numId="22" w16cid:durableId="397554445">
     <w:abstractNumId w:val="65"/>
   </w:num>
-  <w:num w:numId="20" w16cid:durableId="1162159531">
-    <w:abstractNumId w:val="45"/>
-  </w:num>
-  <w:num w:numId="21" w16cid:durableId="1455052144">
-    <w:abstractNumId w:val="31"/>
-  </w:num>
-  <w:num w:numId="22" w16cid:durableId="397554445">
-    <w:abstractNumId w:val="53"/>
-  </w:num>
   <w:num w:numId="23" w16cid:durableId="864440618">
-    <w:abstractNumId w:val="22"/>
+    <w:abstractNumId w:val="28"/>
   </w:num>
   <w:num w:numId="24" w16cid:durableId="870799056">
     <w:abstractNumId w:val="0"/>
   </w:num>
   <w:num w:numId="25" w16cid:durableId="181632142">
+    <w:abstractNumId w:val="35"/>
+  </w:num>
+  <w:num w:numId="26" w16cid:durableId="2111851492">
+    <w:abstractNumId w:val="41"/>
+  </w:num>
+  <w:num w:numId="27" w16cid:durableId="1234125146">
+    <w:abstractNumId w:val="33"/>
+  </w:num>
+  <w:num w:numId="28" w16cid:durableId="52703304">
+    <w:abstractNumId w:val="56"/>
+  </w:num>
+  <w:num w:numId="29" w16cid:durableId="904220808">
+    <w:abstractNumId w:val="80"/>
+  </w:num>
+  <w:num w:numId="30" w16cid:durableId="1988632891">
+    <w:abstractNumId w:val="45"/>
+  </w:num>
+  <w:num w:numId="31" w16cid:durableId="222377119">
+    <w:abstractNumId w:val="11"/>
+  </w:num>
+  <w:num w:numId="32" w16cid:durableId="402336477">
+    <w:abstractNumId w:val="68"/>
+  </w:num>
+  <w:num w:numId="33" w16cid:durableId="542595840">
+    <w:abstractNumId w:val="7"/>
+  </w:num>
+  <w:num w:numId="34" w16cid:durableId="724374758">
+    <w:abstractNumId w:val="55"/>
+  </w:num>
+  <w:num w:numId="35" w16cid:durableId="1494293809">
+    <w:abstractNumId w:val="22"/>
+  </w:num>
+  <w:num w:numId="36" w16cid:durableId="1734039846">
+    <w:abstractNumId w:val="10"/>
+  </w:num>
+  <w:num w:numId="37" w16cid:durableId="2044985984">
+    <w:abstractNumId w:val="42"/>
+  </w:num>
+  <w:num w:numId="38" w16cid:durableId="562330058">
+    <w:abstractNumId w:val="16"/>
+  </w:num>
+  <w:num w:numId="39" w16cid:durableId="1500463204">
+    <w:abstractNumId w:val="4"/>
+  </w:num>
+  <w:num w:numId="40" w16cid:durableId="189952509">
+    <w:abstractNumId w:val="67"/>
+  </w:num>
+  <w:num w:numId="41" w16cid:durableId="509225013">
+    <w:abstractNumId w:val="52"/>
+  </w:num>
+  <w:num w:numId="42" w16cid:durableId="1985232392">
+    <w:abstractNumId w:val="24"/>
+  </w:num>
+  <w:num w:numId="43" w16cid:durableId="335884304">
+    <w:abstractNumId w:val="71"/>
+  </w:num>
+  <w:num w:numId="44" w16cid:durableId="716201603">
+    <w:abstractNumId w:val="32"/>
+  </w:num>
+  <w:num w:numId="45" w16cid:durableId="1221593802">
+    <w:abstractNumId w:val="18"/>
+  </w:num>
+  <w:num w:numId="46" w16cid:durableId="769664314">
+    <w:abstractNumId w:val="13"/>
+  </w:num>
+  <w:num w:numId="47" w16cid:durableId="827090970">
+    <w:abstractNumId w:val="49"/>
+  </w:num>
+  <w:num w:numId="48" w16cid:durableId="316154425">
+    <w:abstractNumId w:val="63"/>
+  </w:num>
+  <w:num w:numId="49" w16cid:durableId="1039664820">
+    <w:abstractNumId w:val="27"/>
+  </w:num>
+  <w:num w:numId="50" w16cid:durableId="728845728">
+    <w:abstractNumId w:val="62"/>
+  </w:num>
+  <w:num w:numId="51" w16cid:durableId="1904828641">
     <w:abstractNumId w:val="29"/>
   </w:num>
-  <w:num w:numId="26" w16cid:durableId="2111851492">
-    <w:abstractNumId w:val="32"/>
+  <w:num w:numId="52" w16cid:durableId="755981538">
+    <w:abstractNumId w:val="57"/>
   </w:num>
-  <w:num w:numId="27" w16cid:durableId="1234125146">
-    <w:abstractNumId w:val="27"/>
-  </w:num>
-  <w:num w:numId="28" w16cid:durableId="52703304">
-    <w:abstractNumId w:val="47"/>
-  </w:num>
-  <w:num w:numId="29" w16cid:durableId="904220808">
-    <w:abstractNumId w:val="64"/>
-  </w:num>
-  <w:num w:numId="30" w16cid:durableId="1988632891">
-    <w:abstractNumId w:val="36"/>
-  </w:num>
-  <w:num w:numId="31" w16cid:durableId="222377119">
-    <w:abstractNumId w:val="8"/>
-  </w:num>
-  <w:num w:numId="32" w16cid:durableId="402336477">
-    <w:abstractNumId w:val="55"/>
-  </w:num>
-  <w:num w:numId="33" w16cid:durableId="542595840">
-    <w:abstractNumId w:val="5"/>
-  </w:num>
-  <w:num w:numId="34" w16cid:durableId="724374758">
-    <w:abstractNumId w:val="46"/>
-  </w:num>
-  <w:num w:numId="35" w16cid:durableId="1494293809">
-    <w:abstractNumId w:val="18"/>
-  </w:num>
-  <w:num w:numId="36" w16cid:durableId="1734039846">
-    <w:abstractNumId w:val="7"/>
-  </w:num>
-  <w:num w:numId="37" w16cid:durableId="2044985984">
-    <w:abstractNumId w:val="33"/>
-  </w:num>
-  <w:num w:numId="38" w16cid:durableId="562330058">
-    <w:abstractNumId w:val="13"/>
-  </w:num>
-  <w:num w:numId="39" w16cid:durableId="1500463204">
+  <w:num w:numId="53" w16cid:durableId="1689794361">
     <w:abstractNumId w:val="3"/>
   </w:num>
-  <w:num w:numId="40" w16cid:durableId="189952509">
-    <w:abstractNumId w:val="54"/>
-  </w:num>
-  <w:num w:numId="41" w16cid:durableId="509225013">
-    <w:abstractNumId w:val="43"/>
-  </w:num>
-  <w:num w:numId="42" w16cid:durableId="1985232392">
-    <w:abstractNumId w:val="20"/>
-  </w:num>
-  <w:num w:numId="43" w16cid:durableId="335884304">
-    <w:abstractNumId w:val="57"/>
-  </w:num>
-  <w:num w:numId="44" w16cid:durableId="716201603">
-    <w:abstractNumId w:val="26"/>
-  </w:num>
-  <w:num w:numId="45" w16cid:durableId="1221593802">
-    <w:abstractNumId w:val="15"/>
-  </w:num>
-  <w:num w:numId="46" w16cid:durableId="769664314">
-    <w:abstractNumId w:val="10"/>
-  </w:num>
-  <w:num w:numId="47" w16cid:durableId="827090970">
-    <w:abstractNumId w:val="40"/>
-  </w:num>
-  <w:num w:numId="48" w16cid:durableId="316154425">
-    <w:abstractNumId w:val="52"/>
-  </w:num>
-  <w:num w:numId="49" w16cid:durableId="1039664820">
-    <w:abstractNumId w:val="21"/>
-  </w:num>
-  <w:num w:numId="50" w16cid:durableId="728845728">
+  <w:num w:numId="54" w16cid:durableId="1708598240">
     <w:abstractNumId w:val="51"/>
   </w:num>
-  <w:num w:numId="51" w16cid:durableId="1904828641">
-    <w:abstractNumId w:val="23"/>
-  </w:num>
-  <w:num w:numId="52" w16cid:durableId="755981538">
-    <w:abstractNumId w:val="48"/>
-  </w:num>
-  <w:num w:numId="53" w16cid:durableId="1689794361">
-    <w:abstractNumId w:val="2"/>
-  </w:num>
-  <w:num w:numId="54" w16cid:durableId="1708598240">
-    <w:abstractNumId w:val="42"/>
-  </w:num>
   <w:num w:numId="55" w16cid:durableId="886720806">
-    <w:abstractNumId w:val="63"/>
+    <w:abstractNumId w:val="79"/>
   </w:num>
   <w:num w:numId="56" w16cid:durableId="540433981">
     <w:abstractNumId w:val="1"/>
   </w:num>
   <w:num w:numId="57" w16cid:durableId="431513699">
-    <w:abstractNumId w:val="12"/>
+    <w:abstractNumId w:val="15"/>
   </w:num>
   <w:num w:numId="58" w16cid:durableId="1663393394">
-    <w:abstractNumId w:val="4"/>
+    <w:abstractNumId w:val="5"/>
   </w:num>
   <w:num w:numId="59" w16cid:durableId="378169375">
-    <w:abstractNumId w:val="67"/>
+    <w:abstractNumId w:val="85"/>
   </w:num>
   <w:num w:numId="60" w16cid:durableId="2035767102">
-    <w:abstractNumId w:val="39"/>
+    <w:abstractNumId w:val="48"/>
   </w:num>
   <w:num w:numId="61" w16cid:durableId="963660088">
-    <w:abstractNumId w:val="19"/>
+    <w:abstractNumId w:val="23"/>
   </w:num>
   <w:num w:numId="62" w16cid:durableId="1573270432">
-    <w:abstractNumId w:val="30"/>
+    <w:abstractNumId w:val="38"/>
   </w:num>
   <w:num w:numId="63" w16cid:durableId="885920521">
+    <w:abstractNumId w:val="31"/>
+  </w:num>
+  <w:num w:numId="64" w16cid:durableId="1848985249">
+    <w:abstractNumId w:val="73"/>
+  </w:num>
+  <w:num w:numId="65" w16cid:durableId="144863916">
+    <w:abstractNumId w:val="50"/>
+  </w:num>
+  <w:num w:numId="66" w16cid:durableId="2124689380">
+    <w:abstractNumId w:val="74"/>
+  </w:num>
+  <w:num w:numId="67" w16cid:durableId="1690326012">
+    <w:abstractNumId w:val="69"/>
+  </w:num>
+  <w:num w:numId="68" w16cid:durableId="1415472504">
+    <w:abstractNumId w:val="20"/>
+  </w:num>
+  <w:num w:numId="69" w16cid:durableId="1565993822">
+    <w:abstractNumId w:val="26"/>
+  </w:num>
+  <w:num w:numId="70" w16cid:durableId="1832136824">
+    <w:abstractNumId w:val="64"/>
+  </w:num>
+  <w:num w:numId="71" w16cid:durableId="920138260">
+    <w:abstractNumId w:val="36"/>
+  </w:num>
+  <w:num w:numId="72" w16cid:durableId="1456480425">
+    <w:abstractNumId w:val="61"/>
+  </w:num>
+  <w:num w:numId="73" w16cid:durableId="1259673760">
     <w:abstractNumId w:val="25"/>
   </w:num>
-  <w:num w:numId="64" w16cid:durableId="1848985249">
+  <w:num w:numId="74" w16cid:durableId="801654044">
+    <w:abstractNumId w:val="75"/>
+  </w:num>
+  <w:num w:numId="75" w16cid:durableId="1685672317">
+    <w:abstractNumId w:val="2"/>
+  </w:num>
+  <w:num w:numId="76" w16cid:durableId="1351761471">
+    <w:abstractNumId w:val="78"/>
+  </w:num>
+  <w:num w:numId="77" w16cid:durableId="1973830446">
+    <w:abstractNumId w:val="40"/>
+  </w:num>
+  <w:num w:numId="78" w16cid:durableId="838545840">
+    <w:abstractNumId w:val="83"/>
+  </w:num>
+  <w:num w:numId="79" w16cid:durableId="680014182">
+    <w:abstractNumId w:val="81"/>
+  </w:num>
+  <w:num w:numId="80" w16cid:durableId="1934167723">
+    <w:abstractNumId w:val="8"/>
+  </w:num>
+  <w:num w:numId="81" w16cid:durableId="2097439533">
+    <w:abstractNumId w:val="66"/>
+  </w:num>
+  <w:num w:numId="82" w16cid:durableId="1255894382">
+    <w:abstractNumId w:val="86"/>
+  </w:num>
+  <w:num w:numId="83" w16cid:durableId="1599437979">
+    <w:abstractNumId w:val="70"/>
+  </w:num>
+  <w:num w:numId="84" w16cid:durableId="130637555">
+    <w:abstractNumId w:val="6"/>
+  </w:num>
+  <w:num w:numId="85" w16cid:durableId="953974326">
     <w:abstractNumId w:val="59"/>
   </w:num>
-  <w:num w:numId="65" w16cid:durableId="144863916">
-    <w:abstractNumId w:val="41"/>
+  <w:num w:numId="86" w16cid:durableId="935602526">
+    <w:abstractNumId w:val="21"/>
   </w:num>
-  <w:num w:numId="66" w16cid:durableId="2124689380">
-    <w:abstractNumId w:val="60"/>
-  </w:num>
-  <w:num w:numId="67" w16cid:durableId="1690326012">
-    <w:abstractNumId w:val="56"/>
-  </w:num>
-  <w:num w:numId="68" w16cid:durableId="1415472504">
-    <w:abstractNumId w:val="17"/>
+  <w:num w:numId="87" w16cid:durableId="505368908">
+    <w:abstractNumId w:val="37"/>
   </w:num>
 </w:numbering>
 </file>
@@ -15003,7 +15027,6 @@
   <w:style w:type="character" w:default="1" w:styleId="DefaultParagraphFont">
     <w:name w:val="Default Paragraph Font"/>
     <w:uiPriority w:val="1"/>
-    <w:semiHidden/>
     <w:unhideWhenUsed/>
   </w:style>
   <w:style w:type="table" w:default="1" w:styleId="TableNormal">
